--- a/downloads/student/ai-5-week-11.docx
+++ b/downloads/student/ai-5-week-11.docx
@@ -1088,6 +1088,16 @@
     <w:p>
       <w:r>
         <w:t>One successful toy update is not evidence of convergence for a real network or generalisation to unseen data.</w:t>
+      </w:r>
+    </w:p>
+    <w:p>
+      <w:r>
+        <w:t>Read the labelled picture: Why must new loss be recomputed rather than assumed smaller? Point to the relevant step in the picture, then write the changed result and the rule or evidence that supports it.</w:t>
+      </w:r>
+    </w:p>
+    <w:p>
+      <w:r>
+        <w:t>Change one thing: Set learning rate 0.2 from the same starting point. Predict the result before checking the explanation. What remains the same?</w:t>
       </w:r>
     </w:p>
     <w:p>
@@ -2240,6 +2250,187 @@
         <w:t>Attempt the independent case before hints. Record whether you worked alone, used a hint or followed a model. After feedback, fix the first unsupported step and explain why it changed. A later check uses a changed case, not a copied answer.</w:t>
       </w:r>
     </w:p>
+    <w:p>
+      <w:pPr>
+        <w:pStyle w:val="Heading1"/>
+      </w:pPr>
+      <w:r>
+        <w:t>15. Your lesson route</w:t>
+      </w:r>
+    </w:p>
+    <w:p>
+      <w:r>
+        <w:t>Start with this question: Use one explicit gradient update and then recompute the loss.</w:t>
+      </w:r>
+    </w:p>
+    <w:tbl>
+      <w:tblPr>
+        <w:tblStyle w:val="LightShading-Accent1"/>
+        <w:tblW w:type="auto" w:w="0"/>
+        <w:tblLook w:firstColumn="1" w:firstRow="1" w:lastColumn="0" w:lastRow="0" w:noHBand="0" w:noVBand="1" w:val="04A0"/>
+      </w:tblPr>
+      <w:tblGrid>
+        <w:gridCol w:w="5112"/>
+        <w:gridCol w:w="5112"/>
+      </w:tblGrid>
+      <w:tr>
+        <w:trPr>
+          <w:tblHeader/>
+        </w:trPr>
+        <w:tc>
+          <w:tcPr>
+            <w:tcW w:type="dxa" w:w="5112"/>
+          </w:tcPr>
+          <w:p>
+            <w:r>
+              <w:t>By the end, I can</w:t>
+            </w:r>
+          </w:p>
+        </w:tc>
+        <w:tc>
+          <w:tcPr>
+            <w:tcW w:type="dxa" w:w="5112"/>
+          </w:tcPr>
+          <w:p>
+            <w:r>
+              <w:t>How I will show it</w:t>
+            </w:r>
+          </w:p>
+        </w:tc>
+      </w:tr>
+      <w:tr>
+        <w:tc>
+          <w:tcPr>
+            <w:tcW w:type="dxa" w:w="5112"/>
+          </w:tcPr>
+          <w:p>
+            <w:r>
+              <w:t>Apply a learning rate to an ordered gradient</w:t>
+            </w:r>
+          </w:p>
+        </w:tc>
+        <w:tc>
+          <w:tcPr>
+            <w:tcW w:type="dxa" w:w="5112"/>
+          </w:tcPr>
+          <w:p>
+            <w:r>
+              <w:t>Explain the deciding step, show a trace or test, and state one limit.</w:t>
+            </w:r>
+          </w:p>
+        </w:tc>
+      </w:tr>
+      <w:tr>
+        <w:tc>
+          <w:tcPr>
+            <w:tcW w:type="dxa" w:w="5112"/>
+          </w:tcPr>
+          <w:p>
+            <w:r>
+              <w:t>Update all parameters from the same saved state</w:t>
+            </w:r>
+          </w:p>
+        </w:tc>
+        <w:tc>
+          <w:tcPr>
+            <w:tcW w:type="dxa" w:w="5112"/>
+          </w:tcPr>
+          <w:p>
+            <w:r>
+              <w:t>Explain the deciding step, show a trace or test, and state one limit.</w:t>
+            </w:r>
+          </w:p>
+        </w:tc>
+      </w:tr>
+      <w:tr>
+        <w:tc>
+          <w:tcPr>
+            <w:tcW w:type="dxa" w:w="5112"/>
+          </w:tcPr>
+          <w:p>
+            <w:r>
+              <w:t>Verify the new loss and identify overshooting</w:t>
+            </w:r>
+          </w:p>
+        </w:tc>
+        <w:tc>
+          <w:tcPr>
+            <w:tcW w:type="dxa" w:w="5112"/>
+          </w:tcPr>
+          <w:p>
+            <w:r>
+              <w:t>Explain the deciding step, show a trace or test, and state one limit.</w:t>
+            </w:r>
+          </w:p>
+        </w:tc>
+      </w:tr>
+    </w:tbl>
+    <w:p>
+      <w:r>
+        <w:t>Remember → watch and explain → try with help → investigate → try independently → keep project evidence. Your teacher may spread this lesson across several classes.</w:t>
+      </w:r>
+    </w:p>
+    <w:p>
+      <w:r>
+        <w:t>Keep your first prediction. Compare it with what the evidence shows and explain any change.</w:t>
+      </w:r>
+    </w:p>
+    <w:p>
+      <w:pPr>
+        <w:pStyle w:val="Heading1"/>
+      </w:pPr>
+      <w:r>
+        <w:t>16. Finish and return</w:t>
+      </w:r>
+    </w:p>
+    <w:p>
+      <w:r>
+        <w:t>Close your notes. Explain this goal in your own words: Apply a learning rate to an ordered gradient</w:t>
+      </w:r>
+    </w:p>
+    <w:p>
+      <w:pPr>
+        <w:pStyle w:val="Heading3"/>
+      </w:pPr>
+      <w:r>
+        <w:t>My deciding step, evidence and one remaining question</w:t>
+      </w:r>
+    </w:p>
+    <w:p>
+      <w:r>
+        <w:t>________________________________________________________________</w:t>
+      </w:r>
+    </w:p>
+    <w:p>
+      <w:r>
+        <w:t>________________________________________________________________</w:t>
+      </w:r>
+    </w:p>
+    <w:p>
+      <w:r>
+        <w:t>________________________________________________________________</w:t>
+      </w:r>
+    </w:p>
+    <w:p>
+      <w:r>
+        <w:t>________________________________________________________________</w:t>
+      </w:r>
+    </w:p>
+    <w:p>
+      <w:r>
+        <w:t>________________________________________________________________</w:t>
+      </w:r>
+    </w:p>
+    <w:p>
+      <w:r>
+        <w:t>If you are unsure, return to the worked picture and explain one arrow. If you are ready, change an input or assumption and justify your prediction.</w:t>
+      </w:r>
+    </w:p>
+    <w:p>
+      <w:r>
+        <w:t>Save your workbook evidence. At the next review, try a different case before opening your old answer.</w:t>
+      </w:r>
+    </w:p>
     <w:sectPr>
       <w:pgSz w:w="12240" w:h="15840"/>
       <w:pgMar w:top="936" w:right="1008" w:bottom="936" w:left="1008" w:header="720" w:footer="720" w:gutter="0"/>

--- a/downloads/student/ai-5-week-11.docx
+++ b/downloads/student/ai-5-week-11.docx
@@ -2431,6 +2431,215 @@
         <w:t>Save your workbook evidence. At the next review, try a different case before opening your old answer.</w:t>
       </w:r>
     </w:p>
+    <w:p>
+      <w:pPr>
+        <w:pStyle w:val="Heading1"/>
+      </w:pPr>
+      <w:r>
+        <w:t>17. Supported practice, repair and portfolio</w:t>
+      </w:r>
+    </w:p>
+    <w:p>
+      <w:r>
+        <w:t>Use this supported practice once, in the browser or on paper. Keep the reserved independent assessment for a separate first attempt before teacher feedback.</w:t>
+      </w:r>
+    </w:p>
+    <w:p>
+      <w:r>
+        <w:t>Use one explicit gradient update and then recompute the loss.</w:t>
+      </w:r>
+    </w:p>
+    <w:p>
+      <w:pPr>
+        <w:pStyle w:val="Heading3"/>
+      </w:pPr>
+      <w:r>
+        <w:t>Practice 1: explain the deciding evidence</w:t>
+      </w:r>
+    </w:p>
+    <w:p>
+      <w:r>
+        <w:t>Which labelled step matches this detail? New y=4, residual -1, loss 1: lower than4.</w:t>
+      </w:r>
+    </w:p>
+    <w:p>
+      <w:r>
+        <w:t>1. Check new loss</w:t>
+      </w:r>
+    </w:p>
+    <w:p>
+      <w:r>
+        <w:t>2. Compute gradient</w:t>
+      </w:r>
+    </w:p>
+    <w:p>
+      <w:r>
+        <w:t>3. Update simultaneously</w:t>
+      </w:r>
+    </w:p>
+    <w:p>
+      <w:pPr>
+        <w:pStyle w:val="Heading3"/>
+      </w:pPr>
+      <w:r>
+        <w:t>My selected conclusion, deciding fact and explanation</w:t>
+      </w:r>
+    </w:p>
+    <w:p>
+      <w:r>
+        <w:t>________________________________________________________________</w:t>
+      </w:r>
+    </w:p>
+    <w:p>
+      <w:r>
+        <w:t>________________________________________________________________</w:t>
+      </w:r>
+    </w:p>
+    <w:p>
+      <w:r>
+        <w:t>________________________________________________________________</w:t>
+      </w:r>
+    </w:p>
+    <w:p>
+      <w:r>
+        <w:t>________________________________________________________________</w:t>
+      </w:r>
+    </w:p>
+    <w:p>
+      <w:r>
+        <w:t>________________________________________________________________</w:t>
+      </w:r>
+    </w:p>
+    <w:p>
+      <w:r>
+        <w:t>Hint if needed: Read the steps in the pictorial case. Match the supplied detail to the stage that performs or records it.</w:t>
+      </w:r>
+    </w:p>
+    <w:p>
+      <w:r>
+        <w:t>After your attempt, compare with the supported explanation: Check new loss New y=4, residual -1, loss 1: lower than4. Gradient descent subtracts learning rate times gradient. A negative gradient makes this subtraction increase the parameter. Compute both gradients at the original [w,b] before updating either one. The small step brings the prediction closer to five, reducing squared error. A larger step can cross the target and undo that gain, so the new prediction and loss must be recalculated.</w:t>
+      </w:r>
+    </w:p>
+    <w:p>
+      <w:pPr>
+        <w:pStyle w:val="Heading3"/>
+      </w:pPr>
+      <w:r>
+        <w:t>Practice 2: explain the deciding evidence</w:t>
+      </w:r>
+    </w:p>
+    <w:p>
+      <w:r>
+        <w:t>Changed-case practice: Set learning rate 0.2 from the same starting point. Which conclusion is supported by the supplied facts?</w:t>
+      </w:r>
+    </w:p>
+    <w:p>
+      <w:r>
+        <w:t>1. This one example guarantees correct results for every future input.</w:t>
+      </w:r>
+    </w:p>
+    <w:p>
+      <w:r>
+        <w:t>2. New w=2.6, b=1.8, y=7, squared loss 4: no improvement.</w:t>
+      </w:r>
+    </w:p>
+    <w:p>
+      <w:r>
+        <w:t>3. We can decide the result without examining the changed input or the procedure.</w:t>
+      </w:r>
+    </w:p>
+    <w:p>
+      <w:pPr>
+        <w:pStyle w:val="Heading3"/>
+      </w:pPr>
+      <w:r>
+        <w:t>My selected conclusion, deciding fact and explanation</w:t>
+      </w:r>
+    </w:p>
+    <w:p>
+      <w:r>
+        <w:t>________________________________________________________________</w:t>
+      </w:r>
+    </w:p>
+    <w:p>
+      <w:r>
+        <w:t>________________________________________________________________</w:t>
+      </w:r>
+    </w:p>
+    <w:p>
+      <w:r>
+        <w:t>________________________________________________________________</w:t>
+      </w:r>
+    </w:p>
+    <w:p>
+      <w:r>
+        <w:t>________________________________________________________________</w:t>
+      </w:r>
+    </w:p>
+    <w:p>
+      <w:r>
+        <w:t>________________________________________________________________</w:t>
+      </w:r>
+    </w:p>
+    <w:p>
+      <w:r>
+        <w:t>Hint if needed: Use the changed condition and the deciding step in the pictorial trace. The answer must say what follows from those facts.</w:t>
+      </w:r>
+    </w:p>
+    <w:p>
+      <w:r>
+        <w:t>After your attempt, compare with the supported explanation: New w=2.6, b=1.8, y=7, squared loss 4: no improvement. The larger update jumps to an equally distant point on the opposite side of the target.</w:t>
+      </w:r>
+    </w:p>
+    <w:p>
+      <w:pPr>
+        <w:pStyle w:val="Heading3"/>
+      </w:pPr>
+      <w:r>
+        <w:t>Repair a missing building block</w:t>
+      </w:r>
+    </w:p>
+    <w:p>
+      <w:r>
+        <w:t>Review Gradients with a numerical check (ai-5/10). Goal: Estimate one partial derivative while other parameters stay fixed. Short practice: Why should the numerical checks perturb one coordinate at a time? Point to the relevant step in the picture, then write the changed result and the rule or evidence that supports it.. Return to this week and explain what you changed.</w:t>
+      </w:r>
+    </w:p>
+    <w:p>
+      <w:r>
+        <w:t>Review Loss functions (ai-5/8). Goal: Calculate per-example squared error and mean squared error. Short practice: Why must the report name the chosen loss? Point to the relevant step in the picture, then write the changed result and the rule or evidence that supports it.. Return to this week and explain what you changed.</w:t>
+      </w:r>
+    </w:p>
+    <w:p>
+      <w:r>
+        <w:t>Review Composing layers (ai-5/5). Goal: Trace how one layer supplies the next layer inputs. Short practice: What intermediate value explains the changed output? Point to the relevant step in the picture, then write the changed result and the rule or evidence that supports it.. Return to this week and explain what you changed.</w:t>
+      </w:r>
+    </w:p>
+    <w:p>
+      <w:pPr>
+        <w:pStyle w:val="Heading3"/>
+      </w:pPr>
+      <w:r>
+        <w:t>Predict, run and debug</w:t>
+      </w:r>
+    </w:p>
+    <w:p>
+      <w:r>
+        <w:t>The browser lab lets you edit the supported Python examples already included in this lesson. Predict first, run, inspect the actual output or error, change one input, then run again. Keep code, predictions, actual results and a reasoned revision together. On paper, label your result as a trace rather than an execution.</w:t>
+      </w:r>
+    </w:p>
+    <w:p>
+      <w:pPr>
+        <w:pStyle w:val="Heading3"/>
+      </w:pPr>
+      <w:r>
+        <w:t>Keep your completed work</w:t>
+      </w:r>
+    </w:p>
+    <w:p>
+      <w:r>
+        <w:t>Use Download completed work in the hosted lesson to export your answers, reflections, practice feedback and code-run evidence. Open the HTML copy to read or print it. Drafts stay in this browser when storage is available; clear drafts on a shared device.</w:t>
+      </w:r>
+    </w:p>
     <w:sectPr>
       <w:pgSz w:w="12240" w:h="15840"/>
       <w:pgMar w:top="936" w:right="1008" w:bottom="936" w:left="1008" w:header="720" w:footer="720" w:gutter="0"/>

--- a/downloads/student/ai-5-week-11.docx
+++ b/downloads/student/ai-5-week-11.docx
@@ -42,6 +42,11 @@
       </w:r>
     </w:p>
     <w:p>
+      <w:r>
+        <w:t>Start with the target: Apply a learning rate to an ordered gradient. Try the recall before opening notes.</w:t>
+      </w:r>
+    </w:p>
+    <w:p>
       <w:pPr>
         <w:pStyle w:val="Heading3"/>
       </w:pPr>
@@ -50,18 +55,60 @@
       </w:r>
     </w:p>
     <w:p>
-      <w:r>
-        <w:t>I can apply a learning rate to an ordered gradient.</w:t>
-      </w:r>
-    </w:p>
-    <w:p>
-      <w:r>
+      <w:pPr>
+        <w:spacing w:line="336" w:lineRule="auto" w:after="180"/>
+      </w:pPr>
+      <w:r>
+        <w:rPr>
+          <w:b w:val="0"/>
+        </w:rPr>
+        <w:t xml:space="preserve">I can apply a </w:t>
+      </w:r>
+      <w:r>
+        <w:rPr>
+          <w:b/>
+        </w:rPr>
+        <w:t>learning rate</w:t>
+      </w:r>
+      <w:r>
+        <w:rPr>
+          <w:b w:val="0"/>
+        </w:rPr>
+        <w:t xml:space="preserve"> to an ordered gradient.</w:t>
+      </w:r>
+    </w:p>
+    <w:p>
+      <w:pPr>
+        <w:spacing w:line="336" w:lineRule="auto" w:after="180"/>
+      </w:pPr>
+      <w:r>
+        <w:rPr>
+          <w:b w:val="0"/>
+        </w:rPr>
         <w:t>I can update all parameters from the same saved state.</w:t>
       </w:r>
     </w:p>
     <w:p>
-      <w:r>
-        <w:t>I can verify the new loss and identify overshooting.</w:t>
+      <w:pPr>
+        <w:spacing w:line="336" w:lineRule="auto" w:after="180"/>
+      </w:pPr>
+      <w:r>
+        <w:rPr>
+          <w:b w:val="0"/>
+        </w:rPr>
+        <w:t xml:space="preserve">I can verify the new loss and identify </w:t>
+      </w:r>
+      <w:r>
+        <w:rPr>
+          <w:b/>
+        </w:rPr>
+        <w:t>overshoot</w:t>
+      </w:r>
+      <w:r>
+        <w:rPr>
+          <w:b w:val="0"/>
+        </w:rPr>
+        <w:t>ing.</w:t>
       </w:r>
     </w:p>
     <w:p>
@@ -73,48 +120,138 @@
       </w:r>
     </w:p>
     <w:p>
-      <w:r>
+      <w:pPr>
+        <w:spacing w:line="336" w:lineRule="auto" w:after="180"/>
+      </w:pPr>
+      <w:r>
+        <w:rPr>
+          <w:b w:val="0"/>
+        </w:rPr>
         <w:t>Close your notes first. A rough first answer helps us choose the right starting point; it is not a score for your ability.</w:t>
       </w:r>
     </w:p>
     <w:p>
-      <w:r>
+      <w:pPr>
+        <w:spacing w:line="336" w:lineRule="auto" w:after="180"/>
+      </w:pPr>
+      <w:r>
+        <w:rPr>
+          <w:b w:val="0"/>
+        </w:rPr>
         <w:t>Without opening the old lesson, explain one key idea from Gradients with a numerical check. Give an example and a mistake that the idea helps you avoid.</w:t>
       </w:r>
     </w:p>
     <w:p>
-      <w:r>
+      <w:pPr>
+        <w:spacing w:line="336" w:lineRule="auto" w:after="180"/>
+      </w:pPr>
+      <w:r>
+        <w:rPr>
+          <w:b w:val="0"/>
+        </w:rPr>
         <w:t>Without opening the old lesson, explain one key idea from Loss functions. Give an example and a mistake that the idea helps you avoid.</w:t>
       </w:r>
     </w:p>
     <w:p>
-      <w:r>
+      <w:pPr>
+        <w:spacing w:line="336" w:lineRule="auto" w:after="180"/>
+      </w:pPr>
+      <w:r>
+        <w:rPr>
+          <w:b w:val="0"/>
+        </w:rPr>
         <w:t>Without opening the old lesson, explain one key idea from Composing layers. Give an example and a mistake that the idea helps you avoid.</w:t>
       </w:r>
     </w:p>
     <w:p>
-      <w:r>
-        <w:t>After trying, check the relevant lesson or ask your teacher. Change the part of your explanation that the evidence shows was wrong.</w:t>
-      </w:r>
-    </w:p>
-    <w:p>
-      <w:r>
+      <w:pPr>
+        <w:spacing w:line="336" w:lineRule="auto" w:after="180"/>
+      </w:pPr>
+      <w:r>
+        <w:rPr>
+          <w:b w:val="0"/>
+        </w:rPr>
+        <w:t xml:space="preserve">After trying, check the relevant lesson or ask your teacher. Change the part of your explanation that the </w:t>
+      </w:r>
+      <w:r>
+        <w:rPr>
+          <w:b/>
+        </w:rPr>
+        <w:t>evidence</w:t>
+      </w:r>
+      <w:r>
+        <w:rPr>
+          <w:b w:val="0"/>
+        </w:rPr>
+        <w:t xml:space="preserve"> shows was wrong.</w:t>
+      </w:r>
+    </w:p>
+    <w:p>
+      <w:pPr>
+        <w:spacing w:line="336" w:lineRule="auto" w:after="180"/>
+      </w:pPr>
+      <w:r>
+        <w:rPr>
+          <w:b w:val="0"/>
+        </w:rPr>
         <w:t>This week you will practise:</w:t>
       </w:r>
     </w:p>
     <w:p>
-      <w:r>
-        <w:t>Apply a learning rate to an ordered gradient</w:t>
-      </w:r>
-    </w:p>
-    <w:p>
-      <w:r>
+      <w:pPr>
+        <w:spacing w:line="336" w:lineRule="auto" w:after="180"/>
+      </w:pPr>
+      <w:r>
+        <w:rPr>
+          <w:b w:val="0"/>
+        </w:rPr>
+        <w:t xml:space="preserve">Apply a </w:t>
+      </w:r>
+      <w:r>
+        <w:rPr>
+          <w:b/>
+        </w:rPr>
+        <w:t>learning rate</w:t>
+      </w:r>
+      <w:r>
+        <w:rPr>
+          <w:b w:val="0"/>
+        </w:rPr>
+        <w:t xml:space="preserve"> to an ordered gradient</w:t>
+      </w:r>
+    </w:p>
+    <w:p>
+      <w:pPr>
+        <w:spacing w:line="336" w:lineRule="auto" w:after="180"/>
+      </w:pPr>
+      <w:r>
+        <w:rPr>
+          <w:b w:val="0"/>
+        </w:rPr>
         <w:t>Update all parameters from the same saved state</w:t>
       </w:r>
     </w:p>
     <w:p>
-      <w:r>
-        <w:t>Verify the new loss and identify overshooting</w:t>
+      <w:pPr>
+        <w:spacing w:line="336" w:lineRule="auto" w:after="180"/>
+      </w:pPr>
+      <w:r>
+        <w:rPr>
+          <w:b w:val="0"/>
+        </w:rPr>
+        <w:t xml:space="preserve">Verify the new loss and identify </w:t>
+      </w:r>
+      <w:r>
+        <w:rPr>
+          <w:b/>
+        </w:rPr>
+        <w:t>overshoot</w:t>
+      </w:r>
+      <w:r>
+        <w:rPr>
+          <w:b w:val="0"/>
+        </w:rPr>
+        <w:t>ing</w:t>
       </w:r>
     </w:p>
     <w:p>
@@ -126,7 +263,14 @@
       </w:r>
     </w:p>
     <w:p>
-      <w:r>
+      <w:pPr>
+        <w:spacing w:line="336" w:lineRule="auto" w:after="180"/>
+        <w:shd w:fill="F5F1FB"/>
+      </w:pPr>
+      <w:r>
+        <w:rPr>
+          <w:b w:val="0"/>
+        </w:rPr>
         <w:t>For x = 2, target 3, w = 1 and b = 0, what is the squared-loss gradient in order [w, b]?</w:t>
       </w:r>
     </w:p>
@@ -162,7 +306,13 @@
       </w:r>
     </w:p>
     <w:p>
-      <w:r>
+      <w:pPr>
+        <w:spacing w:line="336" w:lineRule="auto" w:after="180"/>
+      </w:pPr>
+      <w:r>
+        <w:rPr>
+          <w:b w:val="0"/>
+        </w:rPr>
         <w:t>By the end, I can explain updating parameters using a traced example and a stated limitation.</w:t>
       </w:r>
     </w:p>
@@ -176,12 +326,93 @@
     </w:p>
     <w:p>
       <w:r>
-        <w:t>Gradient descent uses new parameter = old parameter - learning rate times its gradient entry. The minus sign chooses the locally downhill direction for a positive learning rate. A negative gradient therefore increases the corresponding parameter.</w:t>
-      </w:r>
-    </w:p>
-    <w:p>
-      <w:r>
-        <w:t>Keep the Week 10 example: x = 2, target 3, y = 2w + b and L = (y - 3) squared. At [w, b] = [1, 0], the loss is 1 and gradient is [-4, -2]. With learning rate 0.1, new w = 1 - 0.1 times -4 = 1.4 and new b = 0 - 0.1 times -2 = 0.2.</w:t>
+        <w:t>Investigate the supplied Updating parameters case. Separate observations, given facts and assumptions before choosing an explanation.</w:t>
+      </w:r>
+    </w:p>
+    <w:p>
+      <w:pPr>
+        <w:spacing w:line="336" w:lineRule="auto" w:after="180"/>
+      </w:pPr>
+      <w:r>
+        <w:rPr>
+          <w:b/>
+        </w:rPr>
+        <w:t>Gradient descent</w:t>
+      </w:r>
+      <w:r>
+        <w:rPr>
+          <w:b w:val="0"/>
+        </w:rPr>
+        <w:t xml:space="preserve"> uses new parameter = old parameter - </w:t>
+      </w:r>
+      <w:r>
+        <w:rPr>
+          <w:b/>
+        </w:rPr>
+        <w:t>learning rate</w:t>
+      </w:r>
+      <w:r>
+        <w:rPr>
+          <w:b w:val="0"/>
+        </w:rPr>
+        <w:t xml:space="preserve"> times its gradient entry. The minus sign chooses the locally downhill direction for a positive </w:t>
+      </w:r>
+      <w:r>
+        <w:rPr>
+          <w:b/>
+        </w:rPr>
+        <w:t>learning rate</w:t>
+      </w:r>
+      <w:r>
+        <w:rPr>
+          <w:b w:val="0"/>
+        </w:rPr>
+        <w:t>.</w:t>
+      </w:r>
+    </w:p>
+    <w:p>
+      <w:pPr>
+        <w:spacing w:line="336" w:lineRule="auto" w:after="180"/>
+      </w:pPr>
+      <w:r>
+        <w:rPr>
+          <w:b w:val="0"/>
+        </w:rPr>
+        <w:t>A negative gradient therefore increases the corresponding parameter.</w:t>
+      </w:r>
+    </w:p>
+    <w:p>
+      <w:pPr>
+        <w:spacing w:line="336" w:lineRule="auto" w:after="180"/>
+      </w:pPr>
+      <w:r>
+        <w:rPr>
+          <w:b w:val="0"/>
+        </w:rPr>
+        <w:t>Keep the Week 10 example: x = 2, target 3, y = 2w + b and L = (y - 3) squared. At [w, b] = [1, 0], the loss is 1 and gradient is [-4, -2].</w:t>
+      </w:r>
+    </w:p>
+    <w:p>
+      <w:pPr>
+        <w:spacing w:line="336" w:lineRule="auto" w:after="180"/>
+      </w:pPr>
+      <w:r>
+        <w:rPr>
+          <w:b w:val="0"/>
+        </w:rPr>
+        <w:t xml:space="preserve">With </w:t>
+      </w:r>
+      <w:r>
+        <w:rPr>
+          <w:b/>
+        </w:rPr>
+        <w:t>learning rate</w:t>
+      </w:r>
+      <w:r>
+        <w:rPr>
+          <w:b w:val="0"/>
+        </w:rPr>
+        <w:t xml:space="preserve"> 0.1, new w = 1 - 0.1 times -4 = 1.4 and new b = 0 - 0.1 times -2 = 0.2.</w:t>
       </w:r>
     </w:p>
     <w:tbl>
@@ -328,8 +559,26 @@
       </w:tr>
     </w:tbl>
     <w:p>
-      <w:r>
-        <w:t>This particular step reaches zero loss on one example. It does not establish a unique parameter solution, successful learning on other examples or a generally ideal learning rate.</w:t>
+      <w:pPr>
+        <w:spacing w:line="336" w:lineRule="auto" w:after="180"/>
+      </w:pPr>
+      <w:r>
+        <w:rPr>
+          <w:b w:val="0"/>
+        </w:rPr>
+        <w:t xml:space="preserve">This particular step reaches zero loss on one example. It does not establish a unique parameter solution, successful learning on other examples or a generally ideal </w:t>
+      </w:r>
+      <w:r>
+        <w:rPr>
+          <w:b/>
+        </w:rPr>
+        <w:t>learning rate</w:t>
+      </w:r>
+      <w:r>
+        <w:rPr>
+          <w:b w:val="0"/>
+        </w:rPr>
+        <w:t>.</w:t>
       </w:r>
     </w:p>
     <w:p>
@@ -361,6 +610,11 @@
       </w:pPr>
       <w:r>
         <w:t>03. See how it works</w:t>
+      </w:r>
+    </w:p>
+    <w:p>
+      <w:r>
+        <w:t>Follow the mechanism for Updating parameters. Connect each labelled input, deciding step and result.</w:t>
       </w:r>
     </w:p>
     <w:p>
@@ -392,8 +646,49 @@
       </w:r>
     </w:p>
     <w:p>
-      <w:r>
-        <w:t>Predict the rows: unchanged parameters and loss 1 at rate 0; [1.2, 0.1] and loss 0.25 at rate 0.05; [1.4, 0.2] and loss 0 at rate 0.1; [2.2, 0.6] and loss 4 at rate 0.3. The helper performs one step on this fixed example; it assumes numeric inputs and does not choose a learning rate for you.</w:t>
+      <w:pPr>
+        <w:spacing w:line="336" w:lineRule="auto" w:after="180"/>
+      </w:pPr>
+      <w:r>
+        <w:rPr>
+          <w:b w:val="0"/>
+        </w:rPr>
+        <w:t>Predict the rows: unchanged parameters and loss 1 at rate 0; [1.2, 0.1] and loss 0.25 at rate 0.05; [1.4, 0.2] and loss 0 at rate 0.1; [2.2, 0.6] and loss 4 at rate 0.3.</w:t>
+      </w:r>
+    </w:p>
+    <w:p>
+      <w:pPr>
+        <w:spacing w:line="336" w:lineRule="auto" w:after="180"/>
+      </w:pPr>
+      <w:r>
+        <w:rPr>
+          <w:b w:val="0"/>
+        </w:rPr>
+        <w:t xml:space="preserve">The helper performs one step on this fixed example; it assumes numeric </w:t>
+      </w:r>
+      <w:r>
+        <w:rPr>
+          <w:b/>
+        </w:rPr>
+        <w:t>input</w:t>
+      </w:r>
+      <w:r>
+        <w:rPr>
+          <w:b w:val="0"/>
+        </w:rPr>
+        <w:t xml:space="preserve">s and does not choose a </w:t>
+      </w:r>
+      <w:r>
+        <w:rPr>
+          <w:b/>
+        </w:rPr>
+        <w:t>learning rate</w:t>
+      </w:r>
+      <w:r>
+        <w:rPr>
+          <w:b w:val="0"/>
+        </w:rPr>
+        <w:t xml:space="preserve"> for you.</w:t>
       </w:r>
     </w:p>
     <w:p>
@@ -405,8 +700,26 @@
       </w:r>
     </w:p>
     <w:p>
-      <w:r>
-        <w:t>Point to the input, the deciding step and the result in this week’s visual. Explain the same step in ordinary words. A picture helps when you can say what each part represents.</w:t>
+      <w:pPr>
+        <w:spacing w:line="336" w:lineRule="auto" w:after="180"/>
+      </w:pPr>
+      <w:r>
+        <w:rPr>
+          <w:b w:val="0"/>
+        </w:rPr>
+        <w:t xml:space="preserve">Point to the </w:t>
+      </w:r>
+      <w:r>
+        <w:rPr>
+          <w:b/>
+        </w:rPr>
+        <w:t>input</w:t>
+      </w:r>
+      <w:r>
+        <w:rPr>
+          <w:b w:val="0"/>
+        </w:rPr>
+        <w:t>, the deciding step and the result in this week’s visual. Explain the same step in ordinary words. A picture helps when you can say what each part represents.</w:t>
       </w:r>
     </w:p>
     <w:p>
@@ -418,6 +731,11 @@
       </w:r>
     </w:p>
     <w:p>
+      <w:r>
+        <w:t>Compare the supplied cases for Updating parameters. Identify the detail that changes the conclusion.</w:t>
+      </w:r>
+    </w:p>
+    <w:p>
       <w:pPr>
         <w:pStyle w:val="Heading3"/>
       </w:pPr>
@@ -426,8 +744,26 @@
       </w:r>
     </w:p>
     <w:p>
-      <w:r>
-        <w:t>For the lesson start [1, 0], apply rate 0.3 and calculate prediction and loss.</w:t>
+      <w:pPr>
+        <w:spacing w:line="336" w:lineRule="auto" w:after="180"/>
+      </w:pPr>
+      <w:r>
+        <w:rPr>
+          <w:b w:val="0"/>
+        </w:rPr>
+        <w:t xml:space="preserve">For the lesson start [1, 0], apply rate 0.3 and calculate </w:t>
+      </w:r>
+      <w:r>
+        <w:rPr>
+          <w:b/>
+        </w:rPr>
+        <w:t>prediction</w:t>
+      </w:r>
+      <w:r>
+        <w:rPr>
+          <w:b w:val="0"/>
+        </w:rPr>
+        <w:t xml:space="preserve"> and loss.</w:t>
       </w:r>
     </w:p>
     <w:p>
@@ -472,17 +808,80 @@
       </w:r>
     </w:p>
     <w:p>
-      <w:r>
-        <w:t>Change: Set learning rate 0.2 from the same starting point.</w:t>
-      </w:r>
-    </w:p>
-    <w:p>
-      <w:r>
-        <w:t>Prediction: New w=2.6, b=1.8, y=7, squared loss 4: no improvement.</w:t>
-      </w:r>
-    </w:p>
-    <w:p>
-      <w:r>
+      <w:pPr>
+        <w:pStyle w:val="Heading3"/>
+      </w:pPr>
+      <w:r>
+        <w:t>Change one thing</w:t>
+      </w:r>
+    </w:p>
+    <w:p>
+      <w:pPr>
+        <w:spacing w:line="336" w:lineRule="auto" w:after="180"/>
+        <w:shd w:fill="F5F1FB"/>
+      </w:pPr>
+      <w:r>
+        <w:rPr>
+          <w:b w:val="0"/>
+        </w:rPr>
+        <w:t xml:space="preserve">Change: Set </w:t>
+      </w:r>
+      <w:r>
+        <w:rPr>
+          <w:b/>
+        </w:rPr>
+        <w:t>learning rate</w:t>
+      </w:r>
+      <w:r>
+        <w:rPr>
+          <w:b w:val="0"/>
+        </w:rPr>
+        <w:t xml:space="preserve"> 0.2 from the same starting point.</w:t>
+      </w:r>
+    </w:p>
+    <w:p>
+      <w:pPr>
+        <w:pStyle w:val="Heading3"/>
+      </w:pPr>
+      <w:r>
+        <w:t>Predicted result</w:t>
+      </w:r>
+    </w:p>
+    <w:p>
+      <w:pPr>
+        <w:spacing w:line="336" w:lineRule="auto" w:after="180"/>
+        <w:shd w:fill="F1F6FC"/>
+      </w:pPr>
+      <w:r>
+        <w:rPr>
+          <w:b/>
+        </w:rPr>
+        <w:t>Prediction</w:t>
+      </w:r>
+      <w:r>
+        <w:rPr>
+          <w:b w:val="0"/>
+        </w:rPr>
+        <w:t>: New w=2.6, b=1.8, y=7, squared loss 4: no improvement.</w:t>
+      </w:r>
+    </w:p>
+    <w:p>
+      <w:pPr>
+        <w:pStyle w:val="Heading3"/>
+      </w:pPr>
+      <w:r>
+        <w:t>Why the result follows</w:t>
+      </w:r>
+    </w:p>
+    <w:p>
+      <w:pPr>
+        <w:spacing w:line="336" w:lineRule="auto" w:after="180"/>
+        <w:shd w:fill="F1F6FC"/>
+      </w:pPr>
+      <w:r>
+        <w:rPr>
+          <w:b w:val="0"/>
+        </w:rPr>
         <w:t>Reason: The larger update jumps to an equally distant point on the opposite side of the target.</w:t>
       </w:r>
     </w:p>
@@ -492,6 +891,11 @@
       </w:pPr>
       <w:r>
         <w:t>05. Words that unlock the idea</w:t>
+      </w:r>
+    </w:p>
+    <w:p>
+      <w:r>
+        <w:t>Use the vocabulary of Updating parameters to explain a concrete decision, rather than only memorising definitions.</w:t>
       </w:r>
     </w:p>
     <w:tbl>
@@ -647,6 +1051,11 @@
       </w:pPr>
       <w:r>
         <w:t>06. Follow a worked example</w:t>
+      </w:r>
+    </w:p>
+    <w:p>
+      <w:r>
+        <w:t>Follow the worked trace for Updating parameters, predict a step, then compare with its explanation.</w:t>
       </w:r>
     </w:p>
     <w:p>
@@ -842,7 +1251,13 @@
       </w:r>
     </w:p>
     <w:p>
-      <w:r>
+      <w:pPr>
+        <w:spacing w:line="336" w:lineRule="auto" w:after="180"/>
+      </w:pPr>
+      <w:r>
+        <w:rPr>
+          <w:b w:val="0"/>
+        </w:rPr>
         <w:t>Cover the result before checking it. Say what is given, choose the procedure, and follow one step at a time. Then uncover the result and explain your first mismatch. Ask why a step is allowed, not only what number it produces.</w:t>
       </w:r>
     </w:p>
@@ -855,7 +1270,13 @@
       </w:r>
     </w:p>
     <w:p>
-      <w:r>
+      <w:pPr>
+        <w:spacing w:line="336" w:lineRule="auto" w:after="180"/>
+      </w:pPr>
+      <w:r>
+        <w:rPr>
+          <w:b w:val="0"/>
+        </w:rPr>
         <w:t>Use one explicit gradient update and then recompute the loss.</w:t>
       </w:r>
     </w:p>
@@ -868,13 +1289,67 @@
       </w:r>
     </w:p>
     <w:p>
-      <w:r>
-        <w:t>Model y=2w+b, target 5. Start w=1, b=1; learning rate 0.05. Initial y=3, error y−target=−2, squared loss 4.</w:t>
-      </w:r>
-    </w:p>
-    <w:p>
-      <w:r>
-        <w:t>All inputs and outcomes in this worked example are invented classroom data; no real model run is claimed.</w:t>
+      <w:pPr>
+        <w:pStyle w:val="Heading3"/>
+      </w:pPr>
+      <w:r>
+        <w:t>Supplied facts</w:t>
+      </w:r>
+    </w:p>
+    <w:p>
+      <w:pPr>
+        <w:spacing w:line="336" w:lineRule="auto" w:after="180"/>
+        <w:shd w:fill="F1F6FC"/>
+      </w:pPr>
+      <w:r>
+        <w:rPr>
+          <w:b w:val="0"/>
+        </w:rPr>
+        <w:t xml:space="preserve">Model y=2w+b, target 5. Start w=1, b=1; </w:t>
+      </w:r>
+      <w:r>
+        <w:rPr>
+          <w:b/>
+        </w:rPr>
+        <w:t>learning rate</w:t>
+      </w:r>
+      <w:r>
+        <w:rPr>
+          <w:b w:val="0"/>
+        </w:rPr>
+        <w:t xml:space="preserve"> 0.05. Initial y=3, error y−target=−2, squared loss 4.</w:t>
+      </w:r>
+    </w:p>
+    <w:p>
+      <w:pPr>
+        <w:pStyle w:val="Heading3"/>
+      </w:pPr>
+      <w:r>
+        <w:t>Supplied facts</w:t>
+      </w:r>
+    </w:p>
+    <w:p>
+      <w:pPr>
+        <w:spacing w:line="336" w:lineRule="auto" w:after="180"/>
+        <w:shd w:fill="F1F6FC"/>
+      </w:pPr>
+      <w:r>
+        <w:rPr>
+          <w:b w:val="0"/>
+        </w:rPr>
+        <w:t xml:space="preserve">All </w:t>
+      </w:r>
+      <w:r>
+        <w:rPr>
+          <w:b/>
+        </w:rPr>
+        <w:t>input</w:t>
+      </w:r>
+      <w:r>
+        <w:rPr>
+          <w:b w:val="0"/>
+        </w:rPr>
+        <w:t>s and outcomes in this worked example are invented classroom data; no real model run is claimed.</w:t>
       </w:r>
     </w:p>
     <w:p>
@@ -1073,31 +1548,181 @@
       </w:r>
     </w:p>
     <w:p>
-      <w:r>
-        <w:t>Gradient descent subtracts learning rate times gradient. A negative gradient makes this subtraction increase the parameter. Compute both gradients at the original [w,b] before updating either one. The small step brings the prediction closer to five, reducing squared error. A larger step can cross the target and undo that gain, so the new prediction and loss must be recalculated.</w:t>
-      </w:r>
-    </w:p>
-    <w:p>
       <w:pPr>
         <w:pStyle w:val="Heading3"/>
       </w:pPr>
       <w:r>
+        <w:t>Why the result follows</w:t>
+      </w:r>
+    </w:p>
+    <w:p>
+      <w:pPr>
+        <w:spacing w:line="336" w:lineRule="auto" w:after="180"/>
+        <w:shd w:fill="F1F6FC"/>
+      </w:pPr>
+      <w:r>
+        <w:rPr>
+          <w:b/>
+        </w:rPr>
+        <w:t>Gradient descent</w:t>
+      </w:r>
+      <w:r>
+        <w:rPr>
+          <w:b w:val="0"/>
+        </w:rPr>
+        <w:t xml:space="preserve"> subtracts </w:t>
+      </w:r>
+      <w:r>
+        <w:rPr>
+          <w:b/>
+        </w:rPr>
+        <w:t>learning rate</w:t>
+      </w:r>
+      <w:r>
+        <w:rPr>
+          <w:b w:val="0"/>
+        </w:rPr>
+        <w:t xml:space="preserve"> times gradient. A negative gradient makes this subtraction increase the parameter. Compute both gradients at the original [w,b] before updating either one.</w:t>
+      </w:r>
+    </w:p>
+    <w:p>
+      <w:pPr>
+        <w:spacing w:line="336" w:lineRule="auto" w:after="180"/>
+        <w:shd w:fill="F1F6FC"/>
+      </w:pPr>
+      <w:r>
+        <w:rPr>
+          <w:b w:val="0"/>
+        </w:rPr>
+        <w:t xml:space="preserve">The small step brings the </w:t>
+      </w:r>
+      <w:r>
+        <w:rPr>
+          <w:b/>
+        </w:rPr>
+        <w:t>prediction</w:t>
+      </w:r>
+      <w:r>
+        <w:rPr>
+          <w:b w:val="0"/>
+        </w:rPr>
+        <w:t xml:space="preserve"> closer to five, reducing squared error. A larger step can cross the target and undo that gain, so the new </w:t>
+      </w:r>
+      <w:r>
+        <w:rPr>
+          <w:b/>
+        </w:rPr>
+        <w:t>prediction</w:t>
+      </w:r>
+      <w:r>
+        <w:rPr>
+          <w:b w:val="0"/>
+        </w:rPr>
+        <w:t xml:space="preserve"> and loss must be recalculated.</w:t>
+      </w:r>
+    </w:p>
+    <w:p>
+      <w:pPr>
+        <w:pStyle w:val="Heading3"/>
+      </w:pPr>
+      <w:r>
         <w:t>What this example does not establish</w:t>
       </w:r>
     </w:p>
     <w:p>
-      <w:r>
-        <w:t>One successful toy update is not evidence of convergence for a real network or generalisation to unseen data.</w:t>
-      </w:r>
-    </w:p>
-    <w:p>
-      <w:r>
-        <w:t>Read the labelled picture: Why must new loss be recomputed rather than assumed smaller? Point to the relevant step in the picture, then write the changed result and the rule or evidence that supports it.</w:t>
-      </w:r>
-    </w:p>
-    <w:p>
-      <w:r>
-        <w:t>Change one thing: Set learning rate 0.2 from the same starting point. Predict the result before checking the explanation. What remains the same?</w:t>
+      <w:pPr>
+        <w:pStyle w:val="Heading3"/>
+      </w:pPr>
+      <w:r>
+        <w:t>Keep the stated limit</w:t>
+      </w:r>
+    </w:p>
+    <w:p>
+      <w:pPr>
+        <w:spacing w:line="336" w:lineRule="auto" w:after="180"/>
+        <w:shd w:fill="FFF5E6"/>
+      </w:pPr>
+      <w:r>
+        <w:rPr>
+          <w:b w:val="0"/>
+        </w:rPr>
+        <w:t xml:space="preserve">One successful toy update is not </w:t>
+      </w:r>
+      <w:r>
+        <w:rPr>
+          <w:b/>
+        </w:rPr>
+        <w:t>evidence</w:t>
+      </w:r>
+      <w:r>
+        <w:rPr>
+          <w:b w:val="0"/>
+        </w:rPr>
+        <w:t xml:space="preserve"> of convergence for a real network or generalisation to unseen data.</w:t>
+      </w:r>
+    </w:p>
+    <w:p>
+      <w:pPr>
+        <w:pStyle w:val="Heading3"/>
+      </w:pPr>
+      <w:r>
+        <w:t>Keep the stated limit</w:t>
+      </w:r>
+    </w:p>
+    <w:p>
+      <w:pPr>
+        <w:spacing w:line="336" w:lineRule="auto" w:after="180"/>
+        <w:shd w:fill="FFF5E6"/>
+      </w:pPr>
+      <w:r>
+        <w:rPr>
+          <w:b w:val="0"/>
+        </w:rPr>
+        <w:t xml:space="preserve">Read the labelled picture: Why must new loss be recomputed rather than assumed smaller? Point to the relevant step in the picture, then write the changed result and the rule or </w:t>
+      </w:r>
+      <w:r>
+        <w:rPr>
+          <w:b/>
+        </w:rPr>
+        <w:t>evidence</w:t>
+      </w:r>
+      <w:r>
+        <w:rPr>
+          <w:b w:val="0"/>
+        </w:rPr>
+        <w:t xml:space="preserve"> that supports it.</w:t>
+      </w:r>
+    </w:p>
+    <w:p>
+      <w:pPr>
+        <w:pStyle w:val="Heading3"/>
+      </w:pPr>
+      <w:r>
+        <w:t>Keep the stated limit</w:t>
+      </w:r>
+    </w:p>
+    <w:p>
+      <w:pPr>
+        <w:spacing w:line="336" w:lineRule="auto" w:after="180"/>
+        <w:shd w:fill="FFF5E6"/>
+      </w:pPr>
+      <w:r>
+        <w:rPr>
+          <w:b w:val="0"/>
+        </w:rPr>
+        <w:t xml:space="preserve">Change one thing: Set </w:t>
+      </w:r>
+      <w:r>
+        <w:rPr>
+          <w:b/>
+        </w:rPr>
+        <w:t>learning rate</w:t>
+      </w:r>
+      <w:r>
+        <w:rPr>
+          <w:b w:val="0"/>
+        </w:rPr>
+        <w:t xml:space="preserve"> 0.2 from the same starting point. Predict the result before checking the explanation. What remains the same?</w:t>
       </w:r>
     </w:p>
     <w:p>
@@ -1110,12 +1735,7 @@
     </w:p>
     <w:p>
       <w:r>
-        <w:t>Suppose a program first changes w to 1.4, then recomputes the bias gradient using new w and old b. Its residual is now -0.2, so its bias gradient is -0.4 and new b becomes 0.04. Prediction becomes 2.84 and loss 0.0256. That is a different procedure from the declared simultaneous step, even though it also lowered this loss.</w:t>
-      </w:r>
-    </w:p>
-    <w:p>
-      <w:r>
-        <w:t>An excessive rate can increase loss. At rate 0.3, both coordinates move in the locally suggested direction but prediction jumps to 5 and loss rises from 1 to 4. Always evaluate and record the result. Later lessons compare learning-rate behaviour across repeated updates.</w:t>
+        <w:t>Find the unsupported step in the Updating parameters claim and explain a repair using the supplied evidence.</w:t>
       </w:r>
     </w:p>
     <w:p>
@@ -1123,12 +1743,108 @@
         <w:pStyle w:val="Heading3"/>
       </w:pPr>
       <w:r>
+        <w:t>Check the claim against the facts</w:t>
+      </w:r>
+    </w:p>
+    <w:p>
+      <w:pPr>
+        <w:spacing w:line="336" w:lineRule="auto" w:after="180"/>
+        <w:shd w:fill="FFF5E6"/>
+      </w:pPr>
+      <w:r>
+        <w:rPr>
+          <w:b w:val="0"/>
+        </w:rPr>
+        <w:t xml:space="preserve">Suppose a program first changes w to 1.4, then recomputes the bias gradient using new w and old b. Its residual is now -0.2, so its bias gradient is -0.4 and new b becomes 0.04. </w:t>
+      </w:r>
+      <w:r>
+        <w:rPr>
+          <w:b/>
+        </w:rPr>
+        <w:t>Prediction</w:t>
+      </w:r>
+      <w:r>
+        <w:rPr>
+          <w:b w:val="0"/>
+        </w:rPr>
+        <w:t xml:space="preserve"> becomes 2.84 and loss 0.0256.</w:t>
+      </w:r>
+    </w:p>
+    <w:p>
+      <w:pPr>
+        <w:spacing w:line="336" w:lineRule="auto" w:after="180"/>
+        <w:shd w:fill="FFF5E6"/>
+      </w:pPr>
+      <w:r>
+        <w:rPr>
+          <w:b w:val="0"/>
+        </w:rPr>
+        <w:t>That is a different procedure from the declared simultaneous step, even though it also lowered this loss.</w:t>
+      </w:r>
+    </w:p>
+    <w:p>
+      <w:pPr>
+        <w:spacing w:line="336" w:lineRule="auto" w:after="180"/>
+      </w:pPr>
+      <w:r>
+        <w:rPr>
+          <w:b w:val="0"/>
+        </w:rPr>
+        <w:t xml:space="preserve">An excessive rate can increase loss. At rate 0.3, both coordinates move in the locally suggested direction but </w:t>
+      </w:r>
+      <w:r>
+        <w:rPr>
+          <w:b/>
+        </w:rPr>
+        <w:t>prediction</w:t>
+      </w:r>
+      <w:r>
+        <w:rPr>
+          <w:b w:val="0"/>
+        </w:rPr>
+        <w:t xml:space="preserve"> jumps to 5 and loss rises from 1 to 4. Always evaluate and record the result.</w:t>
+      </w:r>
+    </w:p>
+    <w:p>
+      <w:pPr>
+        <w:spacing w:line="336" w:lineRule="auto" w:after="180"/>
+      </w:pPr>
+      <w:r>
+        <w:rPr>
+          <w:b w:val="0"/>
+        </w:rPr>
+        <w:t>Later lessons compare learning-rate behaviour across repeated updates.</w:t>
+      </w:r>
+    </w:p>
+    <w:p>
+      <w:pPr>
+        <w:pStyle w:val="Heading3"/>
+      </w:pPr>
+      <w:r>
         <w:t>Locate the earliest unsupported step</w:t>
       </w:r>
     </w:p>
     <w:p>
-      <w:r>
-        <w:t>Explain why recomputing the bias gradient after changing w is not the simultaneous update specified here.</w:t>
+      <w:pPr>
+        <w:spacing w:line="336" w:lineRule="auto" w:after="180"/>
+      </w:pPr>
+      <w:r>
+        <w:rPr>
+          <w:b w:val="0"/>
+        </w:rPr>
+        <w:t xml:space="preserve">Explain why recomputing the bias gradient after changing w is not the </w:t>
+      </w:r>
+      <w:r>
+        <w:rPr>
+          <w:b/>
+        </w:rPr>
+        <w:t>simultaneous update</w:t>
+      </w:r>
+      <w:r>
+        <w:rPr>
+          <w:b w:val="0"/>
+        </w:rPr>
+        <w:t xml:space="preserve"> specified here.</w:t>
       </w:r>
     </w:p>
     <w:p>
@@ -1179,7 +1895,30 @@
     </w:p>
     <w:p>
       <w:r>
-        <w:t>Starting with parameter a = 2, gradient -3 and learning rate 0.2, calculate the new a.</w:t>
+        <w:t>Practise Updating parameters with support, then explain the deciding step in your own words.</w:t>
+      </w:r>
+    </w:p>
+    <w:p>
+      <w:pPr>
+        <w:spacing w:line="336" w:lineRule="auto" w:after="180"/>
+      </w:pPr>
+      <w:r>
+        <w:rPr>
+          <w:b w:val="0"/>
+        </w:rPr>
+        <w:t xml:space="preserve">Starting with parameter a = 2, gradient -3 and </w:t>
+      </w:r>
+      <w:r>
+        <w:rPr>
+          <w:b/>
+        </w:rPr>
+        <w:t>learning rate</w:t>
+      </w:r>
+      <w:r>
+        <w:rPr>
+          <w:b w:val="0"/>
+        </w:rPr>
+        <w:t xml:space="preserve"> 0.2, calculate the new a.</w:t>
       </w:r>
     </w:p>
     <w:p>
@@ -1247,8 +1986,26 @@
       </w:r>
     </w:p>
     <w:p>
-      <w:r>
-        <w:t>Use workbook W2 for the connected example “Updating parameters”. First fill the input and rule boxes. Try the middle steps before asking for a hint. After a hint, try the next step yourself.</w:t>
+      <w:pPr>
+        <w:spacing w:line="336" w:lineRule="auto" w:after="180"/>
+      </w:pPr>
+      <w:r>
+        <w:rPr>
+          <w:b w:val="0"/>
+        </w:rPr>
+        <w:t xml:space="preserve">Use workbook W2 for the connected example “Updating parameters”. First fill the </w:t>
+      </w:r>
+      <w:r>
+        <w:rPr>
+          <w:b/>
+        </w:rPr>
+        <w:t>input</w:t>
+      </w:r>
+      <w:r>
+        <w:rPr>
+          <w:b w:val="0"/>
+        </w:rPr>
+        <w:t xml:space="preserve"> and rule boxes. Try the middle steps before asking for a hint. After a hint, try the next step yourself.</w:t>
       </w:r>
     </w:p>
     <w:tbl>
@@ -1331,7 +2088,13 @@
       </w:tr>
     </w:tbl>
     <w:p>
-      <w:r>
+      <w:pPr>
+        <w:spacing w:line="336" w:lineRule="auto" w:after="180"/>
+      </w:pPr>
+      <w:r>
+        <w:rPr>
+          <w:b w:val="0"/>
+        </w:rPr>
         <w:t>Explain your trace to a partner. Your partner points to one step to check. Swap roles on the next case. Each person writes their own explanation.</w:t>
       </w:r>
     </w:p>
@@ -1344,12 +2107,35 @@
       </w:r>
     </w:p>
     <w:p>
-      <w:r>
-        <w:t>Use the worked case for Updating parameters. Proposed explanation: “Subtracting a negative gradient decreases the parameter”. Decide whether this explanation is supported. Point to the step or supplied fact that decides; explain your repair if needed.</w:t>
-      </w:r>
-    </w:p>
-    <w:p>
-      <w:r>
+      <w:pPr>
+        <w:spacing w:line="336" w:lineRule="auto" w:after="180"/>
+      </w:pPr>
+      <w:r>
+        <w:rPr>
+          <w:b w:val="0"/>
+        </w:rPr>
+        <w:t>Use the worked case for Updating parameters. Proposed explanation: “Subtracting a negative gradient decreases the parameter”. Decide whether this explanation is supported.</w:t>
+      </w:r>
+    </w:p>
+    <w:p>
+      <w:pPr>
+        <w:spacing w:line="336" w:lineRule="auto" w:after="180"/>
+      </w:pPr>
+      <w:r>
+        <w:rPr>
+          <w:b w:val="0"/>
+        </w:rPr>
+        <w:t>Point to the step or supplied fact that decides; explain your repair if needed.</w:t>
+      </w:r>
+    </w:p>
+    <w:p>
+      <w:pPr>
+        <w:spacing w:line="336" w:lineRule="auto" w:after="180"/>
+      </w:pPr>
+      <w:r>
+        <w:rPr>
+          <w:b w:val="0"/>
+        </w:rPr>
         <w:t>Answer on your own before discussion. If you are unsure, say which step you need help with.</w:t>
       </w:r>
     </w:p>
@@ -1362,8 +2148,26 @@
       </w:r>
     </w:p>
     <w:p>
-      <w:r>
-        <w:t>Why must new loss be recomputed rather than assumed smaller? Point to the relevant step in the picture, then write the changed result and the rule or evidence that supports it.</w:t>
+      <w:pPr>
+        <w:spacing w:line="336" w:lineRule="auto" w:after="180"/>
+      </w:pPr>
+      <w:r>
+        <w:rPr>
+          <w:b w:val="0"/>
+        </w:rPr>
+        <w:t xml:space="preserve">Why must new loss be recomputed rather than assumed smaller? Point to the relevant step in the picture, then write the changed result and the rule or </w:t>
+      </w:r>
+      <w:r>
+        <w:rPr>
+          <w:b/>
+        </w:rPr>
+        <w:t>evidence</w:t>
+      </w:r>
+      <w:r>
+        <w:rPr>
+          <w:b w:val="0"/>
+        </w:rPr>
+        <w:t xml:space="preserve"> that supports it.</w:t>
       </w:r>
     </w:p>
     <w:p>
@@ -1395,7 +2199,13 @@
       </w:r>
     </w:p>
     <w:p>
-      <w:r>
+      <w:pPr>
+        <w:spacing w:line="336" w:lineRule="auto" w:after="180"/>
+      </w:pPr>
+      <w:r>
+        <w:rPr>
+          <w:b w:val="0"/>
+        </w:rPr>
         <w:t>This is supported practice. Keep the separately named independent case for an attempt before feedback.</w:t>
       </w:r>
     </w:p>
@@ -1408,6 +2218,11 @@
       </w:r>
     </w:p>
     <w:p>
+      <w:r>
+        <w:t>Investigate Updating parameters. Record the prediction, actual observation or labelled paper trace, explanation and next test separately.</w:t>
+      </w:r>
+    </w:p>
+    <w:p>
       <w:pPr>
         <w:pStyle w:val="Heading3"/>
       </w:pPr>
@@ -1416,8 +2231,26 @@
       </w:r>
     </w:p>
     <w:p>
-      <w:r>
-        <w:t>For the lesson start [1, 0], apply rate 0.3 and calculate prediction and loss.</w:t>
+      <w:pPr>
+        <w:spacing w:line="336" w:lineRule="auto" w:after="180"/>
+      </w:pPr>
+      <w:r>
+        <w:rPr>
+          <w:b w:val="0"/>
+        </w:rPr>
+        <w:t xml:space="preserve">For the lesson start [1, 0], apply rate 0.3 and calculate </w:t>
+      </w:r>
+      <w:r>
+        <w:rPr>
+          <w:b/>
+        </w:rPr>
+        <w:t>prediction</w:t>
+      </w:r>
+      <w:r>
+        <w:rPr>
+          <w:b w:val="0"/>
+        </w:rPr>
+        <w:t xml:space="preserve"> and loss.</w:t>
       </w:r>
     </w:p>
     <w:p>
@@ -1585,7 +2418,13 @@
       </w:tr>
     </w:tbl>
     <w:p>
-      <w:r>
+      <w:pPr>
+        <w:spacing w:line="336" w:lineRule="auto" w:after="180"/>
+      </w:pPr>
+      <w:r>
+        <w:rPr>
+          <w:b w:val="0"/>
+        </w:rPr>
         <w:t>On paper, trace the supplied procedure. If code is provided, predict before running it in a local practice file. Never write an expected answer as though it were an observed run.</w:t>
       </w:r>
     </w:p>
@@ -1598,7 +2437,13 @@
       </w:r>
     </w:p>
     <w:p>
-      <w:r>
+      <w:pPr>
+        <w:spacing w:line="336" w:lineRule="auto" w:after="180"/>
+      </w:pPr>
+      <w:r>
+        <w:rPr>
+          <w:b w:val="0"/>
+        </w:rPr>
         <w:t>Before trying: what do I expect, and why? While trying: which step could first go wrong? Afterwards: what did I actually observe, and what should change? Keep “not run” if you only traced the procedure.</w:t>
       </w:r>
     </w:p>
@@ -1611,6 +2456,11 @@
       </w:r>
     </w:p>
     <w:p>
+      <w:r>
+        <w:t>Move from recall to tracing, diagnosis and transfer in Updating parameters. Explain why each step is justified.</w:t>
+      </w:r>
+    </w:p>
+    <w:p>
       <w:pPr>
         <w:pStyle w:val="Heading3"/>
       </w:pPr>
@@ -1619,17 +2469,60 @@
       </w:r>
     </w:p>
     <w:p>
-      <w:r>
-        <w:t>Starting with parameter a = 2, gradient -3 and learning rate 0.2, calculate the new a.</w:t>
-      </w:r>
-    </w:p>
-    <w:p>
-      <w:r>
-        <w:t>Explain why recomputing the bias gradient after changing w is not the simultaneous update specified here.</w:t>
-      </w:r>
-    </w:p>
-    <w:p>
-      <w:r>
+      <w:pPr>
+        <w:spacing w:line="336" w:lineRule="auto" w:after="180"/>
+      </w:pPr>
+      <w:r>
+        <w:rPr>
+          <w:b w:val="0"/>
+        </w:rPr>
+        <w:t xml:space="preserve">Starting with parameter a = 2, gradient -3 and </w:t>
+      </w:r>
+      <w:r>
+        <w:rPr>
+          <w:b/>
+        </w:rPr>
+        <w:t>learning rate</w:t>
+      </w:r>
+      <w:r>
+        <w:rPr>
+          <w:b w:val="0"/>
+        </w:rPr>
+        <w:t xml:space="preserve"> 0.2, calculate the new a.</w:t>
+      </w:r>
+    </w:p>
+    <w:p>
+      <w:pPr>
+        <w:spacing w:line="336" w:lineRule="auto" w:after="180"/>
+      </w:pPr>
+      <w:r>
+        <w:rPr>
+          <w:b w:val="0"/>
+        </w:rPr>
+        <w:t xml:space="preserve">Explain why recomputing the bias gradient after changing w is not the </w:t>
+      </w:r>
+      <w:r>
+        <w:rPr>
+          <w:b/>
+        </w:rPr>
+        <w:t>simultaneous update</w:t>
+      </w:r>
+      <w:r>
+        <w:rPr>
+          <w:b w:val="0"/>
+        </w:rPr>
+        <w:t xml:space="preserve"> specified here.</w:t>
+      </w:r>
+    </w:p>
+    <w:p>
+      <w:pPr>
+        <w:spacing w:line="336" w:lineRule="auto" w:after="180"/>
+        <w:shd w:fill="F5F1FB"/>
+      </w:pPr>
+      <w:r>
+        <w:rPr>
+          <w:b w:val="0"/>
+        </w:rPr>
         <w:t>At a point with gradient [0, 0], what does this update do? Does that alone prove a global minimum on any loss surface?</w:t>
       </w:r>
     </w:p>
@@ -1676,7 +2569,77 @@
     </w:p>
     <w:p>
       <w:r>
-        <w:t>Add a labelled updating parameters evidence sheet to Image-pattern Network Investigation. Show how you can apply a learning rate to an ordered gradient. Use the supplied fictional case and keep its inputs, intermediate steps, calculation or prediction, and limitation. Connect this record to last week’s record; a matching answer without a trace is insufficient.</w:t>
+        <w:t>Apply this week’s idea to Image-pattern Network Investigation. Keep an annotated decision and the evidence supporting it.</w:t>
+      </w:r>
+    </w:p>
+    <w:p>
+      <w:pPr>
+        <w:spacing w:line="336" w:lineRule="auto" w:after="180"/>
+      </w:pPr>
+      <w:r>
+        <w:rPr>
+          <w:b w:val="0"/>
+        </w:rPr>
+        <w:t xml:space="preserve">Add a labelled updating parameters </w:t>
+      </w:r>
+      <w:r>
+        <w:rPr>
+          <w:b/>
+        </w:rPr>
+        <w:t>evidence</w:t>
+      </w:r>
+      <w:r>
+        <w:rPr>
+          <w:b w:val="0"/>
+        </w:rPr>
+        <w:t xml:space="preserve"> sheet to Image-pattern Network Investigation. Show how you can apply a </w:t>
+      </w:r>
+      <w:r>
+        <w:rPr>
+          <w:b/>
+        </w:rPr>
+        <w:t>learning rate</w:t>
+      </w:r>
+      <w:r>
+        <w:rPr>
+          <w:b w:val="0"/>
+        </w:rPr>
+        <w:t xml:space="preserve"> to an ordered gradient.</w:t>
+      </w:r>
+    </w:p>
+    <w:p>
+      <w:pPr>
+        <w:spacing w:line="336" w:lineRule="auto" w:after="180"/>
+      </w:pPr>
+      <w:r>
+        <w:rPr>
+          <w:b w:val="0"/>
+        </w:rPr>
+        <w:t xml:space="preserve">Use the supplied fictional case and keep its </w:t>
+      </w:r>
+      <w:r>
+        <w:rPr>
+          <w:b/>
+        </w:rPr>
+        <w:t>input</w:t>
+      </w:r>
+      <w:r>
+        <w:rPr>
+          <w:b w:val="0"/>
+        </w:rPr>
+        <w:t xml:space="preserve">s, intermediate steps, calculation or </w:t>
+      </w:r>
+      <w:r>
+        <w:rPr>
+          <w:b/>
+        </w:rPr>
+        <w:t>prediction</w:t>
+      </w:r>
+      <w:r>
+        <w:rPr>
+          <w:b w:val="0"/>
+        </w:rPr>
+        <w:t>, and limitation. Connect this record to last week’s record; a matching answer without a trace is insufficient.</w:t>
       </w:r>
     </w:p>
     <w:tbl>
@@ -1804,8 +2767,37 @@
       </w:r>
     </w:p>
     <w:p>
-      <w:r>
-        <w:t>For your Image-pattern Network Investigation, save the input, procedure, observed result and limitation of this check. Label this worked example as practice; use a different, previously unreviewed case when checking independent understanding.</w:t>
+      <w:pPr>
+        <w:spacing w:line="336" w:lineRule="auto" w:after="180"/>
+      </w:pPr>
+      <w:r>
+        <w:rPr>
+          <w:b w:val="0"/>
+        </w:rPr>
+        <w:t xml:space="preserve">For your Image-pattern Network Investigation, save the </w:t>
+      </w:r>
+      <w:r>
+        <w:rPr>
+          <w:b/>
+        </w:rPr>
+        <w:t>input</w:t>
+      </w:r>
+      <w:r>
+        <w:rPr>
+          <w:b w:val="0"/>
+        </w:rPr>
+        <w:t>, procedure, observed result and limitation of this check.</w:t>
+      </w:r>
+    </w:p>
+    <w:p>
+      <w:pPr>
+        <w:spacing w:line="336" w:lineRule="auto" w:after="180"/>
+      </w:pPr>
+      <w:r>
+        <w:rPr>
+          <w:b w:val="0"/>
+        </w:rPr>
+        <w:t>Label this worked example as practice; use a different, previously unreviewed case when checking independent understanding.</w:t>
       </w:r>
     </w:p>
     <w:p>
@@ -1818,7 +2810,41 @@
     </w:p>
     <w:p>
       <w:r>
-        <w:t>A lower loss after a step supports progress on the objective and examples used for that step. It does not show that a model is safe, calibrated or better on unseen data. Keep the data split fixed and never use final-test labels to compute training gradients.</w:t>
+        <w:t>Use a genuinely new case for independent evidence. Previously discussed examples remain practice; use the separately named independent case before feedback.</w:t>
+      </w:r>
+    </w:p>
+    <w:p>
+      <w:pPr>
+        <w:spacing w:line="336" w:lineRule="auto" w:after="180"/>
+      </w:pPr>
+      <w:r>
+        <w:rPr>
+          <w:b w:val="0"/>
+        </w:rPr>
+        <w:t>A lower loss after a step supports progress on the objective and examples used for that step. It does not show that a model is safe, calibrated or better on unseen data.</w:t>
+      </w:r>
+    </w:p>
+    <w:p>
+      <w:pPr>
+        <w:spacing w:line="336" w:lineRule="auto" w:after="180"/>
+      </w:pPr>
+      <w:r>
+        <w:rPr>
+          <w:b w:val="0"/>
+        </w:rPr>
+        <w:t xml:space="preserve">Keep the data split fixed and never use final-test labels to compute </w:t>
+      </w:r>
+      <w:r>
+        <w:rPr>
+          <w:b/>
+        </w:rPr>
+        <w:t>training</w:t>
+      </w:r>
+      <w:r>
+        <w:rPr>
+          <w:b w:val="0"/>
+        </w:rPr>
+        <w:t xml:space="preserve"> gradients.</w:t>
       </w:r>
     </w:p>
     <w:p>
@@ -1850,12 +2876,25 @@
       </w:r>
     </w:p>
     <w:p>
-      <w:r>
+      <w:pPr>
+        <w:spacing w:line="336" w:lineRule="auto" w:after="180"/>
+      </w:pPr>
+      <w:r>
+        <w:rPr>
+          <w:b w:val="0"/>
+        </w:rPr>
         <w:t>Next week repeats the forward, loss, gradient and update cycle in a small network with a clearly stated stopping budget.</w:t>
       </w:r>
     </w:p>
     <w:p>
-      <w:r>
+      <w:pPr>
+        <w:spacing w:line="336" w:lineRule="auto" w:after="180"/>
+        <w:shd w:fill="F5F1FB"/>
+      </w:pPr>
+      <w:r>
+        <w:rPr>
+          <w:b w:val="0"/>
+        </w:rPr>
         <w:t>At a point with gradient [0, 0], what does this update do? Does that alone prove a global minimum on any loss surface?</w:t>
       </w:r>
     </w:p>
@@ -1893,6 +2932,11 @@
       </w:pPr>
       <w:r>
         <w:t>13. Study a complete case</w:t>
+      </w:r>
+    </w:p>
+    <w:p>
+      <w:r>
+        <w:t>Revisit the complete Updating parameters case for supported practice. Repeated examples do not become fresh assessments.</w:t>
       </w:r>
     </w:p>
     <w:p>
@@ -2060,8 +3104,26 @@
       </w:r>
     </w:p>
     <w:p>
-      <w:r>
-        <w:t>Follow the input through the stated procedure to its result. Cover the result first, predict it, then explain every intermediate step. The text/table accompanies the figure so the example can be read without colour.</w:t>
+      <w:pPr>
+        <w:spacing w:line="336" w:lineRule="auto" w:after="180"/>
+      </w:pPr>
+      <w:r>
+        <w:rPr>
+          <w:b w:val="0"/>
+        </w:rPr>
+        <w:t xml:space="preserve">Follow the </w:t>
+      </w:r>
+      <w:r>
+        <w:rPr>
+          <w:b/>
+        </w:rPr>
+        <w:t>input</w:t>
+      </w:r>
+      <w:r>
+        <w:rPr>
+          <w:b w:val="0"/>
+        </w:rPr>
+        <w:t xml:space="preserve"> through the stated procedure to its result. Cover the result first, predict it, then explain every intermediate step. The text/table accompanies the figure so the example can be read without colour.</w:t>
       </w:r>
     </w:p>
     <w:p>
@@ -2111,6 +3173,11 @@
       </w:r>
     </w:p>
     <w:p>
+      <w:r>
+        <w:t>Attempt the reserved new case before feedback. Record support; the earlier examples below remain additional practice.</w:t>
+      </w:r>
+    </w:p>
+    <w:p>
       <w:pPr>
         <w:pStyle w:val="Heading3"/>
       </w:pPr>
@@ -2119,8 +3186,38 @@
       </w:r>
     </w:p>
     <w:p>
-      <w:r>
-        <w:t>Use x = 1, target 4, w = 1, b = 1, squared loss and learning rate 0.1. Compute prediction, residual, gradient [2 times residual times x, 2 times residual], new parameters and new loss.</w:t>
+      <w:pPr>
+        <w:spacing w:line="336" w:lineRule="auto" w:after="180"/>
+      </w:pPr>
+      <w:r>
+        <w:rPr>
+          <w:b w:val="0"/>
+        </w:rPr>
+        <w:t xml:space="preserve">Use x = 1, target 4, w = 1, b = 1, squared loss and </w:t>
+      </w:r>
+      <w:r>
+        <w:rPr>
+          <w:b/>
+        </w:rPr>
+        <w:t>learning rate</w:t>
+      </w:r>
+      <w:r>
+        <w:rPr>
+          <w:b w:val="0"/>
+        </w:rPr>
+        <w:t xml:space="preserve"> 0.1. Compute </w:t>
+      </w:r>
+      <w:r>
+        <w:rPr>
+          <w:b/>
+        </w:rPr>
+        <w:t>prediction</w:t>
+      </w:r>
+      <w:r>
+        <w:rPr>
+          <w:b w:val="0"/>
+        </w:rPr>
+        <w:t>, residual, gradient [2 times residual times x, 2 times residual], new parameters and new loss.</w:t>
       </w:r>
     </w:p>
     <w:p>
@@ -2167,7 +3264,13 @@
       </w:r>
     </w:p>
     <w:p>
-      <w:r>
+      <w:pPr>
+        <w:spacing w:line="336" w:lineRule="auto" w:after="180"/>
+      </w:pPr>
+      <w:r>
+        <w:rPr>
+          <w:b w:val="0"/>
+        </w:rPr>
         <w:t>Attempt this case before feedback. Record any help. Earlier examples below are further practice; a case already practised with feedback cannot establish fresh transfer.</w:t>
       </w:r>
     </w:p>
@@ -2180,8 +3283,38 @@
       </w:r>
     </w:p>
     <w:p>
-      <w:r>
-        <w:t>Use x = 1, target 4, w = 1, b = 1, squared loss and learning rate 0.1. Compute prediction, residual, gradient [2 times residual times x, 2 times residual], new parameters and new loss.</w:t>
+      <w:pPr>
+        <w:spacing w:line="336" w:lineRule="auto" w:after="180"/>
+      </w:pPr>
+      <w:r>
+        <w:rPr>
+          <w:b w:val="0"/>
+        </w:rPr>
+        <w:t xml:space="preserve">Use x = 1, target 4, w = 1, b = 1, squared loss and </w:t>
+      </w:r>
+      <w:r>
+        <w:rPr>
+          <w:b/>
+        </w:rPr>
+        <w:t>learning rate</w:t>
+      </w:r>
+      <w:r>
+        <w:rPr>
+          <w:b w:val="0"/>
+        </w:rPr>
+        <w:t xml:space="preserve"> 0.1. Compute </w:t>
+      </w:r>
+      <w:r>
+        <w:rPr>
+          <w:b/>
+        </w:rPr>
+        <w:t>prediction</w:t>
+      </w:r>
+      <w:r>
+        <w:rPr>
+          <w:b w:val="0"/>
+        </w:rPr>
+        <w:t>, residual, gradient [2 times residual times x, 2 times residual], new parameters and new loss.</w:t>
       </w:r>
     </w:p>
     <w:p>
@@ -2233,7 +3366,13 @@
       </w:r>
     </w:p>
     <w:p>
-      <w:r>
+      <w:pPr>
+        <w:spacing w:line="336" w:lineRule="auto" w:after="180"/>
+      </w:pPr>
+      <w:r>
+        <w:rPr>
+          <w:b w:val="0"/>
+        </w:rPr>
         <w:t>Record support used: none, hint or teacher explanation. After feedback, a different case is needed to demonstrate independence.</w:t>
       </w:r>
     </w:p>
@@ -2246,8 +3385,25 @@
       </w:r>
     </w:p>
     <w:p>
-      <w:r>
-        <w:t>Attempt the independent case before hints. Record whether you worked alone, used a hint or followed a model. After feedback, fix the first unsupported step and explain why it changed. A later check uses a changed case, not a copied answer.</w:t>
+      <w:pPr>
+        <w:spacing w:line="336" w:lineRule="auto" w:after="180"/>
+      </w:pPr>
+      <w:r>
+        <w:rPr>
+          <w:b w:val="0"/>
+        </w:rPr>
+        <w:t>Attempt the independent case before hints. Record whether you worked alone, used a hint or followed a model. After feedback, fix the first unsupported step and explain why it changed.</w:t>
+      </w:r>
+    </w:p>
+    <w:p>
+      <w:pPr>
+        <w:spacing w:line="336" w:lineRule="auto" w:after="180"/>
+      </w:pPr>
+      <w:r>
+        <w:rPr>
+          <w:b w:val="0"/>
+        </w:rPr>
+        <w:t>A later check uses a changed case, not a copied answer.</w:t>
       </w:r>
     </w:p>
     <w:p>
@@ -2260,6 +3416,17 @@
     </w:p>
     <w:p>
       <w:r>
+        <w:t>Use this map to navigate Updating parameters, connect the goals to tasks and keep one evidence record for each attempt.</w:t>
+      </w:r>
+    </w:p>
+    <w:p>
+      <w:pPr>
+        <w:spacing w:line="336" w:lineRule="auto" w:after="180"/>
+      </w:pPr>
+      <w:r>
+        <w:rPr>
+          <w:b w:val="0"/>
+        </w:rPr>
         <w:t>Start with this question: Use one explicit gradient update and then recompute the loss.</w:t>
       </w:r>
     </w:p>
@@ -2366,13 +3533,61 @@
       </w:tr>
     </w:tbl>
     <w:p>
-      <w:r>
-        <w:t>Remember → watch and explain → try with help → investigate → try independently → keep project evidence. Your teacher may spread this lesson across several classes.</w:t>
-      </w:r>
-    </w:p>
-    <w:p>
-      <w:r>
-        <w:t>Keep your first prediction. Compare it with what the evidence shows and explain any change.</w:t>
+      <w:pPr>
+        <w:spacing w:line="336" w:lineRule="auto" w:after="180"/>
+      </w:pPr>
+      <w:r>
+        <w:rPr>
+          <w:b w:val="0"/>
+        </w:rPr>
+        <w:t xml:space="preserve">Remember → watch and explain → try with help → investigate → try independently → keep project </w:t>
+      </w:r>
+      <w:r>
+        <w:rPr>
+          <w:b/>
+        </w:rPr>
+        <w:t>evidence</w:t>
+      </w:r>
+      <w:r>
+        <w:rPr>
+          <w:b w:val="0"/>
+        </w:rPr>
+        <w:t>. Your teacher may spread this lesson across several classes.</w:t>
+      </w:r>
+    </w:p>
+    <w:p>
+      <w:pPr>
+        <w:spacing w:line="336" w:lineRule="auto" w:after="180"/>
+      </w:pPr>
+      <w:r>
+        <w:rPr>
+          <w:b w:val="0"/>
+        </w:rPr>
+        <w:t xml:space="preserve">Keep your first </w:t>
+      </w:r>
+      <w:r>
+        <w:rPr>
+          <w:b/>
+        </w:rPr>
+        <w:t>prediction</w:t>
+      </w:r>
+      <w:r>
+        <w:rPr>
+          <w:b w:val="0"/>
+        </w:rPr>
+        <w:t xml:space="preserve">. Compare it with what the </w:t>
+      </w:r>
+      <w:r>
+        <w:rPr>
+          <w:b/>
+        </w:rPr>
+        <w:t>evidence</w:t>
+      </w:r>
+      <w:r>
+        <w:rPr>
+          <w:b w:val="0"/>
+        </w:rPr>
+        <w:t xml:space="preserve"> shows and explain any change.</w:t>
       </w:r>
     </w:p>
     <w:p>
@@ -2385,7 +3600,30 @@
     </w:p>
     <w:p>
       <w:r>
-        <w:t>Close your notes. Explain this goal in your own words: Apply a learning rate to an ordered gradient</w:t>
+        <w:t>Explain Updating parameters without notes, identify a remaining question and plan a later check with a changed case.</w:t>
+      </w:r>
+    </w:p>
+    <w:p>
+      <w:pPr>
+        <w:spacing w:line="336" w:lineRule="auto" w:after="180"/>
+      </w:pPr>
+      <w:r>
+        <w:rPr>
+          <w:b w:val="0"/>
+        </w:rPr>
+        <w:t xml:space="preserve">Close your notes. Explain this goal in your own words: Apply a </w:t>
+      </w:r>
+      <w:r>
+        <w:rPr>
+          <w:b/>
+        </w:rPr>
+        <w:t>learning rate</w:t>
+      </w:r>
+      <w:r>
+        <w:rPr>
+          <w:b w:val="0"/>
+        </w:rPr>
+        <w:t xml:space="preserve"> to an ordered gradient</w:t>
       </w:r>
     </w:p>
     <w:p>
@@ -2422,13 +3660,61 @@
       </w:r>
     </w:p>
     <w:p>
-      <w:r>
-        <w:t>If you are unsure, return to the worked picture and explain one arrow. If you are ready, change an input or assumption and justify your prediction.</w:t>
-      </w:r>
-    </w:p>
-    <w:p>
-      <w:r>
-        <w:t>Save your workbook evidence. At the next review, try a different case before opening your old answer.</w:t>
+      <w:pPr>
+        <w:spacing w:line="336" w:lineRule="auto" w:after="180"/>
+      </w:pPr>
+      <w:r>
+        <w:rPr>
+          <w:b w:val="0"/>
+        </w:rPr>
+        <w:t xml:space="preserve">If you are unsure, return to the worked picture and explain one arrow. If you are ready, change an </w:t>
+      </w:r>
+      <w:r>
+        <w:rPr>
+          <w:b/>
+        </w:rPr>
+        <w:t>input</w:t>
+      </w:r>
+      <w:r>
+        <w:rPr>
+          <w:b w:val="0"/>
+        </w:rPr>
+        <w:t xml:space="preserve"> or assumption and justify your </w:t>
+      </w:r>
+      <w:r>
+        <w:rPr>
+          <w:b/>
+        </w:rPr>
+        <w:t>prediction</w:t>
+      </w:r>
+      <w:r>
+        <w:rPr>
+          <w:b w:val="0"/>
+        </w:rPr>
+        <w:t>.</w:t>
+      </w:r>
+    </w:p>
+    <w:p>
+      <w:pPr>
+        <w:spacing w:line="336" w:lineRule="auto" w:after="180"/>
+      </w:pPr>
+      <w:r>
+        <w:rPr>
+          <w:b w:val="0"/>
+        </w:rPr>
+        <w:t xml:space="preserve">Save your workbook </w:t>
+      </w:r>
+      <w:r>
+        <w:rPr>
+          <w:b/>
+        </w:rPr>
+        <w:t>evidence</w:t>
+      </w:r>
+      <w:r>
+        <w:rPr>
+          <w:b w:val="0"/>
+        </w:rPr>
+        <w:t>. At the next review, try a different case before opening your old answer.</w:t>
       </w:r>
     </w:p>
     <w:p>
@@ -2441,11 +3727,28 @@
     </w:p>
     <w:p>
       <w:r>
+        <w:t>Attempt supported questions before using hints or feedback. Review a missing building block, then keep the completed work.</w:t>
+      </w:r>
+    </w:p>
+    <w:p>
+      <w:pPr>
+        <w:spacing w:line="336" w:lineRule="auto" w:after="180"/>
+      </w:pPr>
+      <w:r>
+        <w:rPr>
+          <w:b w:val="0"/>
+        </w:rPr>
         <w:t>Use this supported practice once, in the browser or on paper. Keep the reserved independent assessment for a separate first attempt before teacher feedback.</w:t>
       </w:r>
     </w:p>
     <w:p>
-      <w:r>
+      <w:pPr>
+        <w:spacing w:line="336" w:lineRule="auto" w:after="180"/>
+      </w:pPr>
+      <w:r>
+        <w:rPr>
+          <w:b w:val="0"/>
+        </w:rPr>
         <w:t>Use one explicit gradient update and then recompute the loss.</w:t>
       </w:r>
     </w:p>
@@ -2458,22 +3761,49 @@
       </w:r>
     </w:p>
     <w:p>
-      <w:r>
+      <w:pPr>
+        <w:spacing w:line="336" w:lineRule="auto" w:after="180"/>
+      </w:pPr>
+      <w:r>
+        <w:rPr>
+          <w:b w:val="0"/>
+        </w:rPr>
         <w:t>Which labelled step matches this detail? New y=4, residual -1, loss 1: lower than4.</w:t>
       </w:r>
     </w:p>
     <w:p>
-      <w:r>
+      <w:pPr>
+        <w:spacing w:line="336" w:lineRule="auto" w:after="180"/>
+        <w:shd w:fill="F4F9FC"/>
+      </w:pPr>
+      <w:r>
+        <w:rPr>
+          <w:b w:val="0"/>
+        </w:rPr>
         <w:t>1. Check new loss</w:t>
       </w:r>
     </w:p>
     <w:p>
-      <w:r>
+      <w:pPr>
+        <w:spacing w:line="336" w:lineRule="auto" w:after="180"/>
+        <w:shd w:fill="F4F9FC"/>
+      </w:pPr>
+      <w:r>
+        <w:rPr>
+          <w:b w:val="0"/>
+        </w:rPr>
         <w:t>2. Compute gradient</w:t>
       </w:r>
     </w:p>
     <w:p>
-      <w:r>
+      <w:pPr>
+        <w:spacing w:line="336" w:lineRule="auto" w:after="180"/>
+        <w:shd w:fill="F4F9FC"/>
+      </w:pPr>
+      <w:r>
+        <w:rPr>
+          <w:b w:val="0"/>
+        </w:rPr>
         <w:t>3. Update simultaneously</w:t>
       </w:r>
     </w:p>
@@ -2511,41 +3841,215 @@
       </w:r>
     </w:p>
     <w:p>
-      <w:r>
+      <w:pPr>
+        <w:pStyle w:val="Heading3"/>
+      </w:pPr>
+      <w:r>
+        <w:t>Hint · try first</w:t>
+      </w:r>
+    </w:p>
+    <w:p>
+      <w:pPr>
+        <w:spacing w:line="336" w:lineRule="auto" w:after="180"/>
+        <w:shd w:fill="F1F6F8"/>
+      </w:pPr>
+      <w:r>
+        <w:rPr>
+          <w:b w:val="0"/>
+        </w:rPr>
         <w:t>Hint if needed: Read the steps in the pictorial case. Match the supplied detail to the stage that performs or records it.</w:t>
       </w:r>
     </w:p>
     <w:p>
-      <w:r>
-        <w:t>After your attempt, compare with the supported explanation: Check new loss New y=4, residual -1, loss 1: lower than4. Gradient descent subtracts learning rate times gradient. A negative gradient makes this subtraction increase the parameter. Compute both gradients at the original [w,b] before updating either one. The small step brings the prediction closer to five, reducing squared error. A larger step can cross the target and undo that gain, so the new prediction and loss must be recalculated.</w:t>
-      </w:r>
-    </w:p>
-    <w:p>
       <w:pPr>
         <w:pStyle w:val="Heading3"/>
       </w:pPr>
       <w:r>
+        <w:t>Feedback · compare after trying</w:t>
+      </w:r>
+    </w:p>
+    <w:p>
+      <w:pPr>
+        <w:spacing w:line="336" w:lineRule="auto" w:after="180"/>
+        <w:shd w:fill="F1F6FC"/>
+      </w:pPr>
+      <w:r>
+        <w:rPr>
+          <w:b w:val="0"/>
+        </w:rPr>
+        <w:t xml:space="preserve">After your attempt, compare with the supported explanation: Check new loss New y=4, residual -1, loss 1: lower than4. </w:t>
+      </w:r>
+      <w:r>
+        <w:rPr>
+          <w:b/>
+        </w:rPr>
+        <w:t>Gradient descent</w:t>
+      </w:r>
+      <w:r>
+        <w:rPr>
+          <w:b w:val="0"/>
+        </w:rPr>
+        <w:t xml:space="preserve"> subtracts </w:t>
+      </w:r>
+      <w:r>
+        <w:rPr>
+          <w:b/>
+        </w:rPr>
+        <w:t>learning rate</w:t>
+      </w:r>
+      <w:r>
+        <w:rPr>
+          <w:b w:val="0"/>
+        </w:rPr>
+        <w:t xml:space="preserve"> times gradient.</w:t>
+      </w:r>
+    </w:p>
+    <w:p>
+      <w:pPr>
+        <w:spacing w:line="336" w:lineRule="auto" w:after="180"/>
+        <w:shd w:fill="F1F6FC"/>
+      </w:pPr>
+      <w:r>
+        <w:rPr>
+          <w:b w:val="0"/>
+        </w:rPr>
+        <w:t xml:space="preserve">A negative gradient makes this subtraction increase the parameter. Compute both gradients at the original [w,b] before updating either one. The small step brings the </w:t>
+      </w:r>
+      <w:r>
+        <w:rPr>
+          <w:b/>
+        </w:rPr>
+        <w:t>prediction</w:t>
+      </w:r>
+      <w:r>
+        <w:rPr>
+          <w:b w:val="0"/>
+        </w:rPr>
+        <w:t xml:space="preserve"> closer to five, reducing squared error.</w:t>
+      </w:r>
+    </w:p>
+    <w:p>
+      <w:pPr>
+        <w:spacing w:line="336" w:lineRule="auto" w:after="180"/>
+        <w:shd w:fill="F1F6FC"/>
+      </w:pPr>
+      <w:r>
+        <w:rPr>
+          <w:b w:val="0"/>
+        </w:rPr>
+        <w:t xml:space="preserve">A larger step can cross the target and undo that gain, so the new </w:t>
+      </w:r>
+      <w:r>
+        <w:rPr>
+          <w:b/>
+        </w:rPr>
+        <w:t>prediction</w:t>
+      </w:r>
+      <w:r>
+        <w:rPr>
+          <w:b w:val="0"/>
+        </w:rPr>
+        <w:t xml:space="preserve"> and loss must be recalculated.</w:t>
+      </w:r>
+    </w:p>
+    <w:p>
+      <w:pPr>
+        <w:pStyle w:val="Heading3"/>
+      </w:pPr>
+      <w:r>
         <w:t>Practice 2: explain the deciding evidence</w:t>
       </w:r>
     </w:p>
     <w:p>
-      <w:r>
-        <w:t>Changed-case practice: Set learning rate 0.2 from the same starting point. Which conclusion is supported by the supplied facts?</w:t>
-      </w:r>
-    </w:p>
-    <w:p>
-      <w:r>
-        <w:t>1. This one example guarantees correct results for every future input.</w:t>
-      </w:r>
-    </w:p>
-    <w:p>
-      <w:r>
+      <w:pPr>
+        <w:pStyle w:val="Heading3"/>
+      </w:pPr>
+      <w:r>
+        <w:t>Changed case · predict first</w:t>
+      </w:r>
+    </w:p>
+    <w:p>
+      <w:pPr>
+        <w:spacing w:line="336" w:lineRule="auto" w:after="180"/>
+        <w:shd w:fill="F5F1FB"/>
+      </w:pPr>
+      <w:r>
+        <w:rPr>
+          <w:b w:val="0"/>
+        </w:rPr>
+        <w:t xml:space="preserve">Changed-case practice: Set </w:t>
+      </w:r>
+      <w:r>
+        <w:rPr>
+          <w:b/>
+        </w:rPr>
+        <w:t>learning rate</w:t>
+      </w:r>
+      <w:r>
+        <w:rPr>
+          <w:b w:val="0"/>
+        </w:rPr>
+        <w:t xml:space="preserve"> 0.2 from the same starting point. Which conclusion is supported by the supplied facts?</w:t>
+      </w:r>
+    </w:p>
+    <w:p>
+      <w:pPr>
+        <w:spacing w:line="336" w:lineRule="auto" w:after="180"/>
+        <w:shd w:fill="F4F9FC"/>
+      </w:pPr>
+      <w:r>
+        <w:rPr>
+          <w:b w:val="0"/>
+        </w:rPr>
+        <w:t xml:space="preserve">1. This one example guarantees correct results for every future </w:t>
+      </w:r>
+      <w:r>
+        <w:rPr>
+          <w:b/>
+        </w:rPr>
+        <w:t>input</w:t>
+      </w:r>
+      <w:r>
+        <w:rPr>
+          <w:b w:val="0"/>
+        </w:rPr>
+        <w:t>.</w:t>
+      </w:r>
+    </w:p>
+    <w:p>
+      <w:pPr>
+        <w:spacing w:line="336" w:lineRule="auto" w:after="180"/>
+        <w:shd w:fill="F4F9FC"/>
+      </w:pPr>
+      <w:r>
+        <w:rPr>
+          <w:b w:val="0"/>
+        </w:rPr>
         <w:t>2. New w=2.6, b=1.8, y=7, squared loss 4: no improvement.</w:t>
       </w:r>
     </w:p>
     <w:p>
-      <w:r>
-        <w:t>3. We can decide the result without examining the changed input or the procedure.</w:t>
+      <w:pPr>
+        <w:spacing w:line="336" w:lineRule="auto" w:after="180"/>
+        <w:shd w:fill="F4F9FC"/>
+      </w:pPr>
+      <w:r>
+        <w:rPr>
+          <w:b w:val="0"/>
+        </w:rPr>
+        <w:t xml:space="preserve">3. We can decide the result without examining the changed </w:t>
+      </w:r>
+      <w:r>
+        <w:rPr>
+          <w:b/>
+        </w:rPr>
+        <w:t>input</w:t>
+      </w:r>
+      <w:r>
+        <w:rPr>
+          <w:b w:val="0"/>
+        </w:rPr>
+        <w:t xml:space="preserve"> or the procedure.</w:t>
       </w:r>
     </w:p>
     <w:p>
@@ -2582,12 +4086,42 @@
       </w:r>
     </w:p>
     <w:p>
-      <w:r>
+      <w:pPr>
+        <w:pStyle w:val="Heading3"/>
+      </w:pPr>
+      <w:r>
+        <w:t>Hint · try first</w:t>
+      </w:r>
+    </w:p>
+    <w:p>
+      <w:pPr>
+        <w:spacing w:line="336" w:lineRule="auto" w:after="180"/>
+        <w:shd w:fill="F1F6F8"/>
+      </w:pPr>
+      <w:r>
+        <w:rPr>
+          <w:b w:val="0"/>
+        </w:rPr>
         <w:t>Hint if needed: Use the changed condition and the deciding step in the pictorial trace. The answer must say what follows from those facts.</w:t>
       </w:r>
     </w:p>
     <w:p>
-      <w:r>
+      <w:pPr>
+        <w:pStyle w:val="Heading3"/>
+      </w:pPr>
+      <w:r>
+        <w:t>Feedback · compare after trying</w:t>
+      </w:r>
+    </w:p>
+    <w:p>
+      <w:pPr>
+        <w:spacing w:line="336" w:lineRule="auto" w:after="180"/>
+        <w:shd w:fill="F1F6FC"/>
+      </w:pPr>
+      <w:r>
+        <w:rPr>
+          <w:b w:val="0"/>
+        </w:rPr>
         <w:t>After your attempt, compare with the supported explanation: New w=2.6, b=1.8, y=7, squared loss 4: no improvement. The larger update jumps to an equally distant point on the opposite side of the target.</w:t>
       </w:r>
     </w:p>
@@ -2600,18 +4134,129 @@
       </w:r>
     </w:p>
     <w:p>
-      <w:r>
-        <w:t>Review Gradients with a numerical check (ai-5/10). Goal: Estimate one partial derivative while other parameters stay fixed. Short practice: Why should the numerical checks perturb one coordinate at a time? Point to the relevant step in the picture, then write the changed result and the rule or evidence that supports it.. Return to this week and explain what you changed.</w:t>
-      </w:r>
-    </w:p>
-    <w:p>
-      <w:r>
-        <w:t>Review Loss functions (ai-5/8). Goal: Calculate per-example squared error and mean squared error. Short practice: Why must the report name the chosen loss? Point to the relevant step in the picture, then write the changed result and the rule or evidence that supports it.. Return to this week and explain what you changed.</w:t>
-      </w:r>
-    </w:p>
-    <w:p>
-      <w:r>
-        <w:t>Review Composing layers (ai-5/5). Goal: Trace how one layer supplies the next layer inputs. Short practice: What intermediate value explains the changed output? Point to the relevant step in the picture, then write the changed result and the rule or evidence that supports it.. Return to this week and explain what you changed.</w:t>
+      <w:pPr>
+        <w:spacing w:line="336" w:lineRule="auto" w:after="180"/>
+      </w:pPr>
+      <w:r>
+        <w:rPr>
+          <w:b w:val="0"/>
+        </w:rPr>
+        <w:t>Review Gradients with a numerical check (ai-5/10). Goal: Estimate one partial derivative while other parameters stay fixed. Short practice: Why should the numerical checks perturb one coordinate at a time?</w:t>
+      </w:r>
+    </w:p>
+    <w:p>
+      <w:pPr>
+        <w:spacing w:line="336" w:lineRule="auto" w:after="180"/>
+      </w:pPr>
+      <w:r>
+        <w:rPr>
+          <w:b w:val="0"/>
+        </w:rPr>
+        <w:t xml:space="preserve">Point to the relevant step in the picture, then write the changed result and the rule or </w:t>
+      </w:r>
+      <w:r>
+        <w:rPr>
+          <w:b/>
+        </w:rPr>
+        <w:t>evidence</w:t>
+      </w:r>
+      <w:r>
+        <w:rPr>
+          <w:b w:val="0"/>
+        </w:rPr>
+        <w:t xml:space="preserve"> that supports it.. Return to this week and explain what you changed.</w:t>
+      </w:r>
+    </w:p>
+    <w:p>
+      <w:pPr>
+        <w:spacing w:line="336" w:lineRule="auto" w:after="180"/>
+      </w:pPr>
+      <w:r>
+        <w:rPr>
+          <w:b w:val="0"/>
+        </w:rPr>
+        <w:t>Review Loss functions (ai-5/8). Goal: Calculate per-example squared error and mean squared error. Short practice: Why must the report name the chosen loss?</w:t>
+      </w:r>
+    </w:p>
+    <w:p>
+      <w:pPr>
+        <w:spacing w:line="336" w:lineRule="auto" w:after="180"/>
+      </w:pPr>
+      <w:r>
+        <w:rPr>
+          <w:b w:val="0"/>
+        </w:rPr>
+        <w:t xml:space="preserve">Point to the relevant step in the picture, then write the changed result and the rule or </w:t>
+      </w:r>
+      <w:r>
+        <w:rPr>
+          <w:b/>
+        </w:rPr>
+        <w:t>evidence</w:t>
+      </w:r>
+      <w:r>
+        <w:rPr>
+          <w:b w:val="0"/>
+        </w:rPr>
+        <w:t xml:space="preserve"> that supports it.. Return to this week and explain what you changed.</w:t>
+      </w:r>
+    </w:p>
+    <w:p>
+      <w:pPr>
+        <w:spacing w:line="336" w:lineRule="auto" w:after="180"/>
+      </w:pPr>
+      <w:r>
+        <w:rPr>
+          <w:b w:val="0"/>
+        </w:rPr>
+        <w:t xml:space="preserve">Review Composing layers (ai-5/5). Goal: Trace how one layer supplies the next layer </w:t>
+      </w:r>
+      <w:r>
+        <w:rPr>
+          <w:b/>
+        </w:rPr>
+        <w:t>input</w:t>
+      </w:r>
+      <w:r>
+        <w:rPr>
+          <w:b w:val="0"/>
+        </w:rPr>
+        <w:t xml:space="preserve">s. Short practice: What intermediate value explains the changed </w:t>
+      </w:r>
+      <w:r>
+        <w:rPr>
+          <w:b/>
+        </w:rPr>
+        <w:t>output</w:t>
+      </w:r>
+      <w:r>
+        <w:rPr>
+          <w:b w:val="0"/>
+        </w:rPr>
+        <w:t>?</w:t>
+      </w:r>
+    </w:p>
+    <w:p>
+      <w:pPr>
+        <w:spacing w:line="336" w:lineRule="auto" w:after="180"/>
+      </w:pPr>
+      <w:r>
+        <w:rPr>
+          <w:b w:val="0"/>
+        </w:rPr>
+        <w:t xml:space="preserve">Point to the relevant step in the picture, then write the changed result and the rule or </w:t>
+      </w:r>
+      <w:r>
+        <w:rPr>
+          <w:b/>
+        </w:rPr>
+        <w:t>evidence</w:t>
+      </w:r>
+      <w:r>
+        <w:rPr>
+          <w:b w:val="0"/>
+        </w:rPr>
+        <w:t xml:space="preserve"> that supports it.. Return to this week and explain what you changed.</w:t>
       </w:r>
     </w:p>
     <w:p>
@@ -2623,8 +4268,61 @@
       </w:r>
     </w:p>
     <w:p>
-      <w:r>
-        <w:t>The browser lab lets you edit the supported Python examples already included in this lesson. Predict first, run, inspect the actual output or error, change one input, then run again. Keep code, predictions, actual results and a reasoned revision together. On paper, label your result as a trace rather than an execution.</w:t>
+      <w:pPr>
+        <w:spacing w:line="336" w:lineRule="auto" w:after="180"/>
+      </w:pPr>
+      <w:r>
+        <w:rPr>
+          <w:b w:val="0"/>
+        </w:rPr>
+        <w:t xml:space="preserve">The browser lab lets you edit the supported Python examples already included in this lesson. Predict first, run, inspect the actual </w:t>
+      </w:r>
+      <w:r>
+        <w:rPr>
+          <w:b/>
+        </w:rPr>
+        <w:t>output</w:t>
+      </w:r>
+      <w:r>
+        <w:rPr>
+          <w:b w:val="0"/>
+        </w:rPr>
+        <w:t xml:space="preserve"> or error, change one </w:t>
+      </w:r>
+      <w:r>
+        <w:rPr>
+          <w:b/>
+        </w:rPr>
+        <w:t>input</w:t>
+      </w:r>
+      <w:r>
+        <w:rPr>
+          <w:b w:val="0"/>
+        </w:rPr>
+        <w:t>, then run again.</w:t>
+      </w:r>
+    </w:p>
+    <w:p>
+      <w:pPr>
+        <w:spacing w:line="336" w:lineRule="auto" w:after="180"/>
+      </w:pPr>
+      <w:r>
+        <w:rPr>
+          <w:b w:val="0"/>
+        </w:rPr>
+        <w:t xml:space="preserve">Keep code, </w:t>
+      </w:r>
+      <w:r>
+        <w:rPr>
+          <w:b/>
+        </w:rPr>
+        <w:t>prediction</w:t>
+      </w:r>
+      <w:r>
+        <w:rPr>
+          <w:b w:val="0"/>
+        </w:rPr>
+        <w:t>s, actual results and a reasoned revision together. On paper, label your result as a trace rather than an execution.</w:t>
       </w:r>
     </w:p>
     <w:p>
@@ -2636,8 +4334,668 @@
       </w:r>
     </w:p>
     <w:p>
-      <w:r>
-        <w:t>Use Download completed work in the hosted lesson to export your answers, reflections, practice feedback and code-run evidence. Open the HTML copy to read or print it. Drafts stay in this browser when storage is available; clear drafts on a shared device.</w:t>
+      <w:pPr>
+        <w:spacing w:line="336" w:lineRule="auto" w:after="180"/>
+      </w:pPr>
+      <w:r>
+        <w:rPr>
+          <w:b w:val="0"/>
+        </w:rPr>
+        <w:t xml:space="preserve">Use Download completed work in the hosted lesson to export your answers, reflections, practice feedback and code-run </w:t>
+      </w:r>
+      <w:r>
+        <w:rPr>
+          <w:b/>
+        </w:rPr>
+        <w:t>evidence</w:t>
+      </w:r>
+      <w:r>
+        <w:rPr>
+          <w:b w:val="0"/>
+        </w:rPr>
+        <w:t>. Open the HTML copy to read or print it.</w:t>
+      </w:r>
+    </w:p>
+    <w:p>
+      <w:pPr>
+        <w:spacing w:line="336" w:lineRule="auto" w:after="180"/>
+      </w:pPr>
+      <w:r>
+        <w:rPr>
+          <w:b w:val="0"/>
+        </w:rPr>
+        <w:t>Drafts stay in this browser when storage is available; clear drafts on a shared device.</w:t>
+      </w:r>
+    </w:p>
+    <w:p>
+      <w:pPr>
+        <w:pStyle w:val="Heading1"/>
+      </w:pPr>
+      <w:r>
+        <w:t>18. Visual concept journey</w:t>
+      </w:r>
+    </w:p>
+    <w:p>
+      <w:r>
+        <w:t>Explain each Updating parameters graphic using its labels, deciding evidence and relevant limitation.</w:t>
+      </w:r>
+    </w:p>
+    <w:p>
+      <w:pPr>
+        <w:pStyle w:val="Heading3"/>
+      </w:pPr>
+      <w:r>
+        <w:t>01. Updating parameters: the case</w:t>
+      </w:r>
+    </w:p>
+    <w:p>
+      <w:r>
+        <w:drawing>
+          <wp:inline xmlns:a="http://schemas.openxmlformats.org/drawingml/2006/main" xmlns:pic="http://schemas.openxmlformats.org/drawingml/2006/picture">
+            <wp:extent cx="5486400" cy="2990088"/>
+            <wp:docPr id="3" name="Picture 3" descr="Use one explicit gradient update and then recompute the loss. Supplied facts: Model y=2w+b, target 5. Start w=1, b=1; learning rate 0.05. Initial y=3, error y−target=−2, squared loss 4. All inputs and outcomes in this worked example are invented classroom data; no real model run is claimed."/>
+            <wp:cNvGraphicFramePr>
+              <a:graphicFrameLocks noChangeAspect="1"/>
+            </wp:cNvGraphicFramePr>
+            <a:graphic>
+              <a:graphicData uri="http://schemas.openxmlformats.org/drawingml/2006/picture">
+                <pic:pic>
+                  <pic:nvPicPr>
+                    <pic:cNvPr id="0" name="academy-story-ai-5-11-01.png"/>
+                    <pic:cNvPicPr/>
+                  </pic:nvPicPr>
+                  <pic:blipFill>
+                    <a:blip r:embed="rId11"/>
+                    <a:stretch>
+                      <a:fillRect/>
+                    </a:stretch>
+                  </pic:blipFill>
+                  <pic:spPr>
+                    <a:xfrm>
+                      <a:off x="0" y="0"/>
+                      <a:ext cx="5486400" cy="2990088"/>
+                    </a:xfrm>
+                    <a:prstGeom prst="rect"/>
+                  </pic:spPr>
+                </pic:pic>
+              </a:graphicData>
+            </a:graphic>
+          </wp:inline>
+        </w:drawing>
+      </w:r>
+    </w:p>
+    <w:p>
+      <w:pPr>
+        <w:spacing w:line="336" w:lineRule="auto" w:after="180"/>
+      </w:pPr>
+      <w:r>
+        <w:rPr>
+          <w:b w:val="0"/>
+        </w:rPr>
+        <w:t xml:space="preserve">Use one explicit gradient update and then recompute the loss. Supplied facts: Model y=2w+b, target 5. Start w=1, b=1; </w:t>
+      </w:r>
+      <w:r>
+        <w:rPr>
+          <w:b/>
+        </w:rPr>
+        <w:t>learning rate</w:t>
+      </w:r>
+      <w:r>
+        <w:rPr>
+          <w:b w:val="0"/>
+        </w:rPr>
+        <w:t xml:space="preserve"> 0.05. Initial y=3, error y−target=−2, squared loss 4.</w:t>
+      </w:r>
+    </w:p>
+    <w:p>
+      <w:pPr>
+        <w:spacing w:line="336" w:lineRule="auto" w:after="180"/>
+      </w:pPr>
+      <w:r>
+        <w:rPr>
+          <w:b w:val="0"/>
+        </w:rPr>
+        <w:t xml:space="preserve">All </w:t>
+      </w:r>
+      <w:r>
+        <w:rPr>
+          <w:b/>
+        </w:rPr>
+        <w:t>input</w:t>
+      </w:r>
+      <w:r>
+        <w:rPr>
+          <w:b w:val="0"/>
+        </w:rPr>
+        <w:t>s and outcomes in this worked example are invented classroom data; no real model run is claimed.</w:t>
+      </w:r>
+    </w:p>
+    <w:p>
+      <w:pPr>
+        <w:spacing w:line="336" w:lineRule="auto" w:after="180"/>
+        <w:shd w:fill="F5F1FB"/>
+      </w:pPr>
+      <w:r>
+        <w:rPr>
+          <w:b w:val="0"/>
+        </w:rPr>
+        <w:t>Point to the given fact that matters most. Explain why it matters.</w:t>
+      </w:r>
+    </w:p>
+    <w:p>
+      <w:pPr>
+        <w:pStyle w:val="Heading3"/>
+      </w:pPr>
+      <w:r>
+        <w:t>02. Follow the deciding steps</w:t>
+      </w:r>
+    </w:p>
+    <w:p>
+      <w:r>
+        <w:drawing>
+          <wp:inline xmlns:a="http://schemas.openxmlformats.org/drawingml/2006/main" xmlns:pic="http://schemas.openxmlformats.org/drawingml/2006/picture">
+            <wp:extent cx="5486400" cy="3182112"/>
+            <wp:docPr id="4" name="Picture 4" descr="Compute gradient: Gradient for [w, b]=[2×(-2)×2, 2×(-2)]=[-8,-4]. → Update simultaneously: New w=1-0.05×(-8)=1.4; new b=1.2. → Check new loss: New y=4, residual -1, loss 1: lower than4."/>
+            <wp:cNvGraphicFramePr>
+              <a:graphicFrameLocks noChangeAspect="1"/>
+            </wp:cNvGraphicFramePr>
+            <a:graphic>
+              <a:graphicData uri="http://schemas.openxmlformats.org/drawingml/2006/picture">
+                <pic:pic>
+                  <pic:nvPicPr>
+                    <pic:cNvPr id="0" name="academy-story-ai-5-11-02.png"/>
+                    <pic:cNvPicPr/>
+                  </pic:nvPicPr>
+                  <pic:blipFill>
+                    <a:blip r:embed="rId12"/>
+                    <a:stretch>
+                      <a:fillRect/>
+                    </a:stretch>
+                  </pic:blipFill>
+                  <pic:spPr>
+                    <a:xfrm>
+                      <a:off x="0" y="0"/>
+                      <a:ext cx="5486400" cy="3182112"/>
+                    </a:xfrm>
+                    <a:prstGeom prst="rect"/>
+                  </pic:spPr>
+                </pic:pic>
+              </a:graphicData>
+            </a:graphic>
+          </wp:inline>
+        </w:drawing>
+      </w:r>
+    </w:p>
+    <w:p>
+      <w:pPr>
+        <w:spacing w:line="336" w:lineRule="auto" w:after="180"/>
+      </w:pPr>
+      <w:r>
+        <w:rPr>
+          <w:b w:val="0"/>
+        </w:rPr>
+        <w:t>Compute gradient: Gradient for [w, b]=[2×(-2)×2, 2×(-2)]=[-8,-4]. → Update simultaneously: New w=1-0.05×(-8)=1.4; new b=1.2. → Check new loss: New y=4, residual -1, loss 1: lower than4.</w:t>
+      </w:r>
+    </w:p>
+    <w:p>
+      <w:pPr>
+        <w:spacing w:line="336" w:lineRule="auto" w:after="180"/>
+        <w:shd w:fill="F5F1FB"/>
+      </w:pPr>
+      <w:r>
+        <w:rPr>
+          <w:b w:val="0"/>
+        </w:rPr>
+        <w:t xml:space="preserve">Point to each numbered stage and explain which recorded </w:t>
+      </w:r>
+      <w:r>
+        <w:rPr>
+          <w:b/>
+        </w:rPr>
+        <w:t>input</w:t>
+      </w:r>
+      <w:r>
+        <w:rPr>
+          <w:b w:val="0"/>
+        </w:rPr>
+        <w:t xml:space="preserve"> it uses.</w:t>
+      </w:r>
+    </w:p>
+    <w:p>
+      <w:pPr>
+        <w:pStyle w:val="Heading3"/>
+      </w:pPr>
+      <w:r>
+        <w:t>03. Loss before and after rate 0.05 update</w:t>
+      </w:r>
+    </w:p>
+    <w:p>
+      <w:r>
+        <w:drawing>
+          <wp:inline xmlns:a="http://schemas.openxmlformats.org/drawingml/2006/main" xmlns:pic="http://schemas.openxmlformats.org/drawingml/2006/picture">
+            <wp:extent cx="5486400" cy="2834640"/>
+            <wp:docPr id="5" name="Picture 5" descr="Loss before and after rate 0.05 update. Units: squared error. before: 4. after: 1."/>
+            <wp:cNvGraphicFramePr>
+              <a:graphicFrameLocks noChangeAspect="1"/>
+            </wp:cNvGraphicFramePr>
+            <a:graphic>
+              <a:graphicData uri="http://schemas.openxmlformats.org/drawingml/2006/picture">
+                <pic:pic>
+                  <pic:nvPicPr>
+                    <pic:cNvPr id="0" name="academy-story-ai-5-11-03.png"/>
+                    <pic:cNvPicPr/>
+                  </pic:nvPicPr>
+                  <pic:blipFill>
+                    <a:blip r:embed="rId13"/>
+                    <a:stretch>
+                      <a:fillRect/>
+                    </a:stretch>
+                  </pic:blipFill>
+                  <pic:spPr>
+                    <a:xfrm>
+                      <a:off x="0" y="0"/>
+                      <a:ext cx="5486400" cy="2834640"/>
+                    </a:xfrm>
+                    <a:prstGeom prst="rect"/>
+                  </pic:spPr>
+                </pic:pic>
+              </a:graphicData>
+            </a:graphic>
+          </wp:inline>
+        </w:drawing>
+      </w:r>
+    </w:p>
+    <w:p>
+      <w:pPr>
+        <w:spacing w:line="336" w:lineRule="auto" w:after="180"/>
+      </w:pPr>
+      <w:r>
+        <w:rPr>
+          <w:b w:val="0"/>
+        </w:rPr>
+        <w:t>Loss before and after rate 0.05 update. Units: squared error. before: 4. after: 1.</w:t>
+      </w:r>
+    </w:p>
+    <w:p>
+      <w:pPr>
+        <w:spacing w:line="336" w:lineRule="auto" w:after="180"/>
+        <w:shd w:fill="F5F1FB"/>
+      </w:pPr>
+      <w:r>
+        <w:rPr>
+          <w:b w:val="0"/>
+        </w:rPr>
+        <w:t>Read the labels and values. Explain the relationship the model shows.</w:t>
+      </w:r>
+    </w:p>
+    <w:p>
+      <w:pPr>
+        <w:pStyle w:val="Heading3"/>
+      </w:pPr>
+      <w:r>
+        <w:t>04. Change one thing. Trace what follows.</w:t>
+      </w:r>
+    </w:p>
+    <w:p>
+      <w:r>
+        <w:drawing>
+          <wp:inline xmlns:a="http://schemas.openxmlformats.org/drawingml/2006/main" xmlns:pic="http://schemas.openxmlformats.org/drawingml/2006/picture">
+            <wp:extent cx="5486400" cy="3026664"/>
+            <wp:docPr id="6" name="Picture 6" descr="Original case: New y=4, residual -1, loss 1: lower than4. Changed condition: Set learning rate 0.2 from the same starting point. Expected result: New w=2.6, b=1.8, y=7, squared loss 4: no improvement. Reason: The larger update jumps to an equally distant point on the opposite side of the target."/>
+            <wp:cNvGraphicFramePr>
+              <a:graphicFrameLocks noChangeAspect="1"/>
+            </wp:cNvGraphicFramePr>
+            <a:graphic>
+              <a:graphicData uri="http://schemas.openxmlformats.org/drawingml/2006/picture">
+                <pic:pic>
+                  <pic:nvPicPr>
+                    <pic:cNvPr id="0" name="academy-story-ai-5-11-04.png"/>
+                    <pic:cNvPicPr/>
+                  </pic:nvPicPr>
+                  <pic:blipFill>
+                    <a:blip r:embed="rId14"/>
+                    <a:stretch>
+                      <a:fillRect/>
+                    </a:stretch>
+                  </pic:blipFill>
+                  <pic:spPr>
+                    <a:xfrm>
+                      <a:off x="0" y="0"/>
+                      <a:ext cx="5486400" cy="3026664"/>
+                    </a:xfrm>
+                    <a:prstGeom prst="rect"/>
+                  </pic:spPr>
+                </pic:pic>
+              </a:graphicData>
+            </a:graphic>
+          </wp:inline>
+        </w:drawing>
+      </w:r>
+    </w:p>
+    <w:p>
+      <w:pPr>
+        <w:spacing w:line="336" w:lineRule="auto" w:after="180"/>
+      </w:pPr>
+      <w:r>
+        <w:rPr>
+          <w:b w:val="0"/>
+        </w:rPr>
+        <w:t xml:space="preserve">Original case: New y=4, residual -1, loss 1: lower than4. Changed condition: Set </w:t>
+      </w:r>
+      <w:r>
+        <w:rPr>
+          <w:b/>
+        </w:rPr>
+        <w:t>learning rate</w:t>
+      </w:r>
+      <w:r>
+        <w:rPr>
+          <w:b w:val="0"/>
+        </w:rPr>
+        <w:t xml:space="preserve"> 0.2 from the same starting point. Expected result: New w=2.6, b=1.8, y=7, squared loss 4: no improvement.</w:t>
+      </w:r>
+    </w:p>
+    <w:p>
+      <w:pPr>
+        <w:spacing w:line="336" w:lineRule="auto" w:after="180"/>
+      </w:pPr>
+      <w:r>
+        <w:rPr>
+          <w:b w:val="0"/>
+        </w:rPr>
+        <w:t>Reason: The larger update jumps to an equally distant point on the opposite side of the target.</w:t>
+      </w:r>
+    </w:p>
+    <w:p>
+      <w:pPr>
+        <w:spacing w:line="336" w:lineRule="auto" w:after="180"/>
+        <w:shd w:fill="F5F1FB"/>
+      </w:pPr>
+      <w:r>
+        <w:rPr>
+          <w:b w:val="0"/>
+        </w:rPr>
+        <w:t>Predict before checking the worked changed-case result. Name what changed and what the supplied facts allow you to conclude.</w:t>
+      </w:r>
+    </w:p>
+    <w:p>
+      <w:pPr>
+        <w:pStyle w:val="Heading3"/>
+      </w:pPr>
+      <w:r>
+        <w:t>05. Connect the explanation to its limit</w:t>
+      </w:r>
+    </w:p>
+    <w:p>
+      <w:r>
+        <w:drawing>
+          <wp:inline xmlns:a="http://schemas.openxmlformats.org/drawingml/2006/main" xmlns:pic="http://schemas.openxmlformats.org/drawingml/2006/picture">
+            <wp:extent cx="5486400" cy="2834640"/>
+            <wp:docPr id="7" name="Picture 7" descr="Gradient descent subtracts learning rate times gradient. A negative gradient makes this subtraction increase the parameter. Compute both gradients at the original [w,b] before updating either one. The small step brings the prediction closer to five, reducing squared error. A larger step can cross the target and undo that gain, so the new prediction and loss must be recalculated. Limit: One successful toy update is not evidence of convergence for a real network or generalisation to unseen data."/>
+            <wp:cNvGraphicFramePr>
+              <a:graphicFrameLocks noChangeAspect="1"/>
+            </wp:cNvGraphicFramePr>
+            <a:graphic>
+              <a:graphicData uri="http://schemas.openxmlformats.org/drawingml/2006/picture">
+                <pic:pic>
+                  <pic:nvPicPr>
+                    <pic:cNvPr id="0" name="academy-story-ai-5-11-05.png"/>
+                    <pic:cNvPicPr/>
+                  </pic:nvPicPr>
+                  <pic:blipFill>
+                    <a:blip r:embed="rId15"/>
+                    <a:stretch>
+                      <a:fillRect/>
+                    </a:stretch>
+                  </pic:blipFill>
+                  <pic:spPr>
+                    <a:xfrm>
+                      <a:off x="0" y="0"/>
+                      <a:ext cx="5486400" cy="2834640"/>
+                    </a:xfrm>
+                    <a:prstGeom prst="rect"/>
+                  </pic:spPr>
+                </pic:pic>
+              </a:graphicData>
+            </a:graphic>
+          </wp:inline>
+        </w:drawing>
+      </w:r>
+    </w:p>
+    <w:p>
+      <w:pPr>
+        <w:spacing w:line="336" w:lineRule="auto" w:after="180"/>
+      </w:pPr>
+      <w:r>
+        <w:rPr>
+          <w:b/>
+        </w:rPr>
+        <w:t>Gradient descent</w:t>
+      </w:r>
+      <w:r>
+        <w:rPr>
+          <w:b w:val="0"/>
+        </w:rPr>
+        <w:t xml:space="preserve"> subtracts </w:t>
+      </w:r>
+      <w:r>
+        <w:rPr>
+          <w:b/>
+        </w:rPr>
+        <w:t>learning rate</w:t>
+      </w:r>
+      <w:r>
+        <w:rPr>
+          <w:b w:val="0"/>
+        </w:rPr>
+        <w:t xml:space="preserve"> times gradient. A negative gradient makes this subtraction increase the parameter. Compute both gradients at the original [w,b] before updating either one.</w:t>
+      </w:r>
+    </w:p>
+    <w:p>
+      <w:pPr>
+        <w:spacing w:line="336" w:lineRule="auto" w:after="180"/>
+      </w:pPr>
+      <w:r>
+        <w:rPr>
+          <w:b w:val="0"/>
+        </w:rPr>
+        <w:t xml:space="preserve">The small step brings the </w:t>
+      </w:r>
+      <w:r>
+        <w:rPr>
+          <w:b/>
+        </w:rPr>
+        <w:t>prediction</w:t>
+      </w:r>
+      <w:r>
+        <w:rPr>
+          <w:b w:val="0"/>
+        </w:rPr>
+        <w:t xml:space="preserve"> closer to five, reducing squared error. A larger step can cross the target and undo that gain, so the new </w:t>
+      </w:r>
+      <w:r>
+        <w:rPr>
+          <w:b/>
+        </w:rPr>
+        <w:t>prediction</w:t>
+      </w:r>
+      <w:r>
+        <w:rPr>
+          <w:b w:val="0"/>
+        </w:rPr>
+        <w:t xml:space="preserve"> and loss must be recalculated.</w:t>
+      </w:r>
+    </w:p>
+    <w:p>
+      <w:pPr>
+        <w:spacing w:line="336" w:lineRule="auto" w:after="180"/>
+      </w:pPr>
+      <w:r>
+        <w:rPr>
+          <w:b w:val="0"/>
+        </w:rPr>
+        <w:t xml:space="preserve">Limit: One successful toy update is not </w:t>
+      </w:r>
+      <w:r>
+        <w:rPr>
+          <w:b/>
+        </w:rPr>
+        <w:t>evidence</w:t>
+      </w:r>
+      <w:r>
+        <w:rPr>
+          <w:b w:val="0"/>
+        </w:rPr>
+        <w:t xml:space="preserve"> of convergence for a real network or generalisation to unseen data.</w:t>
+      </w:r>
+    </w:p>
+    <w:p>
+      <w:pPr>
+        <w:spacing w:line="336" w:lineRule="auto" w:after="180"/>
+        <w:shd w:fill="F5F1FB"/>
+      </w:pPr>
+      <w:r>
+        <w:rPr>
+          <w:b w:val="0"/>
+        </w:rPr>
+        <w:t>Explain the case, then point to a limit on the claim.</w:t>
+      </w:r>
+    </w:p>
+    <w:p>
+      <w:pPr>
+        <w:pStyle w:val="Heading3"/>
+      </w:pPr>
+      <w:r>
+        <w:t>06. Make the idea visible in your project</w:t>
+      </w:r>
+    </w:p>
+    <w:p>
+      <w:r>
+        <w:drawing>
+          <wp:inline xmlns:a="http://schemas.openxmlformats.org/drawingml/2006/main" xmlns:pic="http://schemas.openxmlformats.org/drawingml/2006/picture">
+            <wp:extent cx="5486400" cy="3681984"/>
+            <wp:docPr id="8" name="Picture 8" descr="For your Image-pattern Network Investigation, save the input, procedure, observed result and limitation of this check. Label this worked example as practice; use a different, previously unreviewed case when checking independent understanding. Draw your input, deciding step, result and limit. Supported question: Why must new loss be recomputed rather than assumed smaller? Point to the relevant step in the picture, then write the changed result and the rule or evidence that supports it."/>
+            <wp:cNvGraphicFramePr>
+              <a:graphicFrameLocks noChangeAspect="1"/>
+            </wp:cNvGraphicFramePr>
+            <a:graphic>
+              <a:graphicData uri="http://schemas.openxmlformats.org/drawingml/2006/picture">
+                <pic:pic>
+                  <pic:nvPicPr>
+                    <pic:cNvPr id="0" name="academy-story-ai-5-11-06.png"/>
+                    <pic:cNvPicPr/>
+                  </pic:nvPicPr>
+                  <pic:blipFill>
+                    <a:blip r:embed="rId16"/>
+                    <a:stretch>
+                      <a:fillRect/>
+                    </a:stretch>
+                  </pic:blipFill>
+                  <pic:spPr>
+                    <a:xfrm>
+                      <a:off x="0" y="0"/>
+                      <a:ext cx="5486400" cy="3681984"/>
+                    </a:xfrm>
+                    <a:prstGeom prst="rect"/>
+                  </pic:spPr>
+                </pic:pic>
+              </a:graphicData>
+            </a:graphic>
+          </wp:inline>
+        </w:drawing>
+      </w:r>
+    </w:p>
+    <w:p>
+      <w:pPr>
+        <w:spacing w:line="336" w:lineRule="auto" w:after="180"/>
+      </w:pPr>
+      <w:r>
+        <w:rPr>
+          <w:b w:val="0"/>
+        </w:rPr>
+        <w:t xml:space="preserve">For your Image-pattern Network Investigation, save the </w:t>
+      </w:r>
+      <w:r>
+        <w:rPr>
+          <w:b/>
+        </w:rPr>
+        <w:t>input</w:t>
+      </w:r>
+      <w:r>
+        <w:rPr>
+          <w:b w:val="0"/>
+        </w:rPr>
+        <w:t>, procedure, observed result and limitation of this check.</w:t>
+      </w:r>
+    </w:p>
+    <w:p>
+      <w:pPr>
+        <w:spacing w:line="336" w:lineRule="auto" w:after="180"/>
+      </w:pPr>
+      <w:r>
+        <w:rPr>
+          <w:b w:val="0"/>
+        </w:rPr>
+        <w:t xml:space="preserve">Label this worked example as practice; use a different, previously unreviewed case when checking independent understanding. Draw your </w:t>
+      </w:r>
+      <w:r>
+        <w:rPr>
+          <w:b/>
+        </w:rPr>
+        <w:t>input</w:t>
+      </w:r>
+      <w:r>
+        <w:rPr>
+          <w:b w:val="0"/>
+        </w:rPr>
+        <w:t>, deciding step, result and limit.</w:t>
+      </w:r>
+    </w:p>
+    <w:p>
+      <w:pPr>
+        <w:spacing w:line="336" w:lineRule="auto" w:after="180"/>
+      </w:pPr>
+      <w:r>
+        <w:rPr>
+          <w:b w:val="0"/>
+        </w:rPr>
+        <w:t xml:space="preserve">Supported question: Why must new loss be recomputed rather than assumed smaller? Point to the relevant step in the picture, then write the changed result and the rule or </w:t>
+      </w:r>
+      <w:r>
+        <w:rPr>
+          <w:b/>
+        </w:rPr>
+        <w:t>evidence</w:t>
+      </w:r>
+      <w:r>
+        <w:rPr>
+          <w:b w:val="0"/>
+        </w:rPr>
+        <w:t xml:space="preserve"> that supports it.</w:t>
+      </w:r>
+    </w:p>
+    <w:p>
+      <w:pPr>
+        <w:spacing w:line="336" w:lineRule="auto" w:after="180"/>
+        <w:shd w:fill="F5F1FB"/>
+      </w:pPr>
+      <w:r>
+        <w:rPr>
+          <w:b w:val="0"/>
+        </w:rPr>
+        <w:t xml:space="preserve">Draw your project trace and justify the deciding step using </w:t>
+      </w:r>
+      <w:r>
+        <w:rPr>
+          <w:b/>
+        </w:rPr>
+        <w:t>evidence</w:t>
+      </w:r>
+      <w:r>
+        <w:rPr>
+          <w:b w:val="0"/>
+        </w:rPr>
+        <w:t>.</w:t>
       </w:r>
     </w:p>
     <w:sectPr>

--- a/downloads/student/ai-5-week-11.docx
+++ b/downloads/student/ai-5-week-11.docx
@@ -1393,7 +1393,7 @@
         <w:drawing>
           <wp:inline xmlns:a="http://schemas.openxmlformats.org/drawingml/2006/main" xmlns:pic="http://schemas.openxmlformats.org/drawingml/2006/picture">
             <wp:extent cx="5486400" cy="5145314"/>
-            <wp:docPr id="2" name="Picture 2" descr="Updating parameters. Compute gradient: Gradient for [w, b]=[2×(-2)×2, 2×(-2)]=[-8,-4].. Update simultaneously: New w=1-0.05×(-8)=1.4; new b=1.2.. Check new loss: New y=4, residual -1, loss 1: lower than4."/>
+            <wp:docPr id="2" name="Picture 2" descr="Updating parameters. Compute gradient: Gradient for [w, b]=[2×(-2)×2, 2×(-2)]=[-8,-4].. Update simultaneously: New w=1-0.05×(-8)=1.4; new b=1.2.. Check new loss: New y=4, residual -1, loss 1: lower than 4."/>
             <wp:cNvGraphicFramePr>
               <a:graphicFrameLocks noChangeAspect="1"/>
             </wp:cNvGraphicFramePr>
@@ -1528,7 +1528,7 @@
           </w:tcPr>
           <w:p>
             <w:r>
-              <w:t>New y=4, residual -1, loss 1: lower than4.</w:t>
+              <w:t>New y=4, residual -1, loss 1: lower than 4.</w:t>
             </w:r>
           </w:p>
         </w:tc>
@@ -3768,7 +3768,7 @@
         <w:rPr>
           <w:b w:val="0"/>
         </w:rPr>
-        <w:t>Which labelled step matches this detail? New y=4, residual -1, loss 1: lower than4.</w:t>
+        <w:t>Which labelled step matches this detail? New y=4, residual -1, loss 1: lower than 4.</w:t>
       </w:r>
     </w:p>
     <w:p>
@@ -3877,7 +3877,7 @@
         <w:rPr>
           <w:b w:val="0"/>
         </w:rPr>
-        <w:t xml:space="preserve">After your attempt, compare with the supported explanation: Check new loss New y=4, residual -1, loss 1: lower than4. </w:t>
+        <w:t xml:space="preserve">After your attempt, compare with the supported explanation: Check new loss New y=4, residual -1, loss 1: lower than 4. </w:t>
       </w:r>
       <w:r>
         <w:rPr>
@@ -4495,7 +4495,7 @@
         <w:drawing>
           <wp:inline xmlns:a="http://schemas.openxmlformats.org/drawingml/2006/main" xmlns:pic="http://schemas.openxmlformats.org/drawingml/2006/picture">
             <wp:extent cx="5486400" cy="3182112"/>
-            <wp:docPr id="4" name="Picture 4" descr="Compute gradient: Gradient for [w, b]=[2×(-2)×2, 2×(-2)]=[-8,-4]. → Update simultaneously: New w=1-0.05×(-8)=1.4; new b=1.2. → Check new loss: New y=4, residual -1, loss 1: lower than4."/>
+            <wp:docPr id="4" name="Picture 4" descr="Compute gradient: Gradient for [w, b]=[2×(-2)×2, 2×(-2)]=[-8,-4]. → Update simultaneously: New w=1-0.05×(-8)=1.4; new b=1.2. → Check new loss: New y=4, residual -1, loss 1: lower than 4."/>
             <wp:cNvGraphicFramePr>
               <a:graphicFrameLocks noChangeAspect="1"/>
             </wp:cNvGraphicFramePr>
@@ -4534,7 +4534,7 @@
         <w:rPr>
           <w:b w:val="0"/>
         </w:rPr>
-        <w:t>Compute gradient: Gradient for [w, b]=[2×(-2)×2, 2×(-2)]=[-8,-4]. → Update simultaneously: New w=1-0.05×(-8)=1.4; new b=1.2. → Check new loss: New y=4, residual -1, loss 1: lower than4.</w:t>
+        <w:t>Compute gradient: Gradient for [w, b]=[2×(-2)×2, 2×(-2)]=[-8,-4]. → Update simultaneously: New w=1-0.05×(-8)=1.4; new b=1.2. → Check new loss: New y=4, residual -1, loss 1: lower than 4.</w:t>
       </w:r>
     </w:p>
     <w:p>
@@ -4641,7 +4641,7 @@
         <w:drawing>
           <wp:inline xmlns:a="http://schemas.openxmlformats.org/drawingml/2006/main" xmlns:pic="http://schemas.openxmlformats.org/drawingml/2006/picture">
             <wp:extent cx="5486400" cy="3026664"/>
-            <wp:docPr id="6" name="Picture 6" descr="Original case: New y=4, residual -1, loss 1: lower than4. Changed condition: Set learning rate 0.2 from the same starting point. Expected result: New w=2.6, b=1.8, y=7, squared loss 4: no improvement. Reason: The larger update jumps to an equally distant point on the opposite side of the target."/>
+            <wp:docPr id="6" name="Picture 6" descr="Original case: New y=4, residual -1, loss 1: lower than 4. Changed condition: Set learning rate 0.2 from the same starting point. Expected result: New w=2.6, b=1.8, y=7, squared loss 4: no improvement. Reason: The larger update jumps to an equally distant point on the opposite side of the target."/>
             <wp:cNvGraphicFramePr>
               <a:graphicFrameLocks noChangeAspect="1"/>
             </wp:cNvGraphicFramePr>
@@ -4680,7 +4680,7 @@
         <w:rPr>
           <w:b w:val="0"/>
         </w:rPr>
-        <w:t xml:space="preserve">Original case: New y=4, residual -1, loss 1: lower than4. Changed condition: Set </w:t>
+        <w:t xml:space="preserve">Original case: New y=4, residual -1, loss 1: lower than 4. Changed condition: Set </w:t>
       </w:r>
       <w:r>
         <w:rPr>

--- a/downloads/student/ai-5-week-11.docx
+++ b/downloads/student/ai-5-week-11.docx
@@ -25,12 +25,17 @@
         <w:pStyle w:val="Heading1"/>
       </w:pPr>
       <w:r>
-        <w:t>Before you start</w:t>
-      </w:r>
-    </w:p>
-    <w:p>
-      <w:r>
-        <w:t>For x = 2, target 3, w = 1 and b = 0, what is the squared-loss gradient in order [w, b]?</w:t>
+        <w:t>Save the old state. Update together. Check the new loss.</w:t>
+      </w:r>
+    </w:p>
+    <w:p>
+      <w:r>
+        <w:t>Apply an ordered gradient and learning rate while auditing state provenance and overshoot.</w:t>
+      </w:r>
+    </w:p>
+    <w:p>
+      <w:r>
+        <w:t>Complete same-start rate table → pictured target5update → mixed-state comparison → zero/invalid probes → independent new model.</w:t>
       </w:r>
     </w:p>
     <w:p>
@@ -38,20 +43,20 @@
         <w:pStyle w:val="Heading1"/>
       </w:pPr>
       <w:r>
-        <w:t>01. Your mission</w:t>
-      </w:r>
-    </w:p>
-    <w:p>
-      <w:r>
-        <w:t>Start with the target: Apply a learning rate to an ordered gradient. Try the recall before opening notes.</w:t>
-      </w:r>
-    </w:p>
-    <w:p>
-      <w:pPr>
-        <w:pStyle w:val="Heading3"/>
-      </w:pPr>
-      <w:r>
-        <w:t>Your learning target</w:t>
+        <w:t>01. Did every parameter update use the same old state?</w:t>
+      </w:r>
+    </w:p>
+    <w:p>
+      <w:r>
+        <w:t>Save the gradient,apply the rate,then recompute the actual loss.</w:t>
+      </w:r>
+    </w:p>
+    <w:p>
+      <w:pPr>
+        <w:pStyle w:val="Heading2"/>
+      </w:pPr>
+      <w:r>
+        <w:t>Learning goals</w:t>
       </w:r>
     </w:p>
     <w:p>
@@ -113,10 +118,10 @@
     </w:p>
     <w:p>
       <w:pPr>
-        <w:pStyle w:val="Heading3"/>
-      </w:pPr>
-      <w:r>
-        <w:t>Remember before reading</w:t>
+        <w:pStyle w:val="Heading2"/>
+      </w:pPr>
+      <w:r>
+        <w:t>Retrieve the ordered gradient</w:t>
       </w:r>
     </w:p>
     <w:p>
@@ -188,6 +193,88 @@
     </w:p>
     <w:p>
       <w:pPr>
+        <w:pStyle w:val="Heading2"/>
+      </w:pPr>
+      <w:r>
+        <w:t>Prerequisite and starting response</w:t>
+      </w:r>
+    </w:p>
+    <w:p>
+      <w:pPr>
+        <w:pStyle w:val="ListBullet"/>
+      </w:pPr>
+      <w:r>
+        <w:t>For x = 2, target 3, w = 1 and b = 0, what is the squared-loss gradient in order [w, b]?</w:t>
+      </w:r>
+    </w:p>
+    <w:p>
+      <w:pPr>
+        <w:pStyle w:val="Heading3"/>
+      </w:pPr>
+      <w:r>
+        <w:t>My starting explanation</w:t>
+      </w:r>
+    </w:p>
+    <w:p>
+      <w:r>
+        <w:t>________________________________________________________________</w:t>
+      </w:r>
+    </w:p>
+    <w:p>
+      <w:r>
+        <w:t>________________________________________________________________</w:t>
+      </w:r>
+    </w:p>
+    <w:p>
+      <w:r>
+        <w:t>________________________________________________________________</w:t>
+      </w:r>
+    </w:p>
+    <w:p>
+      <w:pPr>
+        <w:pStyle w:val="Heading2"/>
+      </w:pPr>
+      <w:r>
+        <w:t>End goal</w:t>
+      </w:r>
+    </w:p>
+    <w:p>
+      <w:pPr>
+        <w:spacing w:line="336" w:lineRule="auto" w:after="180"/>
+      </w:pPr>
+      <w:r>
+        <w:rPr>
+          <w:b w:val="0"/>
+        </w:rPr>
+        <w:t>By the end, I can explain updating parameters using a traced example and a stated limitation.</w:t>
+      </w:r>
+    </w:p>
+    <w:p>
+      <w:pPr>
+        <w:pStyle w:val="Heading2"/>
+      </w:pPr>
+      <w:r>
+        <w:t>Earlier wording, alternatives and picture transcripts · reference / check after trying</w:t>
+      </w:r>
+    </w:p>
+    <w:p>
+      <w:pPr>
+        <w:pStyle w:val="Heading3"/>
+      </w:pPr>
+      <w:r>
+        <w:t>Your learning target</w:t>
+      </w:r>
+    </w:p>
+    <w:p>
+      <w:pPr>
+        <w:pStyle w:val="Heading3"/>
+      </w:pPr>
+      <w:r>
+        <w:t>Remember before reading</w:t>
+      </w:r>
+    </w:p>
+    <w:p>
+      <w:pPr>
         <w:spacing w:line="336" w:lineRule="auto" w:after="180"/>
       </w:pPr>
       <w:r>
@@ -264,69 +351,31 @@
     </w:p>
     <w:p>
       <w:pPr>
-        <w:spacing w:line="336" w:lineRule="auto" w:after="180"/>
-        <w:shd w:fill="F5F1FB"/>
-      </w:pPr>
-      <w:r>
-        <w:rPr>
-          <w:b w:val="0"/>
-        </w:rPr>
-        <w:t>For x = 2, target 3, w = 1 and b = 0, what is the squared-loss gradient in order [w, b]?</w:t>
-      </w:r>
-    </w:p>
-    <w:p>
-      <w:pPr>
         <w:pStyle w:val="Heading3"/>
       </w:pPr>
       <w:r>
-        <w:t>My starting explanation</w:t>
-      </w:r>
-    </w:p>
-    <w:p>
-      <w:r>
-        <w:t>________________________________________________________________</w:t>
-      </w:r>
-    </w:p>
-    <w:p>
-      <w:r>
-        <w:t>________________________________________________________________</w:t>
-      </w:r>
-    </w:p>
-    <w:p>
-      <w:r>
-        <w:t>________________________________________________________________</w:t>
-      </w:r>
-    </w:p>
-    <w:p>
-      <w:pPr>
-        <w:pStyle w:val="Heading3"/>
-      </w:pPr>
-      <w:r>
         <w:t>This week’s end goal</w:t>
       </w:r>
     </w:p>
     <w:p>
       <w:pPr>
-        <w:spacing w:line="336" w:lineRule="auto" w:after="180"/>
-      </w:pPr>
-      <w:r>
-        <w:rPr>
-          <w:b w:val="0"/>
-        </w:rPr>
-        <w:t>By the end, I can explain updating parameters using a traced example and a stated limitation.</w:t>
-      </w:r>
-    </w:p>
-    <w:p>
-      <w:pPr>
         <w:pStyle w:val="Heading1"/>
       </w:pPr>
       <w:r>
-        <w:t>02. Notice the evidence</w:t>
-      </w:r>
-    </w:p>
-    <w:p>
-      <w:r>
-        <w:t>Investigate the supplied Updating parameters case. Separate observations, given facts and assumptions before choosing an explanation.</w:t>
+        <w:t>02. Subtract the rate times each matching gradient entry</w:t>
+      </w:r>
+    </w:p>
+    <w:p>
+      <w:r>
+        <w:t>A negative gradient increases its parameter under this rule.</w:t>
+      </w:r>
+    </w:p>
+    <w:p>
+      <w:pPr>
+        <w:pStyle w:val="Heading2"/>
+      </w:pPr>
+      <w:r>
+        <w:t>Declare the update and complete original example</w:t>
       </w:r>
     </w:p>
     <w:p>
@@ -413,6 +462,14 @@
           <w:b w:val="0"/>
         </w:rPr>
         <w:t xml:space="preserve"> 0.1, new w = 1 - 0.1 times -4 = 1.4 and new b = 0 - 0.1 times -2 = 0.2.</w:t>
+      </w:r>
+    </w:p>
+    <w:p>
+      <w:pPr>
+        <w:pStyle w:val="Heading2"/>
+      </w:pPr>
+      <w:r>
+        <w:t>Complete before-and-after record</w:t>
       </w:r>
     </w:p>
     <w:tbl>
@@ -560,6 +617,14 @@
     </w:tbl>
     <w:p>
       <w:pPr>
+        <w:pStyle w:val="Heading2"/>
+      </w:pPr>
+      <w:r>
+        <w:t>Limit the one-example success claim</w:t>
+      </w:r>
+    </w:p>
+    <w:p>
+      <w:pPr>
         <w:spacing w:line="336" w:lineRule="auto" w:after="180"/>
       </w:pPr>
       <w:r>
@@ -583,6 +648,14 @@
     </w:p>
     <w:p>
       <w:pPr>
+        <w:pStyle w:val="Heading2"/>
+      </w:pPr>
+      <w:r>
+        <w:t>Name given and missing facts</w:t>
+      </w:r>
+    </w:p>
+    <w:p>
+      <w:pPr>
         <w:pStyle w:val="Heading3"/>
       </w:pPr>
       <w:r>
@@ -609,12 +682,381 @@
         <w:pStyle w:val="Heading1"/>
       </w:pPr>
       <w:r>
-        <w:t>03. See how it works</w:t>
-      </w:r>
-    </w:p>
-    <w:p>
-      <w:r>
-        <w:t>Follow the mechanism for Updating parameters. Connect each labelled input, deciding step and result.</w:t>
+        <w:t>03. Compare four complete one-step experiments from the same start</w:t>
+      </w:r>
+    </w:p>
+    <w:p>
+      <w:r>
+        <w:t>Hold the original parameters,gradient,data example and loss fixed while changing rate.</w:t>
+      </w:r>
+    </w:p>
+    <w:p>
+      <w:pPr>
+        <w:pStyle w:val="Heading2"/>
+      </w:pPr>
+      <w:r>
+        <w:t>Complete rate/prediction/loss table</w:t>
+      </w:r>
+    </w:p>
+    <w:tbl>
+      <w:tblPr>
+        <w:tblStyle w:val="LightShading-Accent1"/>
+        <w:tblW w:type="auto" w:w="0"/>
+        <w:tblLook w:firstColumn="1" w:firstRow="1" w:lastColumn="0" w:lastRow="0" w:noHBand="0" w:noVBand="1" w:val="04A0"/>
+      </w:tblPr>
+      <w:tblGrid>
+        <w:gridCol w:w="2045"/>
+        <w:gridCol w:w="2045"/>
+        <w:gridCol w:w="2045"/>
+        <w:gridCol w:w="2045"/>
+        <w:gridCol w:w="2045"/>
+      </w:tblGrid>
+      <w:tr>
+        <w:trPr>
+          <w:tblHeader/>
+        </w:trPr>
+        <w:tc>
+          <w:tcPr>
+            <w:tcW w:type="dxa" w:w="2045"/>
+          </w:tcPr>
+          <w:p>
+            <w:r>
+              <w:t>Fresh start[w, b]=[1, 0]for every row</w:t>
+            </w:r>
+          </w:p>
+        </w:tc>
+        <w:tc>
+          <w:tcPr>
+            <w:tcW w:type="dxa" w:w="2045"/>
+          </w:tcPr>
+          <w:p>
+            <w:r>
+              <w:t>Saved gradient</w:t>
+            </w:r>
+          </w:p>
+        </w:tc>
+        <w:tc>
+          <w:tcPr>
+            <w:tcW w:type="dxa" w:w="2045"/>
+          </w:tcPr>
+          <w:p>
+            <w:r>
+              <w:t>New[w, b]</w:t>
+            </w:r>
+          </w:p>
+        </w:tc>
+        <w:tc>
+          <w:tcPr>
+            <w:tcW w:type="dxa" w:w="2045"/>
+          </w:tcPr>
+          <w:p>
+            <w:r>
+              <w:t>New prediction 2w+b</w:t>
+            </w:r>
+          </w:p>
+        </w:tc>
+        <w:tc>
+          <w:tcPr>
+            <w:tcW w:type="dxa" w:w="2045"/>
+          </w:tcPr>
+          <w:p>
+            <w:r>
+              <w:t>New loss(target 3)</w:t>
+            </w:r>
+          </w:p>
+        </w:tc>
+      </w:tr>
+      <w:tr>
+        <w:tc>
+          <w:tcPr>
+            <w:tcW w:type="dxa" w:w="2045"/>
+          </w:tcPr>
+          <w:p>
+            <w:r>
+              <w:t>Rate0</w:t>
+            </w:r>
+          </w:p>
+        </w:tc>
+        <w:tc>
+          <w:tcPr>
+            <w:tcW w:type="dxa" w:w="2045"/>
+          </w:tcPr>
+          <w:p>
+            <w:r>
+              <w:t>[−4, −2]</w:t>
+            </w:r>
+          </w:p>
+        </w:tc>
+        <w:tc>
+          <w:tcPr>
+            <w:tcW w:type="dxa" w:w="2045"/>
+          </w:tcPr>
+          <w:p>
+            <w:r>
+              <w:t>[1, 0]</w:t>
+            </w:r>
+          </w:p>
+        </w:tc>
+        <w:tc>
+          <w:tcPr>
+            <w:tcW w:type="dxa" w:w="2045"/>
+          </w:tcPr>
+          <w:p>
+            <w:r>
+              <w:t>2</w:t>
+            </w:r>
+          </w:p>
+        </w:tc>
+        <w:tc>
+          <w:tcPr>
+            <w:tcW w:type="dxa" w:w="2045"/>
+          </w:tcPr>
+          <w:p>
+            <w:r>
+              <w:t>1</w:t>
+            </w:r>
+          </w:p>
+        </w:tc>
+      </w:tr>
+      <w:tr>
+        <w:tc>
+          <w:tcPr>
+            <w:tcW w:type="dxa" w:w="2045"/>
+          </w:tcPr>
+          <w:p>
+            <w:r>
+              <w:t>Rate.05</w:t>
+            </w:r>
+          </w:p>
+        </w:tc>
+        <w:tc>
+          <w:tcPr>
+            <w:tcW w:type="dxa" w:w="2045"/>
+          </w:tcPr>
+          <w:p>
+            <w:r>
+              <w:t>[−4, −2]</w:t>
+            </w:r>
+          </w:p>
+        </w:tc>
+        <w:tc>
+          <w:tcPr>
+            <w:tcW w:type="dxa" w:w="2045"/>
+          </w:tcPr>
+          <w:p>
+            <w:r>
+              <w:t>[1.2, .1]</w:t>
+            </w:r>
+          </w:p>
+        </w:tc>
+        <w:tc>
+          <w:tcPr>
+            <w:tcW w:type="dxa" w:w="2045"/>
+          </w:tcPr>
+          <w:p>
+            <w:r>
+              <w:t>2.5</w:t>
+            </w:r>
+          </w:p>
+        </w:tc>
+        <w:tc>
+          <w:tcPr>
+            <w:tcW w:type="dxa" w:w="2045"/>
+          </w:tcPr>
+          <w:p>
+            <w:r>
+              <w:t>0.25</w:t>
+            </w:r>
+          </w:p>
+        </w:tc>
+      </w:tr>
+      <w:tr>
+        <w:tc>
+          <w:tcPr>
+            <w:tcW w:type="dxa" w:w="2045"/>
+          </w:tcPr>
+          <w:p>
+            <w:r>
+              <w:t>Rate.1</w:t>
+            </w:r>
+          </w:p>
+        </w:tc>
+        <w:tc>
+          <w:tcPr>
+            <w:tcW w:type="dxa" w:w="2045"/>
+          </w:tcPr>
+          <w:p>
+            <w:r>
+              <w:t>[−4, −2]</w:t>
+            </w:r>
+          </w:p>
+        </w:tc>
+        <w:tc>
+          <w:tcPr>
+            <w:tcW w:type="dxa" w:w="2045"/>
+          </w:tcPr>
+          <w:p>
+            <w:r>
+              <w:t>[1.4, .2]</w:t>
+            </w:r>
+          </w:p>
+        </w:tc>
+        <w:tc>
+          <w:tcPr>
+            <w:tcW w:type="dxa" w:w="2045"/>
+          </w:tcPr>
+          <w:p>
+            <w:r>
+              <w:t>3</w:t>
+            </w:r>
+          </w:p>
+        </w:tc>
+        <w:tc>
+          <w:tcPr>
+            <w:tcW w:type="dxa" w:w="2045"/>
+          </w:tcPr>
+          <w:p>
+            <w:r>
+              <w:t>0</w:t>
+            </w:r>
+          </w:p>
+        </w:tc>
+      </w:tr>
+      <w:tr>
+        <w:tc>
+          <w:tcPr>
+            <w:tcW w:type="dxa" w:w="2045"/>
+          </w:tcPr>
+          <w:p>
+            <w:r>
+              <w:t>Rate.3</w:t>
+            </w:r>
+          </w:p>
+        </w:tc>
+        <w:tc>
+          <w:tcPr>
+            <w:tcW w:type="dxa" w:w="2045"/>
+          </w:tcPr>
+          <w:p>
+            <w:r>
+              <w:t>[−4, −2]</w:t>
+            </w:r>
+          </w:p>
+        </w:tc>
+        <w:tc>
+          <w:tcPr>
+            <w:tcW w:type="dxa" w:w="2045"/>
+          </w:tcPr>
+          <w:p>
+            <w:r>
+              <w:t>[2.2, .6]</w:t>
+            </w:r>
+          </w:p>
+        </w:tc>
+        <w:tc>
+          <w:tcPr>
+            <w:tcW w:type="dxa" w:w="2045"/>
+          </w:tcPr>
+          <w:p>
+            <w:r>
+              <w:t>5</w:t>
+            </w:r>
+          </w:p>
+        </w:tc>
+        <w:tc>
+          <w:tcPr>
+            <w:tcW w:type="dxa" w:w="2045"/>
+          </w:tcPr>
+          <w:p>
+            <w:r>
+              <w:t>4</w:t>
+            </w:r>
+          </w:p>
+        </w:tc>
+      </w:tr>
+    </w:tbl>
+    <w:p>
+      <w:pPr>
+        <w:pStyle w:val="Heading2"/>
+      </w:pPr>
+      <w:r>
+        <w:t>Restart,simultaneous-state and helper contract</w:t>
+      </w:r>
+    </w:p>
+    <w:p>
+      <w:pPr>
+        <w:spacing w:line="336" w:lineRule="auto" w:after="180"/>
+      </w:pPr>
+      <w:r>
+        <w:rPr>
+          <w:b w:val="0"/>
+        </w:rPr>
+        <w:t>These are four separate one-step experiments, not four consecutive updates. Each restarts from[1, 0]and computes both gradient entries before either parameter changes. Rate0is a no-change comparison; positive rates choose the negative-gradient direction, but a finite step can overshoot. The function is specific to x2, target 3 and assumes numeric inputs.</w:t>
+      </w:r>
+    </w:p>
+    <w:p>
+      <w:pPr>
+        <w:spacing w:line="336" w:lineRule="auto" w:after="180"/>
+      </w:pPr>
+      <w:r>
+        <w:rPr>
+          <w:b w:val="0"/>
+        </w:rPr>
+        <w:t>It does not validate a rate, select one automatically or train on multiple examples. Distinct parameter pairs can also fit one example:both[1.4, .2]and[1, 1]predict 3.</w:t>
+      </w:r>
+    </w:p>
+    <w:p>
+      <w:pPr>
+        <w:spacing w:line="336" w:lineRule="auto" w:after="180"/>
+      </w:pPr>
+      <w:r>
+        <w:rPr>
+          <w:b w:val="0"/>
+        </w:rPr>
+        <w:t>Predict the rows: unchanged parameters and loss 1 at rate 0; [1.2, 0.1] and loss 0.25 at rate 0.05; [1.4, 0.2] and loss 0 at rate 0.1; [2.2, 0.6] and loss 4 at rate 0.3.</w:t>
+      </w:r>
+    </w:p>
+    <w:p>
+      <w:pPr>
+        <w:spacing w:line="336" w:lineRule="auto" w:after="180"/>
+      </w:pPr>
+      <w:r>
+        <w:rPr>
+          <w:b w:val="0"/>
+        </w:rPr>
+        <w:t xml:space="preserve">The helper performs one step on this fixed example; it assumes numeric </w:t>
+      </w:r>
+      <w:r>
+        <w:rPr>
+          <w:b/>
+        </w:rPr>
+        <w:t>input</w:t>
+      </w:r>
+      <w:r>
+        <w:rPr>
+          <w:b w:val="0"/>
+        </w:rPr>
+        <w:t xml:space="preserve">s and does not choose a </w:t>
+      </w:r>
+      <w:r>
+        <w:rPr>
+          <w:b/>
+        </w:rPr>
+        <w:t>learning rate</w:t>
+      </w:r>
+      <w:r>
+        <w:rPr>
+          <w:b w:val="0"/>
+        </w:rPr>
+        <w:t xml:space="preserve"> for you.</w:t>
+      </w:r>
+    </w:p>
+    <w:p>
+      <w:pPr>
+        <w:pStyle w:val="Heading2"/>
+      </w:pPr>
+      <w:r>
+        <w:t>Runnable one-step implementation</w:t>
       </w:r>
     </w:p>
     <w:p>
@@ -647,24 +1089,21 @@
     </w:p>
     <w:p>
       <w:pPr>
+        <w:pStyle w:val="Heading2"/>
+      </w:pPr>
+      <w:r>
+        <w:t>Connect the picture and parameter values</w:t>
+      </w:r>
+    </w:p>
+    <w:p>
+      <w:pPr>
         <w:spacing w:line="336" w:lineRule="auto" w:after="180"/>
       </w:pPr>
       <w:r>
         <w:rPr>
           <w:b w:val="0"/>
         </w:rPr>
-        <w:t>Predict the rows: unchanged parameters and loss 1 at rate 0; [1.2, 0.1] and loss 0.25 at rate 0.05; [1.4, 0.2] and loss 0 at rate 0.1; [2.2, 0.6] and loss 4 at rate 0.3.</w:t>
-      </w:r>
-    </w:p>
-    <w:p>
-      <w:pPr>
-        <w:spacing w:line="336" w:lineRule="auto" w:after="180"/>
-      </w:pPr>
-      <w:r>
-        <w:rPr>
-          <w:b w:val="0"/>
-        </w:rPr>
-        <w:t xml:space="preserve">The helper performs one step on this fixed example; it assumes numeric </w:t>
+        <w:t xml:space="preserve">Point to the </w:t>
       </w:r>
       <w:r>
         <w:rPr>
@@ -676,7 +1115,204 @@
         <w:rPr>
           <w:b w:val="0"/>
         </w:rPr>
-        <w:t xml:space="preserve">s and does not choose a </w:t>
+        <w:t>, the deciding step and the result in this week’s visual. Explain the same step in ordinary words. A picture helps when you can say what each part represents.</w:t>
+      </w:r>
+    </w:p>
+    <w:p>
+      <w:pPr>
+        <w:pStyle w:val="Heading2"/>
+      </w:pPr>
+      <w:r>
+        <w:t>Earlier wording, alternatives and picture transcripts · reference / check after trying</w:t>
+      </w:r>
+    </w:p>
+    <w:p>
+      <w:pPr>
+        <w:pStyle w:val="Heading3"/>
+      </w:pPr>
+      <w:r>
+        <w:t>Connect the picture and the explanation</w:t>
+      </w:r>
+    </w:p>
+    <w:p>
+      <w:pPr>
+        <w:pStyle w:val="Heading1"/>
+      </w:pPr>
+      <w:r>
+        <w:t>04. Change the rate while keeping the gradient experiment fixed</w:t>
+      </w:r>
+    </w:p>
+    <w:p>
+      <w:r>
+        <w:t>The direction alone does not settle the resulting loss.</w:t>
+      </w:r>
+    </w:p>
+    <w:p>
+      <w:pPr>
+        <w:pStyle w:val="Heading2"/>
+      </w:pPr>
+      <w:r>
+        <w:t>Current overshoot task</w:t>
+      </w:r>
+    </w:p>
+    <w:p>
+      <w:pPr>
+        <w:pStyle w:val="ListBullet"/>
+      </w:pPr>
+      <w:r>
+        <w:t>For the lesson start [1, 0], apply rate 0.3 and calculate prediction and loss.</w:t>
+      </w:r>
+    </w:p>
+    <w:p>
+      <w:pPr>
+        <w:pStyle w:val="Heading3"/>
+      </w:pPr>
+      <w:r>
+        <w:t>Keep the procedure fixed. Explain what changed in the inputs and result.</w:t>
+      </w:r>
+    </w:p>
+    <w:p>
+      <w:r>
+        <w:t>________________________________________________________________</w:t>
+      </w:r>
+    </w:p>
+    <w:p>
+      <w:r>
+        <w:t>________________________________________________________________</w:t>
+      </w:r>
+    </w:p>
+    <w:p>
+      <w:r>
+        <w:t>________________________________________________________________</w:t>
+      </w:r>
+    </w:p>
+    <w:p>
+      <w:r>
+        <w:t>________________________________________________________________</w:t>
+      </w:r>
+    </w:p>
+    <w:p>
+      <w:r>
+        <w:t>________________________________________________________________</w:t>
+      </w:r>
+    </w:p>
+    <w:p>
+      <w:pPr>
+        <w:pStyle w:val="Heading2"/>
+      </w:pPr>
+      <w:r>
+        <w:t>Predict the pictured larger rate</w:t>
+      </w:r>
+    </w:p>
+    <w:p>
+      <w:pPr>
+        <w:pStyle w:val="ListBullet"/>
+      </w:pPr>
+      <w:r>
+        <w:t>Change: Set learning rate 0.2 from the same starting point.</w:t>
+      </w:r>
+    </w:p>
+    <w:p>
+      <w:pPr>
+        <w:pStyle w:val="Heading2"/>
+      </w:pPr>
+      <w:r>
+        <w:t>Check after predicting · reference / check after trying</w:t>
+      </w:r>
+    </w:p>
+    <w:p>
+      <w:pPr>
+        <w:spacing w:line="336" w:lineRule="auto" w:after="180"/>
+      </w:pPr>
+      <w:r>
+        <w:rPr>
+          <w:b/>
+        </w:rPr>
+        <w:t>Prediction</w:t>
+      </w:r>
+      <w:r>
+        <w:rPr>
+          <w:b w:val="0"/>
+        </w:rPr>
+        <w:t>: New w=2.6, b=1.8, y=7, squared loss 4: no improvement.</w:t>
+      </w:r>
+    </w:p>
+    <w:p>
+      <w:pPr>
+        <w:spacing w:line="336" w:lineRule="auto" w:after="180"/>
+      </w:pPr>
+      <w:r>
+        <w:rPr>
+          <w:b w:val="0"/>
+        </w:rPr>
+        <w:t>Reason: The larger update jumps to an equally distant point on the opposite side of the target.</w:t>
+      </w:r>
+    </w:p>
+    <w:p>
+      <w:pPr>
+        <w:pStyle w:val="Heading2"/>
+      </w:pPr>
+      <w:r>
+        <w:t>Earlier wording, alternatives and picture transcripts · reference / check after trying</w:t>
+      </w:r>
+    </w:p>
+    <w:p>
+      <w:pPr>
+        <w:pStyle w:val="Heading3"/>
+      </w:pPr>
+      <w:r>
+        <w:t>Compare a familiar case with a changed case</w:t>
+      </w:r>
+    </w:p>
+    <w:p>
+      <w:pPr>
+        <w:pStyle w:val="Heading3"/>
+      </w:pPr>
+      <w:r>
+        <w:t>Change one thing in the pictured case</w:t>
+      </w:r>
+    </w:p>
+    <w:p>
+      <w:pPr>
+        <w:pStyle w:val="Heading1"/>
+      </w:pPr>
+      <w:r>
+        <w:t>06. Trace a full update and its checked consequence</w:t>
+      </w:r>
+    </w:p>
+    <w:p>
+      <w:r>
+        <w:t>Keep the pictured target5separate from the main target3example.</w:t>
+      </w:r>
+    </w:p>
+    <w:p>
+      <w:pPr>
+        <w:pStyle w:val="Heading2"/>
+      </w:pPr>
+      <w:r>
+        <w:t>Complete picture facts and separate-model scope</w:t>
+      </w:r>
+    </w:p>
+    <w:p>
+      <w:pPr>
+        <w:spacing w:line="336" w:lineRule="auto" w:after="180"/>
+      </w:pPr>
+      <w:r>
+        <w:rPr>
+          <w:b w:val="0"/>
+        </w:rPr>
+        <w:t>Use one explicit gradient update and then recompute the loss.</w:t>
+      </w:r>
+    </w:p>
+    <w:p>
+      <w:pPr>
+        <w:spacing w:line="336" w:lineRule="auto" w:after="180"/>
+      </w:pPr>
+      <w:r>
+        <w:rPr>
+          <w:b w:val="0"/>
+        </w:rPr>
+        <w:t xml:space="preserve">Model y=2w+b, target 5. Start w=1, b=1; </w:t>
       </w:r>
       <w:r>
         <w:rPr>
@@ -688,15 +1324,7 @@
         <w:rPr>
           <w:b w:val="0"/>
         </w:rPr>
-        <w:t xml:space="preserve"> for you.</w:t>
-      </w:r>
-    </w:p>
-    <w:p>
-      <w:pPr>
-        <w:pStyle w:val="Heading3"/>
-      </w:pPr>
-      <w:r>
-        <w:t>Connect the picture and the explanation</w:t>
+        <w:t xml:space="preserve"> 0.05. Initial y=3, error y−target=−2, squared loss 4.</w:t>
       </w:r>
     </w:p>
     <w:p>
@@ -707,7 +1335,7 @@
         <w:rPr>
           <w:b w:val="0"/>
         </w:rPr>
-        <w:t xml:space="preserve">Point to the </w:t>
+        <w:t xml:space="preserve">All </w:t>
       </w:r>
       <w:r>
         <w:rPr>
@@ -719,28 +1347,7 @@
         <w:rPr>
           <w:b w:val="0"/>
         </w:rPr>
-        <w:t>, the deciding step and the result in this week’s visual. Explain the same step in ordinary words. A picture helps when you can say what each part represents.</w:t>
-      </w:r>
-    </w:p>
-    <w:p>
-      <w:pPr>
-        <w:pStyle w:val="Heading1"/>
-      </w:pPr>
-      <w:r>
-        <w:t>04. Compare the cases</w:t>
-      </w:r>
-    </w:p>
-    <w:p>
-      <w:r>
-        <w:t>Compare the supplied cases for Updating parameters. Identify the detail that changes the conclusion.</w:t>
-      </w:r>
-    </w:p>
-    <w:p>
-      <w:pPr>
-        <w:pStyle w:val="Heading3"/>
-      </w:pPr>
-      <w:r>
-        <w:t>Compare a familiar case with a changed case</w:t>
+        <w:t>s and outcomes in this worked example are invented classroom data; no real model run is claimed.</w:t>
       </w:r>
     </w:p>
     <w:p>
@@ -751,19 +1358,62 @@
         <w:rPr>
           <w:b w:val="0"/>
         </w:rPr>
-        <w:t xml:space="preserve">For the lesson start [1, 0], apply rate 0.3 and calculate </w:t>
-      </w:r>
-      <w:r>
-        <w:rPr>
-          <w:b/>
-        </w:rPr>
-        <w:t>prediction</w:t>
-      </w:r>
+        <w:t>The picture changes the target and start: x2, target 5, start[w, b]=[1, 1], prediction 3, residual−2, loss 4, gradient[−8, −4]. Rate.05 gives[1.4, 1.2], prediction 4, loss 1. Restarting from that original start with rate.2 gives[2.6, 1.8], prediction 7, loss 4:an equally distant overshoot. Do not use the main target 3 gradient[−4, −2]in this fixture.</w:t>
+      </w:r>
+    </w:p>
+    <w:p>
+      <w:pPr>
+        <w:spacing w:line="336" w:lineRule="auto" w:after="180"/>
+      </w:pPr>
       <w:r>
         <w:rPr>
           <w:b w:val="0"/>
         </w:rPr>
-        <w:t xml:space="preserve"> and loss.</w:t>
+        <w:t>Both cases compute all new values from the same old state and check the new loss.</w:t>
+      </w:r>
+    </w:p>
+    <w:p>
+      <w:pPr>
+        <w:pStyle w:val="Heading2"/>
+      </w:pPr>
+      <w:r>
+        <w:t>Trace gradient,simultaneous update and new loss</w:t>
+      </w:r>
+    </w:p>
+    <w:p>
+      <w:r>
+        <w:drawing>
+          <wp:inline xmlns:a="http://schemas.openxmlformats.org/drawingml/2006/main" xmlns:pic="http://schemas.openxmlformats.org/drawingml/2006/picture">
+            <wp:extent cx="5486400" cy="3182112"/>
+            <wp:docPr id="1" name="Picture 1" descr="Compute gradient: Gradient for [w, b]=[2×(-2)×2, 2×(-2)]=[-8,-4]. → Update simultaneously: New w=1-0.05×(-8)=1.4; new b=1.2. → Check new loss: New y=4, residual -1, loss 1: lower than 4."/>
+            <wp:cNvGraphicFramePr>
+              <a:graphicFrameLocks noChangeAspect="1"/>
+            </wp:cNvGraphicFramePr>
+            <a:graphic>
+              <a:graphicData uri="http://schemas.openxmlformats.org/drawingml/2006/picture">
+                <pic:pic>
+                  <pic:nvPicPr>
+                    <pic:cNvPr id="0" name="academy-story-ai-5-11-02.png"/>
+                    <pic:cNvPicPr/>
+                  </pic:nvPicPr>
+                  <pic:blipFill>
+                    <a:blip r:embed="rId9"/>
+                    <a:stretch>
+                      <a:fillRect/>
+                    </a:stretch>
+                  </pic:blipFill>
+                  <pic:spPr>
+                    <a:xfrm>
+                      <a:off x="0" y="0"/>
+                      <a:ext cx="5486400" cy="3182112"/>
+                    </a:xfrm>
+                    <a:prstGeom prst="rect"/>
+                  </pic:spPr>
+                </pic:pic>
+              </a:graphicData>
+            </a:graphic>
+          </wp:inline>
+        </w:drawing>
       </w:r>
     </w:p>
     <w:p>
@@ -771,131 +1421,7 @@
         <w:pStyle w:val="Heading3"/>
       </w:pPr>
       <w:r>
-        <w:t>Keep the procedure fixed. Explain what changed in the inputs and result.</w:t>
-      </w:r>
-    </w:p>
-    <w:p>
-      <w:r>
-        <w:t>________________________________________________________________</w:t>
-      </w:r>
-    </w:p>
-    <w:p>
-      <w:r>
-        <w:t>________________________________________________________________</w:t>
-      </w:r>
-    </w:p>
-    <w:p>
-      <w:r>
-        <w:t>________________________________________________________________</w:t>
-      </w:r>
-    </w:p>
-    <w:p>
-      <w:r>
-        <w:t>________________________________________________________________</w:t>
-      </w:r>
-    </w:p>
-    <w:p>
-      <w:r>
-        <w:t>________________________________________________________________</w:t>
-      </w:r>
-    </w:p>
-    <w:p>
-      <w:pPr>
-        <w:pStyle w:val="Heading3"/>
-      </w:pPr>
-      <w:r>
-        <w:t>Change one thing in the pictured case</w:t>
-      </w:r>
-    </w:p>
-    <w:p>
-      <w:pPr>
-        <w:pStyle w:val="Heading3"/>
-      </w:pPr>
-      <w:r>
-        <w:t>Change one thing</w:t>
-      </w:r>
-    </w:p>
-    <w:p>
-      <w:pPr>
-        <w:spacing w:line="336" w:lineRule="auto" w:after="180"/>
-        <w:shd w:fill="F5F1FB"/>
-      </w:pPr>
-      <w:r>
-        <w:rPr>
-          <w:b w:val="0"/>
-        </w:rPr>
-        <w:t xml:space="preserve">Change: Set </w:t>
-      </w:r>
-      <w:r>
-        <w:rPr>
-          <w:b/>
-        </w:rPr>
-        <w:t>learning rate</w:t>
-      </w:r>
-      <w:r>
-        <w:rPr>
-          <w:b w:val="0"/>
-        </w:rPr>
-        <w:t xml:space="preserve"> 0.2 from the same starting point.</w:t>
-      </w:r>
-    </w:p>
-    <w:p>
-      <w:pPr>
-        <w:pStyle w:val="Heading3"/>
-      </w:pPr>
-      <w:r>
-        <w:t>Predicted result</w:t>
-      </w:r>
-    </w:p>
-    <w:p>
-      <w:pPr>
-        <w:spacing w:line="336" w:lineRule="auto" w:after="180"/>
-        <w:shd w:fill="F1F6FC"/>
-      </w:pPr>
-      <w:r>
-        <w:rPr>
-          <w:b/>
-        </w:rPr>
-        <w:t>Prediction</w:t>
-      </w:r>
-      <w:r>
-        <w:rPr>
-          <w:b w:val="0"/>
-        </w:rPr>
-        <w:t>: New w=2.6, b=1.8, y=7, squared loss 4: no improvement.</w:t>
-      </w:r>
-    </w:p>
-    <w:p>
-      <w:pPr>
-        <w:pStyle w:val="Heading3"/>
-      </w:pPr>
-      <w:r>
-        <w:t>Why the result follows</w:t>
-      </w:r>
-    </w:p>
-    <w:p>
-      <w:pPr>
-        <w:spacing w:line="336" w:lineRule="auto" w:after="180"/>
-        <w:shd w:fill="F1F6FC"/>
-      </w:pPr>
-      <w:r>
-        <w:rPr>
-          <w:b w:val="0"/>
-        </w:rPr>
-        <w:t>Reason: The larger update jumps to an equally distant point on the opposite side of the target.</w:t>
-      </w:r>
-    </w:p>
-    <w:p>
-      <w:pPr>
-        <w:pStyle w:val="Heading1"/>
-      </w:pPr>
-      <w:r>
-        <w:t>05. Words that unlock the idea</w:t>
-      </w:r>
-    </w:p>
-    <w:p>
-      <w:r>
-        <w:t>Use the vocabulary of Updating parameters to explain a concrete decision, rather than only memorising definitions.</w:t>
+        <w:t>Read the picture one step at a time</w:t>
       </w:r>
     </w:p>
     <w:tbl>
@@ -918,7 +1444,7 @@
           </w:tcPr>
           <w:p>
             <w:r>
-              <w:t>Word</w:t>
+              <w:t>Step</w:t>
             </w:r>
           </w:p>
         </w:tc>
@@ -928,7 +1454,7 @@
           </w:tcPr>
           <w:p>
             <w:r>
-              <w:t>Meaning</w:t>
+              <w:t>What happens and why</w:t>
             </w:r>
           </w:p>
         </w:tc>
@@ -940,7 +1466,7 @@
           </w:tcPr>
           <w:p>
             <w:r>
-              <w:t>Learning rate</w:t>
+              <w:t>1. Compute gradient</w:t>
             </w:r>
           </w:p>
         </w:tc>
@@ -950,7 +1476,7 @@
           </w:tcPr>
           <w:p>
             <w:r>
-              <w:t>A multiplier that controls the size of a gradient update</w:t>
+              <w:t>Gradient for [w, b]=[2×(-2)×2, 2×(-2)]=[-8,-4].</w:t>
             </w:r>
           </w:p>
         </w:tc>
@@ -962,7 +1488,7 @@
           </w:tcPr>
           <w:p>
             <w:r>
-              <w:t>Gradient descent</w:t>
+              <w:t>2. Update simultaneously</w:t>
             </w:r>
           </w:p>
         </w:tc>
@@ -972,7 +1498,7 @@
           </w:tcPr>
           <w:p>
             <w:r>
-              <w:t>Updating parameters in the direction opposite the gradient</w:t>
+              <w:t>New w=1-0.05×(-8)=1.4; new b=1.2.</w:t>
             </w:r>
           </w:p>
         </w:tc>
@@ -984,7 +1510,7 @@
           </w:tcPr>
           <w:p>
             <w:r>
-              <w:t>Simultaneous update</w:t>
+              <w:t>3. Check new loss</w:t>
             </w:r>
           </w:p>
         </w:tc>
@@ -994,68 +1520,171 @@
           </w:tcPr>
           <w:p>
             <w:r>
-              <w:t>Computing all new parameter values from the same old state</w:t>
-            </w:r>
-          </w:p>
-        </w:tc>
-      </w:tr>
-      <w:tr>
-        <w:tc>
-          <w:tcPr>
-            <w:tcW w:type="dxa" w:w="5112"/>
-          </w:tcPr>
-          <w:p>
-            <w:r>
-              <w:t>Overshoot</w:t>
-            </w:r>
-          </w:p>
-        </w:tc>
-        <w:tc>
-          <w:tcPr>
-            <w:tcW w:type="dxa" w:w="5112"/>
-          </w:tcPr>
-          <w:p>
-            <w:r>
-              <w:t>A step that moves too far and can increase the objective</w:t>
+              <w:t>New y=4, residual -1, loss 1: lower than 4.</w:t>
             </w:r>
           </w:p>
         </w:tc>
       </w:tr>
     </w:tbl>
     <w:p>
-      <w:pPr>
-        <w:pStyle w:val="Heading3"/>
-      </w:pPr>
-      <w:r>
-        <w:t>Use two terms to explain a step in this week’s example.</w:t>
-      </w:r>
-    </w:p>
-    <w:p>
-      <w:r>
-        <w:t>________________________________________________________________</w:t>
-      </w:r>
-    </w:p>
-    <w:p>
-      <w:r>
-        <w:t>________________________________________________________________</w:t>
-      </w:r>
-    </w:p>
-    <w:p>
-      <w:r>
-        <w:t>________________________________________________________________</w:t>
-      </w:r>
-    </w:p>
-    <w:p>
-      <w:pPr>
-        <w:pStyle w:val="Heading1"/>
-      </w:pPr>
-      <w:r>
-        <w:t>06. Follow a worked example</w:t>
-      </w:r>
-    </w:p>
-    <w:p>
-      <w:r>
-        <w:t>Follow the worked trace for Updating parameters, predict a step, then compare with its explanation.</w:t>
+      <w:r>
+        <w:t>Match each pictured step to the supplied facts. This is a worked teaching case, not an independent assessment.</w:t>
+      </w:r>
+    </w:p>
+    <w:p>
+      <w:pPr>
+        <w:spacing w:line="336" w:lineRule="auto" w:after="180"/>
+      </w:pPr>
+      <w:r>
+        <w:rPr>
+          <w:b/>
+        </w:rPr>
+        <w:t>Gradient descent</w:t>
+      </w:r>
+      <w:r>
+        <w:rPr>
+          <w:b w:val="0"/>
+        </w:rPr>
+        <w:t xml:space="preserve"> subtracts </w:t>
+      </w:r>
+      <w:r>
+        <w:rPr>
+          <w:b/>
+        </w:rPr>
+        <w:t>learning rate</w:t>
+      </w:r>
+      <w:r>
+        <w:rPr>
+          <w:b w:val="0"/>
+        </w:rPr>
+        <w:t xml:space="preserve"> times gradient. A negative gradient makes this subtraction increase the parameter. Compute both gradients at the original [w,b] before updating either one.</w:t>
+      </w:r>
+    </w:p>
+    <w:p>
+      <w:pPr>
+        <w:spacing w:line="336" w:lineRule="auto" w:after="180"/>
+      </w:pPr>
+      <w:r>
+        <w:rPr>
+          <w:b w:val="0"/>
+        </w:rPr>
+        <w:t xml:space="preserve">The small step brings the </w:t>
+      </w:r>
+      <w:r>
+        <w:rPr>
+          <w:b/>
+        </w:rPr>
+        <w:t>prediction</w:t>
+      </w:r>
+      <w:r>
+        <w:rPr>
+          <w:b w:val="0"/>
+        </w:rPr>
+        <w:t xml:space="preserve"> closer to five, reducing squared error. A larger step can cross the target and undo that gain, so the new </w:t>
+      </w:r>
+      <w:r>
+        <w:rPr>
+          <w:b/>
+        </w:rPr>
+        <w:t>prediction</w:t>
+      </w:r>
+      <w:r>
+        <w:rPr>
+          <w:b w:val="0"/>
+        </w:rPr>
+        <w:t xml:space="preserve"> and loss must be recalculated.</w:t>
+      </w:r>
+    </w:p>
+    <w:p>
+      <w:pPr>
+        <w:pStyle w:val="Heading2"/>
+      </w:pPr>
+      <w:r>
+        <w:t>Predict the larger-rate restart</w:t>
+      </w:r>
+    </w:p>
+    <w:p>
+      <w:pPr>
+        <w:pStyle w:val="ListBullet"/>
+      </w:pPr>
+      <w:r>
+        <w:t>Change one thing: Set learning rate 0.2 from the same starting point. Predict the result before checking the explanation. What remains the same?</w:t>
+      </w:r>
+    </w:p>
+    <w:p>
+      <w:pPr>
+        <w:pStyle w:val="Heading2"/>
+      </w:pPr>
+      <w:r>
+        <w:t>Check after predicting · reference / check after trying</w:t>
+      </w:r>
+    </w:p>
+    <w:p>
+      <w:r>
+        <w:drawing>
+          <wp:inline xmlns:a="http://schemas.openxmlformats.org/drawingml/2006/main" xmlns:pic="http://schemas.openxmlformats.org/drawingml/2006/picture">
+            <wp:extent cx="5486400" cy="3026664"/>
+            <wp:docPr id="2" name="Picture 2" descr="Original case: New y=4, residual -1, loss 1: lower than 4. Changed condition: Set learning rate 0.2 from the same starting point. Expected result: New w=2.6, b=1.8, y=7, squared loss 4: no improvement. Reason: The larger update jumps to an equally distant point on the opposite side of the target."/>
+            <wp:cNvGraphicFramePr>
+              <a:graphicFrameLocks noChangeAspect="1"/>
+            </wp:cNvGraphicFramePr>
+            <a:graphic>
+              <a:graphicData uri="http://schemas.openxmlformats.org/drawingml/2006/picture">
+                <pic:pic>
+                  <pic:nvPicPr>
+                    <pic:cNvPr id="0" name="academy-story-ai-5-11-04.png"/>
+                    <pic:cNvPicPr/>
+                  </pic:nvPicPr>
+                  <pic:blipFill>
+                    <a:blip r:embed="rId10"/>
+                    <a:stretch>
+                      <a:fillRect/>
+                    </a:stretch>
+                  </pic:blipFill>
+                  <pic:spPr>
+                    <a:xfrm>
+                      <a:off x="0" y="0"/>
+                      <a:ext cx="5486400" cy="3026664"/>
+                    </a:xfrm>
+                    <a:prstGeom prst="rect"/>
+                  </pic:spPr>
+                </pic:pic>
+              </a:graphicData>
+            </a:graphic>
+          </wp:inline>
+        </w:drawing>
+      </w:r>
+    </w:p>
+    <w:p>
+      <w:pPr>
+        <w:pStyle w:val="Heading2"/>
+      </w:pPr>
+      <w:r>
+        <w:t>Explain overshoot and remaining evidence limits</w:t>
+      </w:r>
+    </w:p>
+    <w:p>
+      <w:pPr>
+        <w:pStyle w:val="ListBullet"/>
+      </w:pPr>
+      <w:r>
+        <w:t>One successful toy update is not evidence of convergence for a real network or generalisation to unseen data.</w:t>
+      </w:r>
+    </w:p>
+    <w:p>
+      <w:pPr>
+        <w:pStyle w:val="ListBullet"/>
+      </w:pPr>
+      <w:r>
+        <w:t>Read the labelled picture: Why must new loss be recomputed rather than assumed smaller? Point to the relevant step in the picture, then write the changed result and the rule or evidence that supports it.</w:t>
+      </w:r>
+    </w:p>
+    <w:p>
+      <w:pPr>
+        <w:pStyle w:val="Heading2"/>
+      </w:pPr>
+      <w:r>
+        <w:t>Try the main rate.05update</w:t>
       </w:r>
     </w:p>
     <w:p>
@@ -1244,6 +1873,14 @@
     </w:p>
     <w:p>
       <w:pPr>
+        <w:pStyle w:val="Heading2"/>
+      </w:pPr>
+      <w:r>
+        <w:t>Earlier wording, alternatives and picture transcripts · reference / check after trying</w:t>
+      </w:r>
+    </w:p>
+    <w:p>
+      <w:pPr>
         <w:pStyle w:val="Heading3"/>
       </w:pPr>
       <w:r>
@@ -1271,85 +1908,10 @@
     </w:p>
     <w:p>
       <w:pPr>
-        <w:spacing w:line="336" w:lineRule="auto" w:after="180"/>
-      </w:pPr>
-      <w:r>
-        <w:rPr>
-          <w:b w:val="0"/>
-        </w:rPr>
-        <w:t>Use one explicit gradient update and then recompute the loss.</w:t>
-      </w:r>
-    </w:p>
-    <w:p>
-      <w:pPr>
         <w:pStyle w:val="Heading3"/>
       </w:pPr>
       <w:r>
         <w:t>The facts we will use</w:t>
-      </w:r>
-    </w:p>
-    <w:p>
-      <w:pPr>
-        <w:pStyle w:val="Heading3"/>
-      </w:pPr>
-      <w:r>
-        <w:t>Supplied facts</w:t>
-      </w:r>
-    </w:p>
-    <w:p>
-      <w:pPr>
-        <w:spacing w:line="336" w:lineRule="auto" w:after="180"/>
-        <w:shd w:fill="F1F6FC"/>
-      </w:pPr>
-      <w:r>
-        <w:rPr>
-          <w:b w:val="0"/>
-        </w:rPr>
-        <w:t xml:space="preserve">Model y=2w+b, target 5. Start w=1, b=1; </w:t>
-      </w:r>
-      <w:r>
-        <w:rPr>
-          <w:b/>
-        </w:rPr>
-        <w:t>learning rate</w:t>
-      </w:r>
-      <w:r>
-        <w:rPr>
-          <w:b w:val="0"/>
-        </w:rPr>
-        <w:t xml:space="preserve"> 0.05. Initial y=3, error y−target=−2, squared loss 4.</w:t>
-      </w:r>
-    </w:p>
-    <w:p>
-      <w:pPr>
-        <w:pStyle w:val="Heading3"/>
-      </w:pPr>
-      <w:r>
-        <w:t>Supplied facts</w:t>
-      </w:r>
-    </w:p>
-    <w:p>
-      <w:pPr>
-        <w:spacing w:line="336" w:lineRule="auto" w:after="180"/>
-        <w:shd w:fill="F1F6FC"/>
-      </w:pPr>
-      <w:r>
-        <w:rPr>
-          <w:b w:val="0"/>
-        </w:rPr>
-        <w:t xml:space="preserve">All </w:t>
-      </w:r>
-      <w:r>
-        <w:rPr>
-          <w:b/>
-        </w:rPr>
-        <w:t>input</w:t>
-      </w:r>
-      <w:r>
-        <w:rPr>
-          <w:b w:val="0"/>
-        </w:rPr>
-        <w:t>s and outcomes in this worked example are invented classroom data; no real model run is claimed.</w:t>
       </w:r>
     </w:p>
     <w:p>
@@ -1357,7 +1919,7 @@
         <w:drawing>
           <wp:inline xmlns:a="http://schemas.openxmlformats.org/drawingml/2006/main" xmlns:pic="http://schemas.openxmlformats.org/drawingml/2006/picture">
             <wp:extent cx="5486400" cy="2641600"/>
-            <wp:docPr id="1" name="Picture 1" descr="Loss before and after rate 0.05 update"/>
+            <wp:docPr id="3" name="Picture 3" descr="Loss before and after rate 0.05 update"/>
             <wp:cNvGraphicFramePr>
               <a:graphicFrameLocks noChangeAspect="1"/>
             </wp:cNvGraphicFramePr>
@@ -1369,7 +1931,7 @@
                     <pic:cNvPicPr/>
                   </pic:nvPicPr>
                   <pic:blipFill>
-                    <a:blip r:embed="rId9"/>
+                    <a:blip r:embed="rId11"/>
                     <a:stretch>
                       <a:fillRect/>
                     </a:stretch>
@@ -1393,7 +1955,7 @@
         <w:drawing>
           <wp:inline xmlns:a="http://schemas.openxmlformats.org/drawingml/2006/main" xmlns:pic="http://schemas.openxmlformats.org/drawingml/2006/picture">
             <wp:extent cx="5486400" cy="5145314"/>
-            <wp:docPr id="2" name="Picture 2" descr="Updating parameters. Compute gradient: Gradient for [w, b]=[2×(-2)×2, 2×(-2)]=[-8,-4].. Update simultaneously: New w=1-0.05×(-8)=1.4; new b=1.2.. Check new loss: New y=4, residual -1, loss 1: lower than 4."/>
+            <wp:docPr id="4" name="Picture 4" descr="Updating parameters. Compute gradient: Gradient for [w, b]=[2×(-2)×2, 2×(-2)]=[-8,-4].. Update simultaneously: New w=1-0.05×(-8)=1.4; new b=1.2.. Check new loss: New y=4, residual -1, loss 1: lower than 4."/>
             <wp:cNvGraphicFramePr>
               <a:graphicFrameLocks noChangeAspect="1"/>
             </wp:cNvGraphicFramePr>
@@ -1405,7 +1967,7 @@
                     <pic:cNvPicPr/>
                   </pic:nvPicPr>
                   <pic:blipFill>
-                    <a:blip r:embed="rId10"/>
+                    <a:blip r:embed="rId12"/>
                     <a:stretch>
                       <a:fillRect/>
                     </a:stretch>
@@ -1429,7 +1991,112 @@
         <w:pStyle w:val="Heading3"/>
       </w:pPr>
       <w:r>
-        <w:t>Read the picture one step at a time</w:t>
+        <w:t>Why this result follows</w:t>
+      </w:r>
+    </w:p>
+    <w:p>
+      <w:pPr>
+        <w:pStyle w:val="Heading3"/>
+      </w:pPr>
+      <w:r>
+        <w:t>What this example does not establish</w:t>
+      </w:r>
+    </w:p>
+    <w:p>
+      <w:pPr>
+        <w:pStyle w:val="Heading1"/>
+      </w:pPr>
+      <w:r>
+        <w:t>07. Repair a mixed-state update even when its loss falls</w:t>
+      </w:r>
+    </w:p>
+    <w:p>
+      <w:r>
+        <w:t>Numerical improvement is not proof that the specified algorithm was implemented.</w:t>
+      </w:r>
+    </w:p>
+    <w:p>
+      <w:pPr>
+        <w:pStyle w:val="Heading2"/>
+      </w:pPr>
+      <w:r>
+        <w:t>Complete mixed-state explanation and overshoot</w:t>
+      </w:r>
+    </w:p>
+    <w:p>
+      <w:pPr>
+        <w:spacing w:line="336" w:lineRule="auto" w:after="180"/>
+      </w:pPr>
+      <w:r>
+        <w:rPr>
+          <w:b w:val="0"/>
+        </w:rPr>
+        <w:t xml:space="preserve">Suppose a program first changes w to 1.4, then recomputes the bias gradient using new w and old b. Its residual is now -0.2, so its bias gradient is -0.4 and new b becomes 0.04. </w:t>
+      </w:r>
+      <w:r>
+        <w:rPr>
+          <w:b/>
+        </w:rPr>
+        <w:t>Prediction</w:t>
+      </w:r>
+      <w:r>
+        <w:rPr>
+          <w:b w:val="0"/>
+        </w:rPr>
+        <w:t xml:space="preserve"> becomes 2.84 and loss 0.0256.</w:t>
+      </w:r>
+    </w:p>
+    <w:p>
+      <w:pPr>
+        <w:spacing w:line="336" w:lineRule="auto" w:after="180"/>
+      </w:pPr>
+      <w:r>
+        <w:rPr>
+          <w:b w:val="0"/>
+        </w:rPr>
+        <w:t>That is a different procedure from the declared simultaneous step, even though it also lowered this loss.</w:t>
+      </w:r>
+    </w:p>
+    <w:p>
+      <w:pPr>
+        <w:spacing w:line="336" w:lineRule="auto" w:after="180"/>
+      </w:pPr>
+      <w:r>
+        <w:rPr>
+          <w:b w:val="0"/>
+        </w:rPr>
+        <w:t xml:space="preserve">An excessive rate can increase loss. At rate 0.3, both coordinates move in the locally suggested direction but </w:t>
+      </w:r>
+      <w:r>
+        <w:rPr>
+          <w:b/>
+        </w:rPr>
+        <w:t>prediction</w:t>
+      </w:r>
+      <w:r>
+        <w:rPr>
+          <w:b w:val="0"/>
+        </w:rPr>
+        <w:t xml:space="preserve"> jumps to 5 and loss rises from 1 to 4. Always evaluate and record the result.</w:t>
+      </w:r>
+    </w:p>
+    <w:p>
+      <w:pPr>
+        <w:spacing w:line="336" w:lineRule="auto" w:after="180"/>
+      </w:pPr>
+      <w:r>
+        <w:rPr>
+          <w:b w:val="0"/>
+        </w:rPr>
+        <w:t>Later lessons compare learning-rate behaviour across repeated updates.</w:t>
+      </w:r>
+    </w:p>
+    <w:p>
+      <w:pPr>
+        <w:pStyle w:val="Heading2"/>
+      </w:pPr>
+      <w:r>
+        <w:t>Same-start side-by-side state audit</w:t>
       </w:r>
     </w:p>
     <w:tbl>
@@ -1439,8 +2106,9 @@
         <w:tblLook w:firstColumn="1" w:firstRow="1" w:lastColumn="0" w:lastRow="0" w:noHBand="0" w:noVBand="1" w:val="04A0"/>
       </w:tblPr>
       <w:tblGrid>
-        <w:gridCol w:w="5112"/>
-        <w:gridCol w:w="5112"/>
+        <w:gridCol w:w="3408"/>
+        <w:gridCol w:w="3408"/>
+        <w:gridCol w:w="3408"/>
       </w:tblGrid>
       <w:tr>
         <w:trPr>
@@ -1448,21 +2116,31 @@
         </w:trPr>
         <w:tc>
           <w:tcPr>
-            <w:tcW w:type="dxa" w:w="5112"/>
+            <w:tcW w:type="dxa" w:w="3408"/>
           </w:tcPr>
           <w:p>
             <w:r>
-              <w:t>Step</w:t>
+              <w:t>Main start[1, 0], rate.1</w:t>
             </w:r>
           </w:p>
         </w:tc>
         <w:tc>
           <w:tcPr>
-            <w:tcW w:type="dxa" w:w="5112"/>
+            <w:tcW w:type="dxa" w:w="3408"/>
           </w:tcPr>
           <w:p>
             <w:r>
-              <w:t>What happens and why</w:t>
+              <w:t>Saved simultaneous procedure</w:t>
+            </w:r>
+          </w:p>
+        </w:tc>
+        <w:tc>
+          <w:tcPr>
+            <w:tcW w:type="dxa" w:w="3408"/>
+          </w:tcPr>
+          <w:p>
+            <w:r>
+              <w:t>Mixed-state procedure</w:t>
             </w:r>
           </w:p>
         </w:tc>
@@ -1470,21 +2148,31 @@
       <w:tr>
         <w:tc>
           <w:tcPr>
-            <w:tcW w:type="dxa" w:w="5112"/>
+            <w:tcW w:type="dxa" w:w="3408"/>
           </w:tcPr>
           <w:p>
             <w:r>
-              <w:t>1. Compute gradient</w:t>
+              <w:t>w gradient evaluated at old[1, 0]</w:t>
             </w:r>
           </w:p>
         </w:tc>
         <w:tc>
           <w:tcPr>
-            <w:tcW w:type="dxa" w:w="5112"/>
+            <w:tcW w:type="dxa" w:w="3408"/>
           </w:tcPr>
           <w:p>
             <w:r>
-              <w:t>Gradient for [w, b]=[2×(-2)×2, 2×(-2)]=[-8,-4].</w:t>
+              <w:t>−4</w:t>
+            </w:r>
+          </w:p>
+        </w:tc>
+        <w:tc>
+          <w:tcPr>
+            <w:tcW w:type="dxa" w:w="3408"/>
+          </w:tcPr>
+          <w:p>
+            <w:r>
+              <w:t>−4</w:t>
             </w:r>
           </w:p>
         </w:tc>
@@ -1492,21 +2180,31 @@
       <w:tr>
         <w:tc>
           <w:tcPr>
-            <w:tcW w:type="dxa" w:w="5112"/>
+            <w:tcW w:type="dxa" w:w="3408"/>
           </w:tcPr>
           <w:p>
             <w:r>
-              <w:t>2. Update simultaneously</w:t>
+              <w:t>New w</w:t>
             </w:r>
           </w:p>
         </w:tc>
         <w:tc>
           <w:tcPr>
-            <w:tcW w:type="dxa" w:w="5112"/>
+            <w:tcW w:type="dxa" w:w="3408"/>
           </w:tcPr>
           <w:p>
             <w:r>
-              <w:t>New w=1-0.05×(-8)=1.4; new b=1.2.</w:t>
+              <w:t>1.4</w:t>
+            </w:r>
+          </w:p>
+        </w:tc>
+        <w:tc>
+          <w:tcPr>
+            <w:tcW w:type="dxa" w:w="3408"/>
+          </w:tcPr>
+          <w:p>
+            <w:r>
+              <w:t>1.4</w:t>
             </w:r>
           </w:p>
         </w:tc>
@@ -1514,29 +2212,146 @@
       <w:tr>
         <w:tc>
           <w:tcPr>
-            <w:tcW w:type="dxa" w:w="5112"/>
+            <w:tcW w:type="dxa" w:w="3408"/>
           </w:tcPr>
           <w:p>
             <w:r>
-              <w:t>3. Check new loss</w:t>
+              <w:t>b gradient comes from</w:t>
             </w:r>
           </w:p>
         </w:tc>
         <w:tc>
           <w:tcPr>
-            <w:tcW w:type="dxa" w:w="5112"/>
+            <w:tcW w:type="dxa" w:w="3408"/>
           </w:tcPr>
           <w:p>
             <w:r>
-              <w:t>New y=4, residual -1, loss 1: lower than 4.</w:t>
+              <w:t>Old[1, 0]:−2</w:t>
+            </w:r>
+          </w:p>
+        </w:tc>
+        <w:tc>
+          <w:tcPr>
+            <w:tcW w:type="dxa" w:w="3408"/>
+          </w:tcPr>
+          <w:p>
+            <w:r>
+              <w:t>New w1.4/old b0:−.4</w:t>
+            </w:r>
+          </w:p>
+        </w:tc>
+      </w:tr>
+      <w:tr>
+        <w:tc>
+          <w:tcPr>
+            <w:tcW w:type="dxa" w:w="3408"/>
+          </w:tcPr>
+          <w:p>
+            <w:r>
+              <w:t>New b</w:t>
+            </w:r>
+          </w:p>
+        </w:tc>
+        <w:tc>
+          <w:tcPr>
+            <w:tcW w:type="dxa" w:w="3408"/>
+          </w:tcPr>
+          <w:p>
+            <w:r>
+              <w:t>.2</w:t>
+            </w:r>
+          </w:p>
+        </w:tc>
+        <w:tc>
+          <w:tcPr>
+            <w:tcW w:type="dxa" w:w="3408"/>
+          </w:tcPr>
+          <w:p>
+            <w:r>
+              <w:t>.04</w:t>
+            </w:r>
+          </w:p>
+        </w:tc>
+      </w:tr>
+      <w:tr>
+        <w:tc>
+          <w:tcPr>
+            <w:tcW w:type="dxa" w:w="3408"/>
+          </w:tcPr>
+          <w:p>
+            <w:r>
+              <w:t>New prediction /loss</w:t>
+            </w:r>
+          </w:p>
+        </w:tc>
+        <w:tc>
+          <w:tcPr>
+            <w:tcW w:type="dxa" w:w="3408"/>
+          </w:tcPr>
+          <w:p>
+            <w:r>
+              <w:t>3 /0</w:t>
+            </w:r>
+          </w:p>
+        </w:tc>
+        <w:tc>
+          <w:tcPr>
+            <w:tcW w:type="dxa" w:w="3408"/>
+          </w:tcPr>
+          <w:p>
+            <w:r>
+              <w:t>2.84 /.0256</w:t>
+            </w:r>
+          </w:p>
+        </w:tc>
+      </w:tr>
+      <w:tr>
+        <w:tc>
+          <w:tcPr>
+            <w:tcW w:type="dxa" w:w="3408"/>
+          </w:tcPr>
+          <w:p>
+            <w:r>
+              <w:t>Meaning</w:t>
+            </w:r>
+          </w:p>
+        </w:tc>
+        <w:tc>
+          <w:tcPr>
+            <w:tcW w:type="dxa" w:w="3408"/>
+          </w:tcPr>
+          <w:p>
+            <w:r>
+              <w:t>Matches the declared simultaneous update</w:t>
+            </w:r>
+          </w:p>
+        </w:tc>
+        <w:tc>
+          <w:tcPr>
+            <w:tcW w:type="dxa" w:w="3408"/>
+          </w:tcPr>
+          <w:p>
+            <w:r>
+              <w:t>Different update procedure despite lower loss</w:t>
             </w:r>
           </w:p>
         </w:tc>
       </w:tr>
     </w:tbl>
     <w:p>
-      <w:r>
-        <w:t>Match each pictured step to the supplied facts. This is a worked teaching case, not an independent assessment.</w:t>
+      <w:pPr>
+        <w:pStyle w:val="Heading2"/>
+      </w:pPr>
+      <w:r>
+        <w:t>Explain the first procedure mismatch</w:t>
+      </w:r>
+    </w:p>
+    <w:p>
+      <w:pPr>
+        <w:pStyle w:val="ListBullet"/>
+      </w:pPr>
+      <w:r>
+        <w:t>Explain why recomputing the bias gradient after changing w is not the simultaneous update specified here.</w:t>
       </w:r>
     </w:p>
     <w:p>
@@ -1544,7 +2359,45 @@
         <w:pStyle w:val="Heading3"/>
       </w:pPr>
       <w:r>
-        <w:t>Why this result follows</w:t>
+        <w:t>State one repair and the checks you would rerun.</w:t>
+      </w:r>
+    </w:p>
+    <w:p>
+      <w:r>
+        <w:t>________________________________________________________________</w:t>
+      </w:r>
+    </w:p>
+    <w:p>
+      <w:r>
+        <w:t>________________________________________________________________</w:t>
+      </w:r>
+    </w:p>
+    <w:p>
+      <w:r>
+        <w:t>________________________________________________________________</w:t>
+      </w:r>
+    </w:p>
+    <w:p>
+      <w:r>
+        <w:t>________________________________________________________________</w:t>
+      </w:r>
+    </w:p>
+    <w:p>
+      <w:r>
+        <w:t>________________________________________________________________</w:t>
+      </w:r>
+    </w:p>
+    <w:p>
+      <w:r>
+        <w:t>________________________________________________________________</w:t>
+      </w:r>
+    </w:p>
+    <w:p>
+      <w:pPr>
+        <w:pStyle w:val="Heading2"/>
+      </w:pPr>
+      <w:r>
+        <w:t>Earlier wording, alternatives and picture transcripts · reference / check after trying</w:t>
       </w:r>
     </w:p>
     <w:p>
@@ -1552,73 +2405,36 @@
         <w:pStyle w:val="Heading3"/>
       </w:pPr>
       <w:r>
-        <w:t>Why the result follows</w:t>
-      </w:r>
-    </w:p>
-    <w:p>
-      <w:pPr>
-        <w:spacing w:line="336" w:lineRule="auto" w:after="180"/>
-        <w:shd w:fill="F1F6FC"/>
-      </w:pPr>
-      <w:r>
-        <w:rPr>
-          <w:b/>
-        </w:rPr>
-        <w:t>Gradient descent</w:t>
-      </w:r>
-      <w:r>
-        <w:rPr>
-          <w:b w:val="0"/>
-        </w:rPr>
-        <w:t xml:space="preserve"> subtracts </w:t>
-      </w:r>
-      <w:r>
-        <w:rPr>
-          <w:b/>
-        </w:rPr>
-        <w:t>learning rate</w:t>
-      </w:r>
-      <w:r>
-        <w:rPr>
-          <w:b w:val="0"/>
-        </w:rPr>
-        <w:t xml:space="preserve"> times gradient. A negative gradient makes this subtraction increase the parameter. Compute both gradients at the original [w,b] before updating either one.</w:t>
-      </w:r>
-    </w:p>
-    <w:p>
-      <w:pPr>
-        <w:spacing w:line="336" w:lineRule="auto" w:after="180"/>
-        <w:shd w:fill="F1F6FC"/>
-      </w:pPr>
-      <w:r>
-        <w:rPr>
-          <w:b w:val="0"/>
-        </w:rPr>
-        <w:t xml:space="preserve">The small step brings the </w:t>
-      </w:r>
-      <w:r>
-        <w:rPr>
-          <w:b/>
-        </w:rPr>
-        <w:t>prediction</w:t>
-      </w:r>
-      <w:r>
-        <w:rPr>
-          <w:b w:val="0"/>
-        </w:rPr>
-        <w:t xml:space="preserve"> closer to five, reducing squared error. A larger step can cross the target and undo that gain, so the new </w:t>
-      </w:r>
-      <w:r>
-        <w:rPr>
-          <w:b/>
-        </w:rPr>
-        <w:t>prediction</w:t>
-      </w:r>
-      <w:r>
-        <w:rPr>
-          <w:b w:val="0"/>
-        </w:rPr>
-        <w:t xml:space="preserve"> and loss must be recalculated.</w:t>
+        <w:t>Locate the earliest unsupported step</w:t>
+      </w:r>
+    </w:p>
+    <w:p>
+      <w:pPr>
+        <w:pStyle w:val="Heading1"/>
+      </w:pPr>
+      <w:r>
+        <w:t>08. Practise signed updates and state provenance with less help</w:t>
+      </w:r>
+    </w:p>
+    <w:p>
+      <w:r>
+        <w:t>Retain the original parameters and gradient beside the new values.</w:t>
+      </w:r>
+    </w:p>
+    <w:p>
+      <w:pPr>
+        <w:pStyle w:val="Heading2"/>
+      </w:pPr>
+      <w:r>
+        <w:t>Current task and response</w:t>
+      </w:r>
+    </w:p>
+    <w:p>
+      <w:pPr>
+        <w:pStyle w:val="ListBullet"/>
+      </w:pPr>
+      <w:r>
+        <w:t>Starting with parameter a = 2, gradient -3 and learning rate 0.2, calculate the new a.</w:t>
       </w:r>
     </w:p>
     <w:p>
@@ -1626,7 +2442,27 @@
         <w:pStyle w:val="Heading3"/>
       </w:pPr>
       <w:r>
-        <w:t>What this example does not establish</w:t>
+        <w:t>Starting again from [1, 0], use learning rate 0.05. Show both new parameters, the new prediction and the new loss.</w:t>
+      </w:r>
+    </w:p>
+    <w:p>
+      <w:r>
+        <w:t>________________________________________________________________</w:t>
+      </w:r>
+    </w:p>
+    <w:p>
+      <w:r>
+        <w:t>________________________________________________________________</w:t>
+      </w:r>
+    </w:p>
+    <w:p>
+      <w:r>
+        <w:t>________________________________________________________________</w:t>
+      </w:r>
+    </w:p>
+    <w:p>
+      <w:r>
+        <w:t>________________________________________________________________</w:t>
       </w:r>
     </w:p>
     <w:p>
@@ -1634,225 +2470,7 @@
         <w:pStyle w:val="Heading3"/>
       </w:pPr>
       <w:r>
-        <w:t>Keep the stated limit</w:t>
-      </w:r>
-    </w:p>
-    <w:p>
-      <w:pPr>
-        <w:spacing w:line="336" w:lineRule="auto" w:after="180"/>
-        <w:shd w:fill="FFF5E6"/>
-      </w:pPr>
-      <w:r>
-        <w:rPr>
-          <w:b w:val="0"/>
-        </w:rPr>
-        <w:t xml:space="preserve">One successful toy update is not </w:t>
-      </w:r>
-      <w:r>
-        <w:rPr>
-          <w:b/>
-        </w:rPr>
-        <w:t>evidence</w:t>
-      </w:r>
-      <w:r>
-        <w:rPr>
-          <w:b w:val="0"/>
-        </w:rPr>
-        <w:t xml:space="preserve"> of convergence for a real network or generalisation to unseen data.</w:t>
-      </w:r>
-    </w:p>
-    <w:p>
-      <w:pPr>
-        <w:pStyle w:val="Heading3"/>
-      </w:pPr>
-      <w:r>
-        <w:t>Keep the stated limit</w:t>
-      </w:r>
-    </w:p>
-    <w:p>
-      <w:pPr>
-        <w:spacing w:line="336" w:lineRule="auto" w:after="180"/>
-        <w:shd w:fill="FFF5E6"/>
-      </w:pPr>
-      <w:r>
-        <w:rPr>
-          <w:b w:val="0"/>
-        </w:rPr>
-        <w:t xml:space="preserve">Read the labelled picture: Why must new loss be recomputed rather than assumed smaller? Point to the relevant step in the picture, then write the changed result and the rule or </w:t>
-      </w:r>
-      <w:r>
-        <w:rPr>
-          <w:b/>
-        </w:rPr>
-        <w:t>evidence</w:t>
-      </w:r>
-      <w:r>
-        <w:rPr>
-          <w:b w:val="0"/>
-        </w:rPr>
-        <w:t xml:space="preserve"> that supports it.</w:t>
-      </w:r>
-    </w:p>
-    <w:p>
-      <w:pPr>
-        <w:pStyle w:val="Heading3"/>
-      </w:pPr>
-      <w:r>
-        <w:t>Keep the stated limit</w:t>
-      </w:r>
-    </w:p>
-    <w:p>
-      <w:pPr>
-        <w:spacing w:line="336" w:lineRule="auto" w:after="180"/>
-        <w:shd w:fill="FFF5E6"/>
-      </w:pPr>
-      <w:r>
-        <w:rPr>
-          <w:b w:val="0"/>
-        </w:rPr>
-        <w:t xml:space="preserve">Change one thing: Set </w:t>
-      </w:r>
-      <w:r>
-        <w:rPr>
-          <w:b/>
-        </w:rPr>
-        <w:t>learning rate</w:t>
-      </w:r>
-      <w:r>
-        <w:rPr>
-          <w:b w:val="0"/>
-        </w:rPr>
-        <w:t xml:space="preserve"> 0.2 from the same starting point. Predict the result before checking the explanation. What remains the same?</w:t>
-      </w:r>
-    </w:p>
-    <w:p>
-      <w:pPr>
-        <w:pStyle w:val="Heading1"/>
-      </w:pPr>
-      <w:r>
-        <w:t>07. Find and repair a mistake</w:t>
-      </w:r>
-    </w:p>
-    <w:p>
-      <w:r>
-        <w:t>Find the unsupported step in the Updating parameters claim and explain a repair using the supplied evidence.</w:t>
-      </w:r>
-    </w:p>
-    <w:p>
-      <w:pPr>
-        <w:pStyle w:val="Heading3"/>
-      </w:pPr>
-      <w:r>
-        <w:t>Check the claim against the facts</w:t>
-      </w:r>
-    </w:p>
-    <w:p>
-      <w:pPr>
-        <w:spacing w:line="336" w:lineRule="auto" w:after="180"/>
-        <w:shd w:fill="FFF5E6"/>
-      </w:pPr>
-      <w:r>
-        <w:rPr>
-          <w:b w:val="0"/>
-        </w:rPr>
-        <w:t xml:space="preserve">Suppose a program first changes w to 1.4, then recomputes the bias gradient using new w and old b. Its residual is now -0.2, so its bias gradient is -0.4 and new b becomes 0.04. </w:t>
-      </w:r>
-      <w:r>
-        <w:rPr>
-          <w:b/>
-        </w:rPr>
-        <w:t>Prediction</w:t>
-      </w:r>
-      <w:r>
-        <w:rPr>
-          <w:b w:val="0"/>
-        </w:rPr>
-        <w:t xml:space="preserve"> becomes 2.84 and loss 0.0256.</w:t>
-      </w:r>
-    </w:p>
-    <w:p>
-      <w:pPr>
-        <w:spacing w:line="336" w:lineRule="auto" w:after="180"/>
-        <w:shd w:fill="FFF5E6"/>
-      </w:pPr>
-      <w:r>
-        <w:rPr>
-          <w:b w:val="0"/>
-        </w:rPr>
-        <w:t>That is a different procedure from the declared simultaneous step, even though it also lowered this loss.</w:t>
-      </w:r>
-    </w:p>
-    <w:p>
-      <w:pPr>
-        <w:spacing w:line="336" w:lineRule="auto" w:after="180"/>
-      </w:pPr>
-      <w:r>
-        <w:rPr>
-          <w:b w:val="0"/>
-        </w:rPr>
-        <w:t xml:space="preserve">An excessive rate can increase loss. At rate 0.3, both coordinates move in the locally suggested direction but </w:t>
-      </w:r>
-      <w:r>
-        <w:rPr>
-          <w:b/>
-        </w:rPr>
-        <w:t>prediction</w:t>
-      </w:r>
-      <w:r>
-        <w:rPr>
-          <w:b w:val="0"/>
-        </w:rPr>
-        <w:t xml:space="preserve"> jumps to 5 and loss rises from 1 to 4. Always evaluate and record the result.</w:t>
-      </w:r>
-    </w:p>
-    <w:p>
-      <w:pPr>
-        <w:spacing w:line="336" w:lineRule="auto" w:after="180"/>
-      </w:pPr>
-      <w:r>
-        <w:rPr>
-          <w:b w:val="0"/>
-        </w:rPr>
-        <w:t>Later lessons compare learning-rate behaviour across repeated updates.</w:t>
-      </w:r>
-    </w:p>
-    <w:p>
-      <w:pPr>
-        <w:pStyle w:val="Heading3"/>
-      </w:pPr>
-      <w:r>
-        <w:t>Locate the earliest unsupported step</w:t>
-      </w:r>
-    </w:p>
-    <w:p>
-      <w:pPr>
-        <w:spacing w:line="336" w:lineRule="auto" w:after="180"/>
-      </w:pPr>
-      <w:r>
-        <w:rPr>
-          <w:b w:val="0"/>
-        </w:rPr>
-        <w:t xml:space="preserve">Explain why recomputing the bias gradient after changing w is not the </w:t>
-      </w:r>
-      <w:r>
-        <w:rPr>
-          <w:b/>
-        </w:rPr>
-        <w:t>simultaneous update</w:t>
-      </w:r>
-      <w:r>
-        <w:rPr>
-          <w:b w:val="0"/>
-        </w:rPr>
-        <w:t xml:space="preserve"> specified here.</w:t>
-      </w:r>
-    </w:p>
-    <w:p>
-      <w:pPr>
-        <w:pStyle w:val="Heading3"/>
-      </w:pPr>
-      <w:r>
-        <w:t>State one repair and the checks you would rerun.</w:t>
+        <w:t>Explain your prediction to a partner before comparing results.</w:t>
       </w:r>
     </w:p>
     <w:p>
@@ -1876,113 +2494,11 @@
       </w:r>
     </w:p>
     <w:p>
-      <w:r>
-        <w:t>________________________________________________________________</w:t>
-      </w:r>
-    </w:p>
-    <w:p>
-      <w:r>
-        <w:t>________________________________________________________________</w:t>
-      </w:r>
-    </w:p>
-    <w:p>
-      <w:pPr>
-        <w:pStyle w:val="Heading1"/>
-      </w:pPr>
-      <w:r>
-        <w:t>08. Practise together</w:t>
-      </w:r>
-    </w:p>
-    <w:p>
-      <w:r>
-        <w:t>Practise Updating parameters with support, then explain the deciding step in your own words.</w:t>
-      </w:r>
-    </w:p>
-    <w:p>
-      <w:pPr>
-        <w:spacing w:line="336" w:lineRule="auto" w:after="180"/>
-      </w:pPr>
-      <w:r>
-        <w:rPr>
-          <w:b w:val="0"/>
-        </w:rPr>
-        <w:t xml:space="preserve">Starting with parameter a = 2, gradient -3 and </w:t>
-      </w:r>
-      <w:r>
-        <w:rPr>
-          <w:b/>
-        </w:rPr>
-        <w:t>learning rate</w:t>
-      </w:r>
-      <w:r>
-        <w:rPr>
-          <w:b w:val="0"/>
-        </w:rPr>
-        <w:t xml:space="preserve"> 0.2, calculate the new a.</w:t>
-      </w:r>
-    </w:p>
-    <w:p>
-      <w:pPr>
-        <w:pStyle w:val="Heading3"/>
-      </w:pPr>
-      <w:r>
-        <w:t>Starting again from [1, 0], use learning rate 0.05. Show both new parameters, the new prediction and the new loss.</w:t>
-      </w:r>
-    </w:p>
-    <w:p>
-      <w:r>
-        <w:t>________________________________________________________________</w:t>
-      </w:r>
-    </w:p>
-    <w:p>
-      <w:r>
-        <w:t>________________________________________________________________</w:t>
-      </w:r>
-    </w:p>
-    <w:p>
-      <w:r>
-        <w:t>________________________________________________________________</w:t>
-      </w:r>
-    </w:p>
-    <w:p>
-      <w:r>
-        <w:t>________________________________________________________________</w:t>
-      </w:r>
-    </w:p>
-    <w:p>
-      <w:pPr>
-        <w:pStyle w:val="Heading3"/>
-      </w:pPr>
-      <w:r>
-        <w:t>Explain your prediction to a partner before comparing results.</w:t>
-      </w:r>
-    </w:p>
-    <w:p>
-      <w:r>
-        <w:t>________________________________________________________________</w:t>
-      </w:r>
-    </w:p>
-    <w:p>
-      <w:r>
-        <w:t>________________________________________________________________</w:t>
-      </w:r>
-    </w:p>
-    <w:p>
-      <w:r>
-        <w:t>________________________________________________________________</w:t>
-      </w:r>
-    </w:p>
-    <w:p>
-      <w:r>
-        <w:t>________________________________________________________________</w:t>
-      </w:r>
-    </w:p>
-    <w:p>
-      <w:pPr>
-        <w:pStyle w:val="Heading3"/>
-      </w:pPr>
-      <w:r>
-        <w:t>Practise with less help: Detect overshooting</w:t>
+      <w:pPr>
+        <w:pStyle w:val="Heading2"/>
+      </w:pPr>
+      <w:r>
+        <w:t>Supported W2record</w:t>
       </w:r>
     </w:p>
     <w:p>
@@ -2100,81 +2616,49 @@
     </w:p>
     <w:p>
       <w:pPr>
+        <w:pStyle w:val="Heading2"/>
+      </w:pPr>
+      <w:r>
+        <w:t>Individual misconception check</w:t>
+      </w:r>
+    </w:p>
+    <w:p>
+      <w:pPr>
+        <w:pStyle w:val="ListBullet"/>
+      </w:pPr>
+      <w:r>
+        <w:t>Use the worked case for Updating parameters. Proposed explanation: “Subtracting a negative gradient decreases the parameter”. Decide whether this explanation is supported. Point to the step or supplied fact that decides; explain your repair if needed.</w:t>
+      </w:r>
+    </w:p>
+    <w:p>
+      <w:pPr>
+        <w:pStyle w:val="ListBullet"/>
+      </w:pPr>
+      <w:r>
+        <w:t>Answer on your own before discussion. If you are unsure, say which step you need help with.</w:t>
+      </w:r>
+    </w:p>
+    <w:p>
+      <w:pPr>
+        <w:pStyle w:val="Heading2"/>
+      </w:pPr>
+      <w:r>
+        <w:t>Pictured checked-loss reasoning</w:t>
+      </w:r>
+    </w:p>
+    <w:p>
+      <w:pPr>
+        <w:pStyle w:val="ListBullet"/>
+      </w:pPr>
+      <w:r>
+        <w:t>Why must new loss be recomputed rather than assumed smaller? Point to the relevant step in the picture, then write the changed result and the rule or evidence that supports it.</w:t>
+      </w:r>
+    </w:p>
+    <w:p>
+      <w:pPr>
         <w:pStyle w:val="Heading3"/>
       </w:pPr>
       <w:r>
-        <w:t>Check your reasoning</w:t>
-      </w:r>
-    </w:p>
-    <w:p>
-      <w:pPr>
-        <w:spacing w:line="336" w:lineRule="auto" w:after="180"/>
-      </w:pPr>
-      <w:r>
-        <w:rPr>
-          <w:b w:val="0"/>
-        </w:rPr>
-        <w:t>Use the worked case for Updating parameters. Proposed explanation: “Subtracting a negative gradient decreases the parameter”. Decide whether this explanation is supported.</w:t>
-      </w:r>
-    </w:p>
-    <w:p>
-      <w:pPr>
-        <w:spacing w:line="336" w:lineRule="auto" w:after="180"/>
-      </w:pPr>
-      <w:r>
-        <w:rPr>
-          <w:b w:val="0"/>
-        </w:rPr>
-        <w:t>Point to the step or supplied fact that decides; explain your repair if needed.</w:t>
-      </w:r>
-    </w:p>
-    <w:p>
-      <w:pPr>
-        <w:spacing w:line="336" w:lineRule="auto" w:after="180"/>
-      </w:pPr>
-      <w:r>
-        <w:rPr>
-          <w:b w:val="0"/>
-        </w:rPr>
-        <w:t>Answer on your own before discussion. If you are unsure, say which step you need help with.</w:t>
-      </w:r>
-    </w:p>
-    <w:p>
-      <w:pPr>
-        <w:pStyle w:val="Heading3"/>
-      </w:pPr>
-      <w:r>
-        <w:t>Explain the picture</w:t>
-      </w:r>
-    </w:p>
-    <w:p>
-      <w:pPr>
-        <w:spacing w:line="336" w:lineRule="auto" w:after="180"/>
-      </w:pPr>
-      <w:r>
-        <w:rPr>
-          <w:b w:val="0"/>
-        </w:rPr>
-        <w:t xml:space="preserve">Why must new loss be recomputed rather than assumed smaller? Point to the relevant step in the picture, then write the changed result and the rule or </w:t>
-      </w:r>
-      <w:r>
-        <w:rPr>
-          <w:b/>
-        </w:rPr>
-        <w:t>evidence</w:t>
-      </w:r>
-      <w:r>
-        <w:rPr>
-          <w:b w:val="0"/>
-        </w:rPr>
-        <w:t xml:space="preserve"> that supports it.</w:t>
-      </w:r>
-    </w:p>
-    <w:p>
-      <w:pPr>
-        <w:pStyle w:val="Heading3"/>
-      </w:pPr>
-      <w:r>
         <w:t>My explanation using a pictured step and the given facts</w:t>
       </w:r>
     </w:p>
@@ -2196,6 +2680,14 @@
     <w:p>
       <w:r>
         <w:t>________________________________________________________________</w:t>
+      </w:r>
+    </w:p>
+    <w:p>
+      <w:pPr>
+        <w:pStyle w:val="Heading2"/>
+      </w:pPr>
+      <w:r>
+        <w:t>Reserve the independent new model</w:t>
       </w:r>
     </w:p>
     <w:p>
@@ -2211,23 +2703,55 @@
     </w:p>
     <w:p>
       <w:pPr>
+        <w:pStyle w:val="Heading2"/>
+      </w:pPr>
+      <w:r>
+        <w:t>Earlier wording, alternatives and picture transcripts · reference / check after trying</w:t>
+      </w:r>
+    </w:p>
+    <w:p>
+      <w:pPr>
+        <w:pStyle w:val="Heading3"/>
+      </w:pPr>
+      <w:r>
+        <w:t>Practise with less help: Detect overshooting</w:t>
+      </w:r>
+    </w:p>
+    <w:p>
+      <w:pPr>
+        <w:pStyle w:val="Heading3"/>
+      </w:pPr>
+      <w:r>
+        <w:t>Check your reasoning</w:t>
+      </w:r>
+    </w:p>
+    <w:p>
+      <w:pPr>
+        <w:pStyle w:val="Heading3"/>
+      </w:pPr>
+      <w:r>
+        <w:t>Explain the picture</w:t>
+      </w:r>
+    </w:p>
+    <w:p>
+      <w:pPr>
         <w:pStyle w:val="Heading1"/>
       </w:pPr>
       <w:r>
-        <w:t>09. Run the investigation</w:t>
-      </w:r>
-    </w:p>
-    <w:p>
-      <w:r>
-        <w:t>Investigate Updating parameters. Record the prediction, actual observation or labelled paper trace, explanation and next test separately.</w:t>
-      </w:r>
-    </w:p>
-    <w:p>
-      <w:pPr>
-        <w:pStyle w:val="Heading3"/>
-      </w:pPr>
-      <w:r>
-        <w:t>Predict, investigate and preserve the evidence</w:t>
+        <w:t>09. Investigate rate,state and the actual post-update loss</w:t>
+      </w:r>
+    </w:p>
+    <w:p>
+      <w:r>
+        <w:t>The complete probes distinguish algorithm correctness from an observed decrease.</w:t>
+      </w:r>
+    </w:p>
+    <w:p>
+      <w:pPr>
+        <w:pStyle w:val="Heading2"/>
+      </w:pPr>
+      <w:r>
+        <w:t>Current task and runnable one-step helper</w:t>
       </w:r>
     </w:p>
     <w:p>
@@ -2279,6 +2803,258 @@
         <w:t xml:space="preserve">    print(rate, tuple(round(v, 6)</w:t>
         <w:br/>
         <w:t xml:space="preserve">                      for v in step(1, 0, rate)))</w:t>
+      </w:r>
+    </w:p>
+    <w:p>
+      <w:pPr>
+        <w:pStyle w:val="Heading2"/>
+      </w:pPr>
+      <w:r>
+        <w:t>Complete normal,zero,overshoot,missing and mixed-state probes</w:t>
+      </w:r>
+    </w:p>
+    <w:tbl>
+      <w:tblPr>
+        <w:tblStyle w:val="LightShading-Accent1"/>
+        <w:tblW w:type="auto" w:w="0"/>
+        <w:tblLook w:firstColumn="1" w:firstRow="1" w:lastColumn="0" w:lastRow="0" w:noHBand="0" w:noVBand="1" w:val="04A0"/>
+      </w:tblPr>
+      <w:tblGrid>
+        <w:gridCol w:w="5112"/>
+        <w:gridCol w:w="5112"/>
+      </w:tblGrid>
+      <w:tr>
+        <w:trPr>
+          <w:tblHeader/>
+        </w:trPr>
+        <w:tc>
+          <w:tcPr>
+            <w:tcW w:type="dxa" w:w="5112"/>
+          </w:tcPr>
+          <w:p>
+            <w:r>
+              <w:t>Complete update probe</w:t>
+            </w:r>
+          </w:p>
+        </w:tc>
+        <w:tc>
+          <w:tcPr>
+            <w:tcW w:type="dxa" w:w="5112"/>
+          </w:tcPr>
+          <w:p>
+            <w:r>
+              <w:t>Expected answer / action</w:t>
+            </w:r>
+          </w:p>
+        </w:tc>
+      </w:tr>
+      <w:tr>
+        <w:tc>
+          <w:tcPr>
+            <w:tcW w:type="dxa" w:w="5112"/>
+          </w:tcPr>
+          <w:p>
+            <w:r>
+              <w:t>Normal main rate.05</w:t>
+            </w:r>
+          </w:p>
+        </w:tc>
+        <w:tc>
+          <w:tcPr>
+            <w:tcW w:type="dxa" w:w="5112"/>
+          </w:tcPr>
+          <w:p>
+            <w:r>
+              <w:t>New[1.2, .1], prediction 2.5, loss.25</w:t>
+            </w:r>
+          </w:p>
+        </w:tc>
+      </w:tr>
+      <w:tr>
+        <w:tc>
+          <w:tcPr>
+            <w:tcW w:type="dxa" w:w="5112"/>
+          </w:tcPr>
+          <w:p>
+            <w:r>
+              <w:t>No-change rate 0</w:t>
+            </w:r>
+          </w:p>
+        </w:tc>
+        <w:tc>
+          <w:tcPr>
+            <w:tcW w:type="dxa" w:w="5112"/>
+          </w:tcPr>
+          <w:p>
+            <w:r>
+              <w:t>Original[1, 0], prediction 2, loss 1</w:t>
+            </w:r>
+          </w:p>
+        </w:tc>
+      </w:tr>
+      <w:tr>
+        <w:tc>
+          <w:tcPr>
+            <w:tcW w:type="dxa" w:w="5112"/>
+          </w:tcPr>
+          <w:p>
+            <w:r>
+              <w:t>Overshoot rate.3</w:t>
+            </w:r>
+          </w:p>
+        </w:tc>
+        <w:tc>
+          <w:tcPr>
+            <w:tcW w:type="dxa" w:w="5112"/>
+          </w:tcPr>
+          <w:p>
+            <w:r>
+              <w:t>New[2.2, .6], prediction 5, loss 4</w:t>
+            </w:r>
+          </w:p>
+        </w:tc>
+      </w:tr>
+      <w:tr>
+        <w:tc>
+          <w:tcPr>
+            <w:tcW w:type="dxa" w:w="5112"/>
+          </w:tcPr>
+          <w:p>
+            <w:r>
+              <w:t>Zero-gradient start[1, 1]</w:t>
+            </w:r>
+          </w:p>
+        </w:tc>
+        <w:tc>
+          <w:tcPr>
+            <w:tcW w:type="dxa" w:w="5112"/>
+          </w:tcPr>
+          <w:p>
+            <w:r>
+              <w:t>Prediction3, loss 0; gradient[0, 0], parameters unchanged</w:t>
+            </w:r>
+          </w:p>
+        </w:tc>
+      </w:tr>
+      <w:tr>
+        <w:tc>
+          <w:tcPr>
+            <w:tcW w:type="dxa" w:w="5112"/>
+          </w:tcPr>
+          <w:p>
+            <w:r>
+              <w:t>Missing rateNone</w:t>
+            </w:r>
+          </w:p>
+        </w:tc>
+        <w:tc>
+          <w:tcPr>
+            <w:tcW w:type="dxa" w:w="5112"/>
+          </w:tcPr>
+          <w:p>
+            <w:r>
+              <w:t>Outside numeric contract; request/validate before calling</w:t>
+            </w:r>
+          </w:p>
+        </w:tc>
+      </w:tr>
+      <w:tr>
+        <w:tc>
+          <w:tcPr>
+            <w:tcW w:type="dxa" w:w="5112"/>
+          </w:tcPr>
+          <w:p>
+            <w:r>
+              <w:t>Rate−.1in the helper</w:t>
+            </w:r>
+          </w:p>
+        </w:tc>
+        <w:tc>
+          <w:tcPr>
+            <w:tcW w:type="dxa" w:w="5112"/>
+          </w:tcPr>
+          <w:p>
+            <w:r>
+              <w:t>New[.6, −.2], prediction 1, loss 4; negative-rate arithmetic is not the declared positive-rate descent</w:t>
+            </w:r>
+          </w:p>
+        </w:tc>
+      </w:tr>
+      <w:tr>
+        <w:tc>
+          <w:tcPr>
+            <w:tcW w:type="dxa" w:w="5112"/>
+          </w:tcPr>
+          <w:p>
+            <w:r>
+              <w:t>Recomputed b gradient after new w</w:t>
+            </w:r>
+          </w:p>
+        </w:tc>
+        <w:tc>
+          <w:tcPr>
+            <w:tcW w:type="dxa" w:w="5112"/>
+          </w:tcPr>
+          <w:p>
+            <w:r>
+              <w:t>Gives mixed-state[1.4, .04], not simultaneous[1.4, .2]</w:t>
+            </w:r>
+          </w:p>
+        </w:tc>
+      </w:tr>
+      <w:tr>
+        <w:tc>
+          <w:tcPr>
+            <w:tcW w:type="dxa" w:w="5112"/>
+          </w:tcPr>
+          <w:p>
+            <w:r>
+              <w:t>Lower training loss after a step</w:t>
+            </w:r>
+          </w:p>
+        </w:tc>
+        <w:tc>
+          <w:tcPr>
+            <w:tcW w:type="dxa" w:w="5112"/>
+          </w:tcPr>
+          <w:p>
+            <w:r>
+              <w:t>Evidence about these training cases/objective only; no untouched final or generalization claim</w:t>
+            </w:r>
+          </w:p>
+        </w:tc>
+      </w:tr>
+    </w:tbl>
+    <w:p>
+      <w:pPr>
+        <w:pStyle w:val="Heading2"/>
+      </w:pPr>
+      <w:r>
+        <w:t>Predict,restart,run or trace,and check</w:t>
+      </w:r>
+    </w:p>
+    <w:p>
+      <w:pPr>
+        <w:pStyle w:val="ListNumber"/>
+      </w:pPr>
+      <w:r>
+        <w:t>Predict every supplied one-step result and restart the same original parameters for each rate. Run or trace the helper, record the saved gradient, both new parameters, new prediction and checked loss. Compare the complete mixed-state record with the simultaneous result. Use separate runs for invalid inputs; the helper assumes numeric values and is not a rate validator. No final-test references should enter training gradients. A zero gradient leaves this update unchanged but is not a global-minimum certificate for arbitrary objectives.</w:t>
+      </w:r>
+    </w:p>
+    <w:p>
+      <w:pPr>
+        <w:pStyle w:val="ListNumber"/>
+      </w:pPr>
+      <w:r>
+        <w:t>On paper, trace the supplied procedure. If code is provided, predict before running it in a local practice file. Never write an expected answer as though it were an observed run.</w:t>
+      </w:r>
+    </w:p>
+    <w:p>
+      <w:pPr>
+        <w:pStyle w:val="Heading2"/>
+      </w:pPr>
+      <w:r>
+        <w:t>Keep the evidence ledger</w:t>
       </w:r>
     </w:p>
     <w:tbl>
@@ -2425,7 +3201,15 @@
         <w:rPr>
           <w:b w:val="0"/>
         </w:rPr>
-        <w:t>On paper, trace the supplied procedure. If code is provided, predict before running it in a local practice file. Never write an expected answer as though it were an observed run.</w:t>
+        <w:t>Before trying: what do I expect, and why? While trying: which step could first go wrong? Afterwards: what did I actually observe, and what should change? Keep “not run” if you only traced the procedure.</w:t>
+      </w:r>
+    </w:p>
+    <w:p>
+      <w:pPr>
+        <w:pStyle w:val="Heading2"/>
+      </w:pPr>
+      <w:r>
+        <w:t>Earlier wording, alternatives and picture transcripts · reference / check after trying</w:t>
       </w:r>
     </w:p>
     <w:p>
@@ -2433,7 +3217,36 @@
         <w:pStyle w:val="Heading3"/>
       </w:pPr>
       <w:r>
+        <w:t>Predict, investigate and preserve the evidence</w:t>
+      </w:r>
+    </w:p>
+    <w:p>
+      <w:pPr>
+        <w:pStyle w:val="Heading3"/>
+      </w:pPr>
+      <w:r>
         <w:t>Plan → try → check</w:t>
+      </w:r>
+    </w:p>
+    <w:p>
+      <w:pPr>
+        <w:pStyle w:val="Heading1"/>
+      </w:pPr>
+      <w:r>
+        <w:t>14. Try alone: update a different input and target</w:t>
+      </w:r>
+    </w:p>
+    <w:p>
+      <w:r>
+        <w:t>Recompute its gradient from its supplied original state before applying the rate.</w:t>
+      </w:r>
+    </w:p>
+    <w:p>
+      <w:pPr>
+        <w:pStyle w:val="Heading2"/>
+      </w:pPr>
+      <w:r>
+        <w:t>Complete new independent model and update</w:t>
       </w:r>
     </w:p>
     <w:p>
@@ -2444,39 +3257,7 @@
         <w:rPr>
           <w:b w:val="0"/>
         </w:rPr>
-        <w:t>Before trying: what do I expect, and why? While trying: which step could first go wrong? Afterwards: what did I actually observe, and what should change? Keep “not run” if you only traced the procedure.</w:t>
-      </w:r>
-    </w:p>
-    <w:p>
-      <w:pPr>
-        <w:pStyle w:val="Heading1"/>
-      </w:pPr>
-      <w:r>
-        <w:t>10. Build your understanding</w:t>
-      </w:r>
-    </w:p>
-    <w:p>
-      <w:r>
-        <w:t>Move from recall to tracing, diagnosis and transfer in Updating parameters. Explain why each step is justified.</w:t>
-      </w:r>
-    </w:p>
-    <w:p>
-      <w:pPr>
-        <w:pStyle w:val="Heading3"/>
-      </w:pPr>
-      <w:r>
-        <w:t>Explain → apply → challenge</w:t>
-      </w:r>
-    </w:p>
-    <w:p>
-      <w:pPr>
-        <w:spacing w:line="336" w:lineRule="auto" w:after="180"/>
-      </w:pPr>
-      <w:r>
-        <w:rPr>
-          <w:b w:val="0"/>
-        </w:rPr>
-        <w:t xml:space="preserve">Starting with parameter a = 2, gradient -3 and </w:t>
+        <w:t xml:space="preserve">Use x = 1, target 4, w = 1, b = 1, squared loss and </w:t>
       </w:r>
       <w:r>
         <w:rPr>
@@ -2488,42 +3269,170 @@
         <w:rPr>
           <w:b w:val="0"/>
         </w:rPr>
-        <w:t xml:space="preserve"> 0.2, calculate the new a.</w:t>
-      </w:r>
-    </w:p>
-    <w:p>
-      <w:pPr>
-        <w:spacing w:line="336" w:lineRule="auto" w:after="180"/>
-      </w:pPr>
+        <w:t xml:space="preserve"> 0.1. Compute </w:t>
+      </w:r>
+      <w:r>
+        <w:rPr>
+          <w:b/>
+        </w:rPr>
+        <w:t>prediction</w:t>
+      </w:r>
       <w:r>
         <w:rPr>
           <w:b w:val="0"/>
         </w:rPr>
-        <w:t xml:space="preserve">Explain why recomputing the bias gradient after changing w is not the </w:t>
+        <w:t>, residual, gradient [2 times residual times x, 2 times residual], new parameters and new loss.</w:t>
+      </w:r>
+    </w:p>
+    <w:p>
+      <w:pPr>
+        <w:pStyle w:val="Heading2"/>
+      </w:pPr>
+      <w:r>
+        <w:t>First attempt and support record</w:t>
+      </w:r>
+    </w:p>
+    <w:p>
+      <w:pPr>
+        <w:pStyle w:val="Heading3"/>
+      </w:pPr>
+      <w:r>
+        <w:t>My independent explanation, trace and limits</w:t>
+      </w:r>
+    </w:p>
+    <w:p>
+      <w:r>
+        <w:t>________________________________________________________________</w:t>
+      </w:r>
+    </w:p>
+    <w:p>
+      <w:r>
+        <w:t>________________________________________________________________</w:t>
+      </w:r>
+    </w:p>
+    <w:p>
+      <w:r>
+        <w:t>________________________________________________________________</w:t>
+      </w:r>
+    </w:p>
+    <w:p>
+      <w:r>
+        <w:t>________________________________________________________________</w:t>
+      </w:r>
+    </w:p>
+    <w:p>
+      <w:r>
+        <w:t>________________________________________________________________</w:t>
+      </w:r>
+    </w:p>
+    <w:p>
+      <w:r>
+        <w:t>________________________________________________________________</w:t>
+      </w:r>
+    </w:p>
+    <w:p>
+      <w:r>
+        <w:t>________________________________________________________________</w:t>
+      </w:r>
+    </w:p>
+    <w:p>
+      <w:pPr>
+        <w:spacing w:line="336" w:lineRule="auto" w:after="180"/>
+      </w:pPr>
+      <w:r>
+        <w:rPr>
+          <w:b w:val="0"/>
+        </w:rPr>
+        <w:t>Attempt this case before feedback. Record any help. Earlier examples below are further practice; a case already practised with feedback cannot establish fresh transfer.</w:t>
+      </w:r>
+    </w:p>
+    <w:p>
+      <w:pPr>
+        <w:pStyle w:val="Heading2"/>
+      </w:pPr>
+      <w:r>
+        <w:t>Use feedback after trying</w:t>
+      </w:r>
+    </w:p>
+    <w:p>
+      <w:pPr>
+        <w:spacing w:line="336" w:lineRule="auto" w:after="180"/>
+      </w:pPr>
+      <w:r>
+        <w:rPr>
+          <w:b w:val="0"/>
+        </w:rPr>
+        <w:t>Attempt the independent case before hints. Record whether you worked alone, used a hint or followed a model. After feedback, fix the first unsupported step and explain why it changed.</w:t>
+      </w:r>
+    </w:p>
+    <w:p>
+      <w:pPr>
+        <w:spacing w:line="336" w:lineRule="auto" w:after="180"/>
+      </w:pPr>
+      <w:r>
+        <w:rPr>
+          <w:b w:val="0"/>
+        </w:rPr>
+        <w:t>A later check uses a changed case, not a copied answer.</w:t>
+      </w:r>
+    </w:p>
+    <w:p>
+      <w:pPr>
+        <w:pStyle w:val="Heading2"/>
+      </w:pPr>
+      <w:r>
+        <w:t>Earlier wording, alternatives and picture transcripts · reference / check after trying</w:t>
+      </w:r>
+    </w:p>
+    <w:p>
+      <w:pPr>
+        <w:pStyle w:val="Heading3"/>
+      </w:pPr>
+      <w:r>
+        <w:t>Independent case: Update a new model independently</w:t>
+      </w:r>
+    </w:p>
+    <w:p>
+      <w:pPr>
+        <w:pStyle w:val="Heading3"/>
+      </w:pPr>
+      <w:r>
+        <w:t>Attempt this without hints</w:t>
+      </w:r>
+    </w:p>
+    <w:p>
+      <w:pPr>
+        <w:spacing w:line="336" w:lineRule="auto" w:after="180"/>
+      </w:pPr>
+      <w:r>
+        <w:rPr>
+          <w:b w:val="0"/>
+        </w:rPr>
+        <w:t xml:space="preserve">Use x = 1, target 4, w = 1, b = 1, squared loss and </w:t>
       </w:r>
       <w:r>
         <w:rPr>
           <w:b/>
         </w:rPr>
-        <w:t>simultaneous update</w:t>
+        <w:t>learning rate</w:t>
       </w:r>
       <w:r>
         <w:rPr>
           <w:b w:val="0"/>
         </w:rPr>
-        <w:t xml:space="preserve"> specified here.</w:t>
-      </w:r>
-    </w:p>
-    <w:p>
-      <w:pPr>
-        <w:spacing w:line="336" w:lineRule="auto" w:after="180"/>
-        <w:shd w:fill="F5F1FB"/>
-      </w:pPr>
+        <w:t xml:space="preserve"> 0.1. Compute </w:t>
+      </w:r>
+      <w:r>
+        <w:rPr>
+          <w:b/>
+        </w:rPr>
+        <w:t>prediction</w:t>
+      </w:r>
       <w:r>
         <w:rPr>
           <w:b w:val="0"/>
         </w:rPr>
-        <w:t>At a point with gradient [0, 0], what does this update do? Does that alone prove a global minimum on any loss surface?</w:t>
+        <w:t>, residual, gradient [2 times residual times x, 2 times residual], new parameters and new loss.</w:t>
       </w:r>
     </w:p>
     <w:p>
@@ -2531,7 +3440,7 @@
         <w:pStyle w:val="Heading3"/>
       </w:pPr>
       <w:r>
-        <w:t>Explain which evidence supports your conclusion and which claim remains unproved.</w:t>
+        <w:t>My independent procedure, result and limitation</w:t>
       </w:r>
     </w:p>
     <w:p>
@@ -2560,16 +3469,58 @@
       </w:r>
     </w:p>
     <w:p>
+      <w:r>
+        <w:t>________________________________________________________________</w:t>
+      </w:r>
+    </w:p>
+    <w:p>
+      <w:r>
+        <w:t>________________________________________________________________</w:t>
+      </w:r>
+    </w:p>
+    <w:p>
+      <w:r>
+        <w:t>________________________________________________________________</w:t>
+      </w:r>
+    </w:p>
+    <w:p>
+      <w:pPr>
+        <w:spacing w:line="336" w:lineRule="auto" w:after="180"/>
+      </w:pPr>
+      <w:r>
+        <w:rPr>
+          <w:b w:val="0"/>
+        </w:rPr>
+        <w:t>Record support used: none, hint or teacher explanation. After feedback, a different case is needed to demonstrate independence.</w:t>
+      </w:r>
+    </w:p>
+    <w:p>
+      <w:pPr>
+        <w:pStyle w:val="Heading3"/>
+      </w:pPr>
+      <w:r>
+        <w:t>Use feedback to improve</w:t>
+      </w:r>
+    </w:p>
+    <w:p>
       <w:pPr>
         <w:pStyle w:val="Heading1"/>
       </w:pPr>
       <w:r>
-        <w:t>11. Connect your project</w:t>
-      </w:r>
-    </w:p>
-    <w:p>
-      <w:r>
-        <w:t>Apply this week’s idea to Image-pattern Network Investigation. Keep an annotated decision and the evidence supporting it.</w:t>
+        <w:t>11. Keep one complete update record with its source state</w:t>
+      </w:r>
+    </w:p>
+    <w:p>
+      <w:r>
+        <w:t>The project ledger should show exactly which values produced the gradient.</w:t>
+      </w:r>
+    </w:p>
+    <w:p>
+      <w:pPr>
+        <w:pStyle w:val="Heading2"/>
+      </w:pPr>
+      <w:r>
+        <w:t>Project artifact and evidence table</w:t>
       </w:r>
     </w:p>
     <w:p>
@@ -2760,10 +3711,10 @@
     </w:tbl>
     <w:p>
       <w:pPr>
-        <w:pStyle w:val="Heading3"/>
-      </w:pPr>
-      <w:r>
-        <w:t>Evidence for your project</w:t>
+        <w:pStyle w:val="Heading2"/>
+      </w:pPr>
+      <w:r>
+        <w:t>Actual run/trace and limits</w:t>
       </w:r>
     </w:p>
     <w:p>
@@ -2802,15 +3753,88 @@
     </w:p>
     <w:p>
       <w:pPr>
+        <w:pStyle w:val="Heading2"/>
+      </w:pPr>
+      <w:r>
+        <w:t>Earlier wording, alternatives and picture transcripts · reference / check after trying</w:t>
+      </w:r>
+    </w:p>
+    <w:p>
+      <w:pPr>
+        <w:pStyle w:val="Heading3"/>
+      </w:pPr>
+      <w:r>
+        <w:t>Evidence for your project</w:t>
+      </w:r>
+    </w:p>
+    <w:p>
+      <w:pPr>
         <w:pStyle w:val="Heading1"/>
       </w:pPr>
       <w:r>
-        <w:t>12. Show what you know</w:t>
-      </w:r>
-    </w:p>
-    <w:p>
-      <w:r>
-        <w:t>Use a genuinely new case for independent evidence. Previously discussed examples remain practice; use the separately named independent case before feedback.</w:t>
+        <w:t>16. Finish with one state audit and one checked loss</w:t>
+      </w:r>
+    </w:p>
+    <w:p>
+      <w:r>
+        <w:t>Explain why a finite downhill-directed step still needs evaluation.</w:t>
+      </w:r>
+    </w:p>
+    <w:p>
+      <w:pPr>
+        <w:pStyle w:val="Heading2"/>
+      </w:pPr>
+      <w:r>
+        <w:t>Retrieve and explain</w:t>
+      </w:r>
+    </w:p>
+    <w:p>
+      <w:pPr>
+        <w:pStyle w:val="ListBullet"/>
+      </w:pPr>
+      <w:r>
+        <w:t>Close your notes. Explain this goal in your own words: Apply a learning rate to an ordered gradient</w:t>
+      </w:r>
+    </w:p>
+    <w:p>
+      <w:pPr>
+        <w:pStyle w:val="Heading3"/>
+      </w:pPr>
+      <w:r>
+        <w:t>My deciding step, evidence and one remaining question</w:t>
+      </w:r>
+    </w:p>
+    <w:p>
+      <w:r>
+        <w:t>________________________________________________________________</w:t>
+      </w:r>
+    </w:p>
+    <w:p>
+      <w:r>
+        <w:t>________________________________________________________________</w:t>
+      </w:r>
+    </w:p>
+    <w:p>
+      <w:r>
+        <w:t>________________________________________________________________</w:t>
+      </w:r>
+    </w:p>
+    <w:p>
+      <w:r>
+        <w:t>________________________________________________________________</w:t>
+      </w:r>
+    </w:p>
+    <w:p>
+      <w:r>
+        <w:t>________________________________________________________________</w:t>
+      </w:r>
+    </w:p>
+    <w:p>
+      <w:pPr>
+        <w:pStyle w:val="Heading2"/>
+      </w:pPr>
+      <w:r>
+        <w:t>Plan a changed-case return</w:t>
       </w:r>
     </w:p>
     <w:p>
@@ -2821,58 +3845,31 @@
         <w:rPr>
           <w:b w:val="0"/>
         </w:rPr>
-        <w:t>A lower loss after a step supports progress on the objective and examples used for that step. It does not show that a model is safe, calibrated or better on unseen data.</w:t>
-      </w:r>
-    </w:p>
-    <w:p>
-      <w:pPr>
-        <w:spacing w:line="336" w:lineRule="auto" w:after="180"/>
-      </w:pPr>
+        <w:t xml:space="preserve">If you are unsure, return to the worked picture and explain one arrow. If you are ready, change an </w:t>
+      </w:r>
+      <w:r>
+        <w:rPr>
+          <w:b/>
+        </w:rPr>
+        <w:t>input</w:t>
+      </w:r>
       <w:r>
         <w:rPr>
           <w:b w:val="0"/>
         </w:rPr>
-        <w:t xml:space="preserve">Keep the data split fixed and never use final-test labels to compute </w:t>
+        <w:t xml:space="preserve"> or assumption and justify your </w:t>
       </w:r>
       <w:r>
         <w:rPr>
           <w:b/>
         </w:rPr>
-        <w:t>training</w:t>
+        <w:t>prediction</w:t>
       </w:r>
       <w:r>
         <w:rPr>
           <w:b w:val="0"/>
         </w:rPr>
-        <w:t xml:space="preserve"> gradients.</w:t>
-      </w:r>
-    </w:p>
-    <w:p>
-      <w:pPr>
-        <w:pStyle w:val="Heading3"/>
-      </w:pPr>
-      <w:r>
-        <w:t>A teammate says any update that lowers loss is a correct implementation of simultaneous gradient descent. Use the mixed-state example to evaluate that claim.</w:t>
-      </w:r>
-    </w:p>
-    <w:p>
-      <w:r>
-        <w:t>________________________________________________________________</w:t>
-      </w:r>
-    </w:p>
-    <w:p>
-      <w:r>
-        <w:t>________________________________________________________________</w:t>
-      </w:r>
-    </w:p>
-    <w:p>
-      <w:r>
-        <w:t>________________________________________________________________</w:t>
-      </w:r>
-    </w:p>
-    <w:p>
-      <w:r>
-        <w:t>________________________________________________________________</w:t>
+        <w:t>.</w:t>
       </w:r>
     </w:p>
     <w:p>
@@ -2883,18 +3880,247 @@
         <w:rPr>
           <w:b w:val="0"/>
         </w:rPr>
-        <w:t>Next week repeats the forward, loss, gradient and update cycle in a small network with a clearly stated stopping budget.</w:t>
-      </w:r>
-    </w:p>
-    <w:p>
-      <w:pPr>
-        <w:spacing w:line="336" w:lineRule="auto" w:after="180"/>
-        <w:shd w:fill="F5F1FB"/>
-      </w:pPr>
+        <w:t xml:space="preserve">Save your workbook </w:t>
+      </w:r>
+      <w:r>
+        <w:rPr>
+          <w:b/>
+        </w:rPr>
+        <w:t>evidence</w:t>
+      </w:r>
       <w:r>
         <w:rPr>
           <w:b w:val="0"/>
         </w:rPr>
+        <w:t>. At the next review, try a different case before opening your old answer.</w:t>
+      </w:r>
+    </w:p>
+    <w:p>
+      <w:pPr>
+        <w:pStyle w:val="Heading1"/>
+      </w:pPr>
+      <w:r>
+        <w:t>Reference bank and extra practice</w:t>
+      </w:r>
+    </w:p>
+    <w:p>
+      <w:pPr>
+        <w:pStyle w:val="Heading1"/>
+      </w:pPr>
+      <w:r>
+        <w:t>05. Reference · Use the mathematical words precisely</w:t>
+      </w:r>
+    </w:p>
+    <w:p>
+      <w:r>
+        <w:t>Connect each term to a value or step in the current example.</w:t>
+      </w:r>
+    </w:p>
+    <w:p>
+      <w:pPr>
+        <w:pStyle w:val="Heading2"/>
+      </w:pPr>
+      <w:r>
+        <w:t>Vocabulary and your explanation</w:t>
+      </w:r>
+    </w:p>
+    <w:tbl>
+      <w:tblPr>
+        <w:tblStyle w:val="LightShading-Accent1"/>
+        <w:tblW w:type="auto" w:w="0"/>
+        <w:tblLook w:firstColumn="1" w:firstRow="1" w:lastColumn="0" w:lastRow="0" w:noHBand="0" w:noVBand="1" w:val="04A0"/>
+      </w:tblPr>
+      <w:tblGrid>
+        <w:gridCol w:w="5112"/>
+        <w:gridCol w:w="5112"/>
+      </w:tblGrid>
+      <w:tr>
+        <w:trPr>
+          <w:tblHeader/>
+        </w:trPr>
+        <w:tc>
+          <w:tcPr>
+            <w:tcW w:type="dxa" w:w="5112"/>
+          </w:tcPr>
+          <w:p>
+            <w:r>
+              <w:t>Word</w:t>
+            </w:r>
+          </w:p>
+        </w:tc>
+        <w:tc>
+          <w:tcPr>
+            <w:tcW w:type="dxa" w:w="5112"/>
+          </w:tcPr>
+          <w:p>
+            <w:r>
+              <w:t>Meaning</w:t>
+            </w:r>
+          </w:p>
+        </w:tc>
+      </w:tr>
+      <w:tr>
+        <w:tc>
+          <w:tcPr>
+            <w:tcW w:type="dxa" w:w="5112"/>
+          </w:tcPr>
+          <w:p>
+            <w:r>
+              <w:t>Learning rate</w:t>
+            </w:r>
+          </w:p>
+        </w:tc>
+        <w:tc>
+          <w:tcPr>
+            <w:tcW w:type="dxa" w:w="5112"/>
+          </w:tcPr>
+          <w:p>
+            <w:r>
+              <w:t>A multiplier that controls the size of a gradient update</w:t>
+            </w:r>
+          </w:p>
+        </w:tc>
+      </w:tr>
+      <w:tr>
+        <w:tc>
+          <w:tcPr>
+            <w:tcW w:type="dxa" w:w="5112"/>
+          </w:tcPr>
+          <w:p>
+            <w:r>
+              <w:t>Gradient descent</w:t>
+            </w:r>
+          </w:p>
+        </w:tc>
+        <w:tc>
+          <w:tcPr>
+            <w:tcW w:type="dxa" w:w="5112"/>
+          </w:tcPr>
+          <w:p>
+            <w:r>
+              <w:t>Updating parameters in the direction opposite the gradient</w:t>
+            </w:r>
+          </w:p>
+        </w:tc>
+      </w:tr>
+      <w:tr>
+        <w:tc>
+          <w:tcPr>
+            <w:tcW w:type="dxa" w:w="5112"/>
+          </w:tcPr>
+          <w:p>
+            <w:r>
+              <w:t>Simultaneous update</w:t>
+            </w:r>
+          </w:p>
+        </w:tc>
+        <w:tc>
+          <w:tcPr>
+            <w:tcW w:type="dxa" w:w="5112"/>
+          </w:tcPr>
+          <w:p>
+            <w:r>
+              <w:t>Computing all new parameter values from the same old state</w:t>
+            </w:r>
+          </w:p>
+        </w:tc>
+      </w:tr>
+      <w:tr>
+        <w:tc>
+          <w:tcPr>
+            <w:tcW w:type="dxa" w:w="5112"/>
+          </w:tcPr>
+          <w:p>
+            <w:r>
+              <w:t>Overshoot</w:t>
+            </w:r>
+          </w:p>
+        </w:tc>
+        <w:tc>
+          <w:tcPr>
+            <w:tcW w:type="dxa" w:w="5112"/>
+          </w:tcPr>
+          <w:p>
+            <w:r>
+              <w:t>A step that moves too far and can increase the objective</w:t>
+            </w:r>
+          </w:p>
+        </w:tc>
+      </w:tr>
+    </w:tbl>
+    <w:p>
+      <w:pPr>
+        <w:pStyle w:val="Heading3"/>
+      </w:pPr>
+      <w:r>
+        <w:t>Use two terms to explain a step in this week’s example.</w:t>
+      </w:r>
+    </w:p>
+    <w:p>
+      <w:r>
+        <w:t>________________________________________________________________</w:t>
+      </w:r>
+    </w:p>
+    <w:p>
+      <w:r>
+        <w:t>________________________________________________________________</w:t>
+      </w:r>
+    </w:p>
+    <w:p>
+      <w:r>
+        <w:t>________________________________________________________________</w:t>
+      </w:r>
+    </w:p>
+    <w:p>
+      <w:pPr>
+        <w:pStyle w:val="Heading1"/>
+      </w:pPr>
+      <w:r>
+        <w:t>10. Extra challenge · Explain a stronger case</w:t>
+      </w:r>
+    </w:p>
+    <w:p>
+      <w:r>
+        <w:t>Choose the next challenge after the main route.</w:t>
+      </w:r>
+    </w:p>
+    <w:p>
+      <w:pPr>
+        <w:pStyle w:val="Heading2"/>
+      </w:pPr>
+      <w:r>
+        <w:t>Explain,repair and extend</w:t>
+      </w:r>
+    </w:p>
+    <w:p>
+      <w:pPr>
+        <w:pStyle w:val="Heading3"/>
+      </w:pPr>
+      <w:r>
+        <w:t>Explain → apply → challenge</w:t>
+      </w:r>
+    </w:p>
+    <w:p>
+      <w:pPr>
+        <w:pStyle w:val="ListBullet"/>
+      </w:pPr>
+      <w:r>
+        <w:t>Starting with parameter a = 2, gradient -3 and learning rate 0.2, calculate the new a.</w:t>
+      </w:r>
+    </w:p>
+    <w:p>
+      <w:pPr>
+        <w:pStyle w:val="ListBullet"/>
+      </w:pPr>
+      <w:r>
+        <w:t>Explain why recomputing the bias gradient after changing w is not the simultaneous update specified here.</w:t>
+      </w:r>
+    </w:p>
+    <w:p>
+      <w:pPr>
+        <w:pStyle w:val="ListBullet"/>
+      </w:pPr>
+      <w:r>
         <w:t>At a point with gradient [0, 0], what does this update do? Does that alone prove a global minimum on any loss surface?</w:t>
       </w:r>
     </w:p>
@@ -2903,6 +4129,112 @@
         <w:pStyle w:val="Heading3"/>
       </w:pPr>
       <w:r>
+        <w:t>Explain which evidence supports your conclusion and which claim remains unproved.</w:t>
+      </w:r>
+    </w:p>
+    <w:p>
+      <w:r>
+        <w:t>________________________________________________________________</w:t>
+      </w:r>
+    </w:p>
+    <w:p>
+      <w:r>
+        <w:t>________________________________________________________________</w:t>
+      </w:r>
+    </w:p>
+    <w:p>
+      <w:r>
+        <w:t>________________________________________________________________</w:t>
+      </w:r>
+    </w:p>
+    <w:p>
+      <w:r>
+        <w:t>________________________________________________________________</w:t>
+      </w:r>
+    </w:p>
+    <w:p>
+      <w:r>
+        <w:t>________________________________________________________________</w:t>
+      </w:r>
+    </w:p>
+    <w:p>
+      <w:pPr>
+        <w:pStyle w:val="Heading1"/>
+      </w:pPr>
+      <w:r>
+        <w:t>12. Reference · Check the representation and its limits</w:t>
+      </w:r>
+    </w:p>
+    <w:p>
+      <w:r>
+        <w:t>Use after practice;reserve the new independent x1,target4simultaneous update for the first individual attempt.</w:t>
+      </w:r>
+    </w:p>
+    <w:p>
+      <w:pPr>
+        <w:pStyle w:val="Heading2"/>
+      </w:pPr>
+      <w:r>
+        <w:t>Current explanation and response</w:t>
+      </w:r>
+    </w:p>
+    <w:p>
+      <w:pPr>
+        <w:pStyle w:val="ListBullet"/>
+      </w:pPr>
+      <w:r>
+        <w:t>A lower loss after a step supports progress on the objective and examples used for that step. It does not show that a model is safe, calibrated or better on unseen data. Keep the data split fixed and never use final-test labels to compute training gradients.</w:t>
+      </w:r>
+    </w:p>
+    <w:p>
+      <w:pPr>
+        <w:pStyle w:val="Heading3"/>
+      </w:pPr>
+      <w:r>
+        <w:t>A teammate says any update that lowers loss is a correct implementation of simultaneous gradient descent. Use the mixed-state example to evaluate that claim.</w:t>
+      </w:r>
+    </w:p>
+    <w:p>
+      <w:r>
+        <w:t>________________________________________________________________</w:t>
+      </w:r>
+    </w:p>
+    <w:p>
+      <w:r>
+        <w:t>________________________________________________________________</w:t>
+      </w:r>
+    </w:p>
+    <w:p>
+      <w:r>
+        <w:t>________________________________________________________________</w:t>
+      </w:r>
+    </w:p>
+    <w:p>
+      <w:r>
+        <w:t>________________________________________________________________</w:t>
+      </w:r>
+    </w:p>
+    <w:p>
+      <w:pPr>
+        <w:pStyle w:val="ListBullet"/>
+      </w:pPr>
+      <w:r>
+        <w:t>Next week repeats the forward, loss, gradient and update cycle in a small network with a clearly stated stopping budget.</w:t>
+      </w:r>
+    </w:p>
+    <w:p>
+      <w:pPr>
+        <w:pStyle w:val="ListBullet"/>
+      </w:pPr>
+      <w:r>
+        <w:t>At a point with gradient [0, 0], what does this update do? Does that alone prove a global minimum on any loss surface?</w:t>
+      </w:r>
+    </w:p>
+    <w:p>
+      <w:pPr>
+        <w:pStyle w:val="Heading3"/>
+      </w:pPr>
+      <w:r>
         <w:t>My limited claim and a useful next check</w:t>
       </w:r>
     </w:p>
@@ -2931,12 +4263,20 @@
         <w:pStyle w:val="Heading1"/>
       </w:pPr>
       <w:r>
-        <w:t>13. Study a complete case</w:t>
-      </w:r>
-    </w:p>
-    <w:p>
-      <w:r>
-        <w:t>Revisit the complete Updating parameters case for supported practice. Repeated examples do not become fresh assessments.</w:t>
+        <w:t>13. Extra practice · Revisit the complete trace</w:t>
+      </w:r>
+    </w:p>
+    <w:p>
+      <w:r>
+        <w:t>Predict before reading the supplied steps.</w:t>
+      </w:r>
+    </w:p>
+    <w:p>
+      <w:pPr>
+        <w:pStyle w:val="Heading2"/>
+      </w:pPr>
+      <w:r>
+        <w:t>Complete trace and evidence</w:t>
       </w:r>
     </w:p>
     <w:p>
@@ -3169,254 +4509,20 @@
         <w:pStyle w:val="Heading1"/>
       </w:pPr>
       <w:r>
-        <w:t>14. Try a new case independently</w:t>
-      </w:r>
-    </w:p>
-    <w:p>
-      <w:r>
-        <w:t>Attempt the reserved new case before feedback. Record support; the earlier examples below remain additional practice.</w:t>
-      </w:r>
-    </w:p>
-    <w:p>
-      <w:pPr>
-        <w:pStyle w:val="Heading3"/>
-      </w:pPr>
-      <w:r>
-        <w:t>Independent case: Update a new model independently</w:t>
-      </w:r>
-    </w:p>
-    <w:p>
-      <w:pPr>
-        <w:spacing w:line="336" w:lineRule="auto" w:after="180"/>
-      </w:pPr>
-      <w:r>
-        <w:rPr>
-          <w:b w:val="0"/>
-        </w:rPr>
-        <w:t xml:space="preserve">Use x = 1, target 4, w = 1, b = 1, squared loss and </w:t>
-      </w:r>
-      <w:r>
-        <w:rPr>
-          <w:b/>
-        </w:rPr>
-        <w:t>learning rate</w:t>
-      </w:r>
-      <w:r>
-        <w:rPr>
-          <w:b w:val="0"/>
-        </w:rPr>
-        <w:t xml:space="preserve"> 0.1. Compute </w:t>
-      </w:r>
-      <w:r>
-        <w:rPr>
-          <w:b/>
-        </w:rPr>
-        <w:t>prediction</w:t>
-      </w:r>
-      <w:r>
-        <w:rPr>
-          <w:b w:val="0"/>
-        </w:rPr>
-        <w:t>, residual, gradient [2 times residual times x, 2 times residual], new parameters and new loss.</w:t>
-      </w:r>
-    </w:p>
-    <w:p>
-      <w:pPr>
-        <w:pStyle w:val="Heading3"/>
-      </w:pPr>
-      <w:r>
-        <w:t>My independent explanation, trace and limits</w:t>
-      </w:r>
-    </w:p>
-    <w:p>
-      <w:r>
-        <w:t>________________________________________________________________</w:t>
-      </w:r>
-    </w:p>
-    <w:p>
-      <w:r>
-        <w:t>________________________________________________________________</w:t>
-      </w:r>
-    </w:p>
-    <w:p>
-      <w:r>
-        <w:t>________________________________________________________________</w:t>
-      </w:r>
-    </w:p>
-    <w:p>
-      <w:r>
-        <w:t>________________________________________________________________</w:t>
-      </w:r>
-    </w:p>
-    <w:p>
-      <w:r>
-        <w:t>________________________________________________________________</w:t>
-      </w:r>
-    </w:p>
-    <w:p>
-      <w:r>
-        <w:t>________________________________________________________________</w:t>
-      </w:r>
-    </w:p>
-    <w:p>
-      <w:r>
-        <w:t>________________________________________________________________</w:t>
-      </w:r>
-    </w:p>
-    <w:p>
-      <w:pPr>
-        <w:spacing w:line="336" w:lineRule="auto" w:after="180"/>
-      </w:pPr>
-      <w:r>
-        <w:rPr>
-          <w:b w:val="0"/>
-        </w:rPr>
-        <w:t>Attempt this case before feedback. Record any help. Earlier examples below are further practice; a case already practised with feedback cannot establish fresh transfer.</w:t>
-      </w:r>
-    </w:p>
-    <w:p>
-      <w:pPr>
-        <w:pStyle w:val="Heading3"/>
-      </w:pPr>
-      <w:r>
-        <w:t>Attempt this without hints</w:t>
-      </w:r>
-    </w:p>
-    <w:p>
-      <w:pPr>
-        <w:spacing w:line="336" w:lineRule="auto" w:after="180"/>
-      </w:pPr>
-      <w:r>
-        <w:rPr>
-          <w:b w:val="0"/>
-        </w:rPr>
-        <w:t xml:space="preserve">Use x = 1, target 4, w = 1, b = 1, squared loss and </w:t>
-      </w:r>
-      <w:r>
-        <w:rPr>
-          <w:b/>
-        </w:rPr>
-        <w:t>learning rate</w:t>
-      </w:r>
-      <w:r>
-        <w:rPr>
-          <w:b w:val="0"/>
-        </w:rPr>
-        <w:t xml:space="preserve"> 0.1. Compute </w:t>
-      </w:r>
-      <w:r>
-        <w:rPr>
-          <w:b/>
-        </w:rPr>
-        <w:t>prediction</w:t>
-      </w:r>
-      <w:r>
-        <w:rPr>
-          <w:b w:val="0"/>
-        </w:rPr>
-        <w:t>, residual, gradient [2 times residual times x, 2 times residual], new parameters and new loss.</w:t>
-      </w:r>
-    </w:p>
-    <w:p>
-      <w:pPr>
-        <w:pStyle w:val="Heading3"/>
-      </w:pPr>
-      <w:r>
-        <w:t>My independent procedure, result and limitation</w:t>
-      </w:r>
-    </w:p>
-    <w:p>
-      <w:r>
-        <w:t>________________________________________________________________</w:t>
-      </w:r>
-    </w:p>
-    <w:p>
-      <w:r>
-        <w:t>________________________________________________________________</w:t>
-      </w:r>
-    </w:p>
-    <w:p>
-      <w:r>
-        <w:t>________________________________________________________________</w:t>
-      </w:r>
-    </w:p>
-    <w:p>
-      <w:r>
-        <w:t>________________________________________________________________</w:t>
-      </w:r>
-    </w:p>
-    <w:p>
-      <w:r>
-        <w:t>________________________________________________________________</w:t>
-      </w:r>
-    </w:p>
-    <w:p>
-      <w:r>
-        <w:t>________________________________________________________________</w:t>
-      </w:r>
-    </w:p>
-    <w:p>
-      <w:r>
-        <w:t>________________________________________________________________</w:t>
-      </w:r>
-    </w:p>
-    <w:p>
-      <w:r>
-        <w:t>________________________________________________________________</w:t>
-      </w:r>
-    </w:p>
-    <w:p>
-      <w:pPr>
-        <w:spacing w:line="336" w:lineRule="auto" w:after="180"/>
-      </w:pPr>
-      <w:r>
-        <w:rPr>
-          <w:b w:val="0"/>
-        </w:rPr>
-        <w:t>Record support used: none, hint or teacher explanation. After feedback, a different case is needed to demonstrate independence.</w:t>
-      </w:r>
-    </w:p>
-    <w:p>
-      <w:pPr>
-        <w:pStyle w:val="Heading3"/>
-      </w:pPr>
-      <w:r>
-        <w:t>Use feedback to improve</w:t>
-      </w:r>
-    </w:p>
-    <w:p>
-      <w:pPr>
-        <w:spacing w:line="336" w:lineRule="auto" w:after="180"/>
-      </w:pPr>
-      <w:r>
-        <w:rPr>
-          <w:b w:val="0"/>
-        </w:rPr>
-        <w:t>Attempt the independent case before hints. Record whether you worked alone, used a hint or followed a model. After feedback, fix the first unsupported step and explain why it changed.</w:t>
-      </w:r>
-    </w:p>
-    <w:p>
-      <w:pPr>
-        <w:spacing w:line="336" w:lineRule="auto" w:after="180"/>
-      </w:pPr>
-      <w:r>
-        <w:rPr>
-          <w:b w:val="0"/>
-        </w:rPr>
-        <w:t>A later check uses a changed case, not a copied answer.</w:t>
-      </w:r>
-    </w:p>
-    <w:p>
-      <w:pPr>
-        <w:pStyle w:val="Heading1"/>
-      </w:pPr>
-      <w:r>
-        <w:t>15. Your lesson route</w:t>
-      </w:r>
-    </w:p>
-    <w:p>
-      <w:r>
-        <w:t>Use this map to navigate Updating parameters, connect the goals to tasks and keep one evidence record for each attempt.</w:t>
+        <w:t>15. Reference · The earlier route checklist</w:t>
+      </w:r>
+    </w:p>
+    <w:p>
+      <w:r>
+        <w:t>Use one main route rather than repeating the lesson.</w:t>
+      </w:r>
+    </w:p>
+    <w:p>
+      <w:pPr>
+        <w:pStyle w:val="Heading2"/>
+      </w:pPr>
+      <w:r>
+        <w:t>Targets,route and first prediction</w:t>
       </w:r>
     </w:p>
     <w:p>
@@ -3595,12 +4701,117 @@
         <w:pStyle w:val="Heading1"/>
       </w:pPr>
       <w:r>
-        <w:t>16. Finish and return</w:t>
-      </w:r>
-    </w:p>
-    <w:p>
-      <w:r>
-        <w:t>Explain Updating parameters without notes, identify a remaining question and plan a later check with a changed case.</w:t>
+        <w:t>17. Extra practice · Predict,check and repair</w:t>
+      </w:r>
+    </w:p>
+    <w:p>
+      <w:r>
+        <w:t>Keep supported feedback separate from the independent case.</w:t>
+      </w:r>
+    </w:p>
+    <w:p>
+      <w:pPr>
+        <w:pStyle w:val="Heading2"/>
+      </w:pPr>
+      <w:r>
+        <w:t>First supported question and optional hint</w:t>
+      </w:r>
+    </w:p>
+    <w:p>
+      <w:pPr>
+        <w:pStyle w:val="ListBullet"/>
+      </w:pPr>
+      <w:r>
+        <w:t>Use one explicit gradient update and then recompute the loss.</w:t>
+      </w:r>
+    </w:p>
+    <w:p>
+      <w:pPr>
+        <w:pStyle w:val="Heading3"/>
+      </w:pPr>
+      <w:r>
+        <w:t>Practice 1: explain the deciding evidence</w:t>
+      </w:r>
+    </w:p>
+    <w:p>
+      <w:pPr>
+        <w:pStyle w:val="ListBullet"/>
+      </w:pPr>
+      <w:r>
+        <w:t>Which labelled step matches this detail? New y=4, residual -1, loss 1: lower than 4.</w:t>
+      </w:r>
+    </w:p>
+    <w:p>
+      <w:pPr>
+        <w:pStyle w:val="ListBullet"/>
+      </w:pPr>
+      <w:r>
+        <w:t>1. Check new loss</w:t>
+      </w:r>
+    </w:p>
+    <w:p>
+      <w:pPr>
+        <w:pStyle w:val="ListBullet"/>
+      </w:pPr>
+      <w:r>
+        <w:t>2. Compute gradient</w:t>
+      </w:r>
+    </w:p>
+    <w:p>
+      <w:pPr>
+        <w:pStyle w:val="ListBullet"/>
+      </w:pPr>
+      <w:r>
+        <w:t>3. Update simultaneously</w:t>
+      </w:r>
+    </w:p>
+    <w:p>
+      <w:pPr>
+        <w:pStyle w:val="Heading3"/>
+      </w:pPr>
+      <w:r>
+        <w:t>My selected conclusion, deciding fact and explanation</w:t>
+      </w:r>
+    </w:p>
+    <w:p>
+      <w:r>
+        <w:t>________________________________________________________________</w:t>
+      </w:r>
+    </w:p>
+    <w:p>
+      <w:r>
+        <w:t>________________________________________________________________</w:t>
+      </w:r>
+    </w:p>
+    <w:p>
+      <w:r>
+        <w:t>________________________________________________________________</w:t>
+      </w:r>
+    </w:p>
+    <w:p>
+      <w:r>
+        <w:t>________________________________________________________________</w:t>
+      </w:r>
+    </w:p>
+    <w:p>
+      <w:r>
+        <w:t>________________________________________________________________</w:t>
+      </w:r>
+    </w:p>
+    <w:p>
+      <w:pPr>
+        <w:pStyle w:val="ListBullet"/>
+      </w:pPr>
+      <w:r>
+        <w:t>Hint if needed: Read the steps in the pictorial case. Match the supplied detail to the stage that performs or records it.</w:t>
+      </w:r>
+    </w:p>
+    <w:p>
+      <w:pPr>
+        <w:pStyle w:val="Heading2"/>
+      </w:pPr>
+      <w:r>
+        <w:t>Check after the first attempt · reference / check after trying</w:t>
       </w:r>
     </w:p>
     <w:p>
@@ -3611,7 +4822,19 @@
         <w:rPr>
           <w:b w:val="0"/>
         </w:rPr>
-        <w:t xml:space="preserve">Close your notes. Explain this goal in your own words: Apply a </w:t>
+        <w:t xml:space="preserve">After your attempt, compare with the supported explanation: Check new loss New y=4, residual -1, loss 1: lower than 4. </w:t>
+      </w:r>
+      <w:r>
+        <w:rPr>
+          <w:b/>
+        </w:rPr>
+        <w:t>Gradient descent</w:t>
+      </w:r>
+      <w:r>
+        <w:rPr>
+          <w:b w:val="0"/>
+        </w:rPr>
+        <w:t xml:space="preserve"> subtracts </w:t>
       </w:r>
       <w:r>
         <w:rPr>
@@ -3623,40 +4846,7 @@
         <w:rPr>
           <w:b w:val="0"/>
         </w:rPr>
-        <w:t xml:space="preserve"> to an ordered gradient</w:t>
-      </w:r>
-    </w:p>
-    <w:p>
-      <w:pPr>
-        <w:pStyle w:val="Heading3"/>
-      </w:pPr>
-      <w:r>
-        <w:t>My deciding step, evidence and one remaining question</w:t>
-      </w:r>
-    </w:p>
-    <w:p>
-      <w:r>
-        <w:t>________________________________________________________________</w:t>
-      </w:r>
-    </w:p>
-    <w:p>
-      <w:r>
-        <w:t>________________________________________________________________</w:t>
-      </w:r>
-    </w:p>
-    <w:p>
-      <w:r>
-        <w:t>________________________________________________________________</w:t>
-      </w:r>
-    </w:p>
-    <w:p>
-      <w:r>
-        <w:t>________________________________________________________________</w:t>
-      </w:r>
-    </w:p>
-    <w:p>
-      <w:r>
-        <w:t>________________________________________________________________</w:t>
+        <w:t xml:space="preserve"> times gradient.</w:t>
       </w:r>
     </w:p>
     <w:p>
@@ -3667,7 +4857,237 @@
         <w:rPr>
           <w:b w:val="0"/>
         </w:rPr>
-        <w:t xml:space="preserve">If you are unsure, return to the worked picture and explain one arrow. If you are ready, change an </w:t>
+        <w:t xml:space="preserve">A negative gradient makes this subtraction increase the parameter. Compute both gradients at the original [w,b] before updating either one. The small step brings the </w:t>
+      </w:r>
+      <w:r>
+        <w:rPr>
+          <w:b/>
+        </w:rPr>
+        <w:t>prediction</w:t>
+      </w:r>
+      <w:r>
+        <w:rPr>
+          <w:b w:val="0"/>
+        </w:rPr>
+        <w:t xml:space="preserve"> closer to five, reducing squared error.</w:t>
+      </w:r>
+    </w:p>
+    <w:p>
+      <w:pPr>
+        <w:spacing w:line="336" w:lineRule="auto" w:after="180"/>
+      </w:pPr>
+      <w:r>
+        <w:rPr>
+          <w:b w:val="0"/>
+        </w:rPr>
+        <w:t xml:space="preserve">A larger step can cross the target and undo that gain, so the new </w:t>
+      </w:r>
+      <w:r>
+        <w:rPr>
+          <w:b/>
+        </w:rPr>
+        <w:t>prediction</w:t>
+      </w:r>
+      <w:r>
+        <w:rPr>
+          <w:b w:val="0"/>
+        </w:rPr>
+        <w:t xml:space="preserve"> and loss must be recalculated.</w:t>
+      </w:r>
+    </w:p>
+    <w:p>
+      <w:pPr>
+        <w:pStyle w:val="Heading2"/>
+      </w:pPr>
+      <w:r>
+        <w:t>Changed-case question and optional hint</w:t>
+      </w:r>
+    </w:p>
+    <w:p>
+      <w:pPr>
+        <w:pStyle w:val="Heading3"/>
+      </w:pPr>
+      <w:r>
+        <w:t>Practice 2: explain the deciding evidence</w:t>
+      </w:r>
+    </w:p>
+    <w:p>
+      <w:pPr>
+        <w:pStyle w:val="ListBullet"/>
+      </w:pPr>
+      <w:r>
+        <w:t>Changed-case practice: Set learning rate 0.2 from the same starting point. Which conclusion is supported by the supplied facts?</w:t>
+      </w:r>
+    </w:p>
+    <w:p>
+      <w:pPr>
+        <w:pStyle w:val="ListBullet"/>
+      </w:pPr>
+      <w:r>
+        <w:t>1. This one example guarantees correct results for every future input.</w:t>
+      </w:r>
+    </w:p>
+    <w:p>
+      <w:pPr>
+        <w:pStyle w:val="ListBullet"/>
+      </w:pPr>
+      <w:r>
+        <w:t>2. New w=2.6, b=1.8, y=7, squared loss 4: no improvement.</w:t>
+      </w:r>
+    </w:p>
+    <w:p>
+      <w:pPr>
+        <w:pStyle w:val="ListBullet"/>
+      </w:pPr>
+      <w:r>
+        <w:t>3. We can decide the result without examining the changed input or the procedure.</w:t>
+      </w:r>
+    </w:p>
+    <w:p>
+      <w:pPr>
+        <w:pStyle w:val="Heading3"/>
+      </w:pPr>
+      <w:r>
+        <w:t>My selected conclusion, deciding fact and explanation</w:t>
+      </w:r>
+    </w:p>
+    <w:p>
+      <w:r>
+        <w:t>________________________________________________________________</w:t>
+      </w:r>
+    </w:p>
+    <w:p>
+      <w:r>
+        <w:t>________________________________________________________________</w:t>
+      </w:r>
+    </w:p>
+    <w:p>
+      <w:r>
+        <w:t>________________________________________________________________</w:t>
+      </w:r>
+    </w:p>
+    <w:p>
+      <w:r>
+        <w:t>________________________________________________________________</w:t>
+      </w:r>
+    </w:p>
+    <w:p>
+      <w:r>
+        <w:t>________________________________________________________________</w:t>
+      </w:r>
+    </w:p>
+    <w:p>
+      <w:pPr>
+        <w:pStyle w:val="ListBullet"/>
+      </w:pPr>
+      <w:r>
+        <w:t>Hint if needed: Use the changed condition and the deciding step in the pictorial trace. The answer must say what follows from those facts.</w:t>
+      </w:r>
+    </w:p>
+    <w:p>
+      <w:pPr>
+        <w:pStyle w:val="Heading2"/>
+      </w:pPr>
+      <w:r>
+        <w:t>Check after the changed attempt · reference / check after trying</w:t>
+      </w:r>
+    </w:p>
+    <w:p>
+      <w:pPr>
+        <w:spacing w:line="336" w:lineRule="auto" w:after="180"/>
+      </w:pPr>
+      <w:r>
+        <w:rPr>
+          <w:b w:val="0"/>
+        </w:rPr>
+        <w:t>After your attempt, compare with the supported explanation: New w=2.6, b=1.8, y=7, squared loss 4: no improvement. The larger update jumps to an equally distant point on the opposite side of the target.</w:t>
+      </w:r>
+    </w:p>
+    <w:p>
+      <w:pPr>
+        <w:pStyle w:val="Heading2"/>
+      </w:pPr>
+      <w:r>
+        <w:t>Repair and retain the record</w:t>
+      </w:r>
+    </w:p>
+    <w:p>
+      <w:pPr>
+        <w:spacing w:line="336" w:lineRule="auto" w:after="180"/>
+      </w:pPr>
+      <w:r>
+        <w:rPr>
+          <w:b w:val="0"/>
+        </w:rPr>
+        <w:t>Review Gradients with a numerical check (ai-5/10). Goal: Estimate one partial derivative while other parameters stay fixed. Short practice: Why should the numerical checks perturb one coordinate at a time?</w:t>
+      </w:r>
+    </w:p>
+    <w:p>
+      <w:pPr>
+        <w:spacing w:line="336" w:lineRule="auto" w:after="180"/>
+      </w:pPr>
+      <w:r>
+        <w:rPr>
+          <w:b w:val="0"/>
+        </w:rPr>
+        <w:t xml:space="preserve">Point to the relevant step in the picture, then write the changed result and the rule or </w:t>
+      </w:r>
+      <w:r>
+        <w:rPr>
+          <w:b/>
+        </w:rPr>
+        <w:t>evidence</w:t>
+      </w:r>
+      <w:r>
+        <w:rPr>
+          <w:b w:val="0"/>
+        </w:rPr>
+        <w:t xml:space="preserve"> that supports it.. Return to this week and explain what you changed.</w:t>
+      </w:r>
+    </w:p>
+    <w:p>
+      <w:pPr>
+        <w:spacing w:line="336" w:lineRule="auto" w:after="180"/>
+      </w:pPr>
+      <w:r>
+        <w:rPr>
+          <w:b w:val="0"/>
+        </w:rPr>
+        <w:t>Review Loss functions (ai-5/8). Goal: Calculate per-example squared error and mean squared error. Short practice: Why must the report name the chosen loss?</w:t>
+      </w:r>
+    </w:p>
+    <w:p>
+      <w:pPr>
+        <w:spacing w:line="336" w:lineRule="auto" w:after="180"/>
+      </w:pPr>
+      <w:r>
+        <w:rPr>
+          <w:b w:val="0"/>
+        </w:rPr>
+        <w:t xml:space="preserve">Point to the relevant step in the picture, then write the changed result and the rule or </w:t>
+      </w:r>
+      <w:r>
+        <w:rPr>
+          <w:b/>
+        </w:rPr>
+        <w:t>evidence</w:t>
+      </w:r>
+      <w:r>
+        <w:rPr>
+          <w:b w:val="0"/>
+        </w:rPr>
+        <w:t xml:space="preserve"> that supports it.. Return to this week and explain what you changed.</w:t>
+      </w:r>
+    </w:p>
+    <w:p>
+      <w:pPr>
+        <w:spacing w:line="336" w:lineRule="auto" w:after="180"/>
+      </w:pPr>
+      <w:r>
+        <w:rPr>
+          <w:b w:val="0"/>
+        </w:rPr>
+        <w:t xml:space="preserve">Review Composing layers (ai-5/5). Goal: Trace how one layer supplies the next layer </w:t>
       </w:r>
       <w:r>
         <w:rPr>
@@ -3679,7 +5099,88 @@
         <w:rPr>
           <w:b w:val="0"/>
         </w:rPr>
-        <w:t xml:space="preserve"> or assumption and justify your </w:t>
+        <w:t xml:space="preserve">s. Short practice: What intermediate value explains the changed </w:t>
+      </w:r>
+      <w:r>
+        <w:rPr>
+          <w:b/>
+        </w:rPr>
+        <w:t>output</w:t>
+      </w:r>
+      <w:r>
+        <w:rPr>
+          <w:b w:val="0"/>
+        </w:rPr>
+        <w:t>?</w:t>
+      </w:r>
+    </w:p>
+    <w:p>
+      <w:pPr>
+        <w:spacing w:line="336" w:lineRule="auto" w:after="180"/>
+      </w:pPr>
+      <w:r>
+        <w:rPr>
+          <w:b w:val="0"/>
+        </w:rPr>
+        <w:t xml:space="preserve">Point to the relevant step in the picture, then write the changed result and the rule or </w:t>
+      </w:r>
+      <w:r>
+        <w:rPr>
+          <w:b/>
+        </w:rPr>
+        <w:t>evidence</w:t>
+      </w:r>
+      <w:r>
+        <w:rPr>
+          <w:b w:val="0"/>
+        </w:rPr>
+        <w:t xml:space="preserve"> that supports it.. Return to this week and explain what you changed.</w:t>
+      </w:r>
+    </w:p>
+    <w:p>
+      <w:pPr>
+        <w:spacing w:line="336" w:lineRule="auto" w:after="180"/>
+      </w:pPr>
+      <w:r>
+        <w:rPr>
+          <w:b w:val="0"/>
+        </w:rPr>
+        <w:t xml:space="preserve">The browser lab lets you edit the supported Python examples already included in this lesson. Predict first, run, inspect the actual </w:t>
+      </w:r>
+      <w:r>
+        <w:rPr>
+          <w:b/>
+        </w:rPr>
+        <w:t>output</w:t>
+      </w:r>
+      <w:r>
+        <w:rPr>
+          <w:b w:val="0"/>
+        </w:rPr>
+        <w:t xml:space="preserve"> or error, change one </w:t>
+      </w:r>
+      <w:r>
+        <w:rPr>
+          <w:b/>
+        </w:rPr>
+        <w:t>input</w:t>
+      </w:r>
+      <w:r>
+        <w:rPr>
+          <w:b w:val="0"/>
+        </w:rPr>
+        <w:t>, then run again.</w:t>
+      </w:r>
+    </w:p>
+    <w:p>
+      <w:pPr>
+        <w:spacing w:line="336" w:lineRule="auto" w:after="180"/>
+      </w:pPr>
+      <w:r>
+        <w:rPr>
+          <w:b w:val="0"/>
+        </w:rPr>
+        <w:t xml:space="preserve">Keep code, </w:t>
       </w:r>
       <w:r>
         <w:rPr>
@@ -3691,7 +5192,7 @@
         <w:rPr>
           <w:b w:val="0"/>
         </w:rPr>
-        <w:t>.</w:t>
+        <w:t>s, actual results and a reasoned revision together. On paper, label your result as a trace rather than an execution.</w:t>
       </w:r>
     </w:p>
     <w:p>
@@ -3702,7 +5203,7 @@
         <w:rPr>
           <w:b w:val="0"/>
         </w:rPr>
-        <w:t xml:space="preserve">Save your workbook </w:t>
+        <w:t xml:space="preserve">Use Download completed work in the hosted lesson to export your answers, reflections, practice feedback and code-run </w:t>
       </w:r>
       <w:r>
         <w:rPr>
@@ -3714,20 +5215,26 @@
         <w:rPr>
           <w:b w:val="0"/>
         </w:rPr>
-        <w:t>. At the next review, try a different case before opening your old answer.</w:t>
-      </w:r>
-    </w:p>
-    <w:p>
-      <w:pPr>
-        <w:pStyle w:val="Heading1"/>
-      </w:pPr>
-      <w:r>
-        <w:t>17. Supported practice, repair and portfolio</w:t>
-      </w:r>
-    </w:p>
-    <w:p>
-      <w:r>
-        <w:t>Attempt supported questions before using hints or feedback. Review a missing building block, then keep the completed work.</w:t>
+        <w:t>. Open the HTML copy to read or print it.</w:t>
+      </w:r>
+    </w:p>
+    <w:p>
+      <w:pPr>
+        <w:spacing w:line="336" w:lineRule="auto" w:after="180"/>
+      </w:pPr>
+      <w:r>
+        <w:rPr>
+          <w:b w:val="0"/>
+        </w:rPr>
+        <w:t>Drafts stay in this browser when storage is available; clear drafts on a shared device.</w:t>
+      </w:r>
+    </w:p>
+    <w:p>
+      <w:pPr>
+        <w:pStyle w:val="Heading2"/>
+      </w:pPr>
+      <w:r>
+        <w:t>Earlier wording, alternatives and picture transcripts · reference / check after trying</w:t>
       </w:r>
     </w:p>
     <w:p>
@@ -3743,68 +5250,10 @@
     </w:p>
     <w:p>
       <w:pPr>
-        <w:spacing w:line="336" w:lineRule="auto" w:after="180"/>
-      </w:pPr>
-      <w:r>
-        <w:rPr>
-          <w:b w:val="0"/>
-        </w:rPr>
-        <w:t>Use one explicit gradient update and then recompute the loss.</w:t>
-      </w:r>
-    </w:p>
-    <w:p>
-      <w:pPr>
         <w:pStyle w:val="Heading3"/>
       </w:pPr>
       <w:r>
-        <w:t>Practice 1: explain the deciding evidence</w:t>
-      </w:r>
-    </w:p>
-    <w:p>
-      <w:pPr>
-        <w:spacing w:line="336" w:lineRule="auto" w:after="180"/>
-      </w:pPr>
-      <w:r>
-        <w:rPr>
-          <w:b w:val="0"/>
-        </w:rPr>
-        <w:t>Which labelled step matches this detail? New y=4, residual -1, loss 1: lower than 4.</w:t>
-      </w:r>
-    </w:p>
-    <w:p>
-      <w:pPr>
-        <w:spacing w:line="336" w:lineRule="auto" w:after="180"/>
-        <w:shd w:fill="F4F9FC"/>
-      </w:pPr>
-      <w:r>
-        <w:rPr>
-          <w:b w:val="0"/>
-        </w:rPr>
-        <w:t>1. Check new loss</w:t>
-      </w:r>
-    </w:p>
-    <w:p>
-      <w:pPr>
-        <w:spacing w:line="336" w:lineRule="auto" w:after="180"/>
-        <w:shd w:fill="F4F9FC"/>
-      </w:pPr>
-      <w:r>
-        <w:rPr>
-          <w:b w:val="0"/>
-        </w:rPr>
-        <w:t>2. Compute gradient</w:t>
-      </w:r>
-    </w:p>
-    <w:p>
-      <w:pPr>
-        <w:spacing w:line="336" w:lineRule="auto" w:after="180"/>
-        <w:shd w:fill="F4F9FC"/>
-      </w:pPr>
-      <w:r>
-        <w:rPr>
-          <w:b w:val="0"/>
-        </w:rPr>
-        <w:t>3. Update simultaneously</w:t>
+        <w:t>Repair a missing building block</w:t>
       </w:r>
     </w:p>
     <w:p>
@@ -3812,32 +5261,7 @@
         <w:pStyle w:val="Heading3"/>
       </w:pPr>
       <w:r>
-        <w:t>My selected conclusion, deciding fact and explanation</w:t>
-      </w:r>
-    </w:p>
-    <w:p>
-      <w:r>
-        <w:t>________________________________________________________________</w:t>
-      </w:r>
-    </w:p>
-    <w:p>
-      <w:r>
-        <w:t>________________________________________________________________</w:t>
-      </w:r>
-    </w:p>
-    <w:p>
-      <w:r>
-        <w:t>________________________________________________________________</w:t>
-      </w:r>
-    </w:p>
-    <w:p>
-      <w:r>
-        <w:t>________________________________________________________________</w:t>
-      </w:r>
-    </w:p>
-    <w:p>
-      <w:r>
-        <w:t>________________________________________________________________</w:t>
+        <w:t>Predict, run and debug</w:t>
       </w:r>
     </w:p>
     <w:p>
@@ -3845,544 +5269,25 @@
         <w:pStyle w:val="Heading3"/>
       </w:pPr>
       <w:r>
-        <w:t>Hint · try first</w:t>
-      </w:r>
-    </w:p>
-    <w:p>
-      <w:pPr>
-        <w:spacing w:line="336" w:lineRule="auto" w:after="180"/>
-        <w:shd w:fill="F1F6F8"/>
-      </w:pPr>
-      <w:r>
-        <w:rPr>
-          <w:b w:val="0"/>
-        </w:rPr>
-        <w:t>Hint if needed: Read the steps in the pictorial case. Match the supplied detail to the stage that performs or records it.</w:t>
-      </w:r>
-    </w:p>
-    <w:p>
-      <w:pPr>
-        <w:pStyle w:val="Heading3"/>
-      </w:pPr>
-      <w:r>
-        <w:t>Feedback · compare after trying</w:t>
-      </w:r>
-    </w:p>
-    <w:p>
-      <w:pPr>
-        <w:spacing w:line="336" w:lineRule="auto" w:after="180"/>
-        <w:shd w:fill="F1F6FC"/>
-      </w:pPr>
-      <w:r>
-        <w:rPr>
-          <w:b w:val="0"/>
-        </w:rPr>
-        <w:t xml:space="preserve">After your attempt, compare with the supported explanation: Check new loss New y=4, residual -1, loss 1: lower than 4. </w:t>
-      </w:r>
-      <w:r>
-        <w:rPr>
-          <w:b/>
-        </w:rPr>
-        <w:t>Gradient descent</w:t>
-      </w:r>
-      <w:r>
-        <w:rPr>
-          <w:b w:val="0"/>
-        </w:rPr>
-        <w:t xml:space="preserve"> subtracts </w:t>
-      </w:r>
-      <w:r>
-        <w:rPr>
-          <w:b/>
-        </w:rPr>
-        <w:t>learning rate</w:t>
-      </w:r>
-      <w:r>
-        <w:rPr>
-          <w:b w:val="0"/>
-        </w:rPr>
-        <w:t xml:space="preserve"> times gradient.</w:t>
-      </w:r>
-    </w:p>
-    <w:p>
-      <w:pPr>
-        <w:spacing w:line="336" w:lineRule="auto" w:after="180"/>
-        <w:shd w:fill="F1F6FC"/>
-      </w:pPr>
-      <w:r>
-        <w:rPr>
-          <w:b w:val="0"/>
-        </w:rPr>
-        <w:t xml:space="preserve">A negative gradient makes this subtraction increase the parameter. Compute both gradients at the original [w,b] before updating either one. The small step brings the </w:t>
-      </w:r>
-      <w:r>
-        <w:rPr>
-          <w:b/>
-        </w:rPr>
-        <w:t>prediction</w:t>
-      </w:r>
-      <w:r>
-        <w:rPr>
-          <w:b w:val="0"/>
-        </w:rPr>
-        <w:t xml:space="preserve"> closer to five, reducing squared error.</w:t>
-      </w:r>
-    </w:p>
-    <w:p>
-      <w:pPr>
-        <w:spacing w:line="336" w:lineRule="auto" w:after="180"/>
-        <w:shd w:fill="F1F6FC"/>
-      </w:pPr>
-      <w:r>
-        <w:rPr>
-          <w:b w:val="0"/>
-        </w:rPr>
-        <w:t xml:space="preserve">A larger step can cross the target and undo that gain, so the new </w:t>
-      </w:r>
-      <w:r>
-        <w:rPr>
-          <w:b/>
-        </w:rPr>
-        <w:t>prediction</w:t>
-      </w:r>
-      <w:r>
-        <w:rPr>
-          <w:b w:val="0"/>
-        </w:rPr>
-        <w:t xml:space="preserve"> and loss must be recalculated.</w:t>
-      </w:r>
-    </w:p>
-    <w:p>
-      <w:pPr>
-        <w:pStyle w:val="Heading3"/>
-      </w:pPr>
-      <w:r>
-        <w:t>Practice 2: explain the deciding evidence</w:t>
-      </w:r>
-    </w:p>
-    <w:p>
-      <w:pPr>
-        <w:pStyle w:val="Heading3"/>
-      </w:pPr>
-      <w:r>
-        <w:t>Changed case · predict first</w:t>
-      </w:r>
-    </w:p>
-    <w:p>
-      <w:pPr>
-        <w:spacing w:line="336" w:lineRule="auto" w:after="180"/>
-        <w:shd w:fill="F5F1FB"/>
-      </w:pPr>
-      <w:r>
-        <w:rPr>
-          <w:b w:val="0"/>
-        </w:rPr>
-        <w:t xml:space="preserve">Changed-case practice: Set </w:t>
-      </w:r>
-      <w:r>
-        <w:rPr>
-          <w:b/>
-        </w:rPr>
-        <w:t>learning rate</w:t>
-      </w:r>
-      <w:r>
-        <w:rPr>
-          <w:b w:val="0"/>
-        </w:rPr>
-        <w:t xml:space="preserve"> 0.2 from the same starting point. Which conclusion is supported by the supplied facts?</w:t>
-      </w:r>
-    </w:p>
-    <w:p>
-      <w:pPr>
-        <w:spacing w:line="336" w:lineRule="auto" w:after="180"/>
-        <w:shd w:fill="F4F9FC"/>
-      </w:pPr>
-      <w:r>
-        <w:rPr>
-          <w:b w:val="0"/>
-        </w:rPr>
-        <w:t xml:space="preserve">1. This one example guarantees correct results for every future </w:t>
-      </w:r>
-      <w:r>
-        <w:rPr>
-          <w:b/>
-        </w:rPr>
-        <w:t>input</w:t>
-      </w:r>
-      <w:r>
-        <w:rPr>
-          <w:b w:val="0"/>
-        </w:rPr>
-        <w:t>.</w:t>
-      </w:r>
-    </w:p>
-    <w:p>
-      <w:pPr>
-        <w:spacing w:line="336" w:lineRule="auto" w:after="180"/>
-        <w:shd w:fill="F4F9FC"/>
-      </w:pPr>
-      <w:r>
-        <w:rPr>
-          <w:b w:val="0"/>
-        </w:rPr>
-        <w:t>2. New w=2.6, b=1.8, y=7, squared loss 4: no improvement.</w:t>
-      </w:r>
-    </w:p>
-    <w:p>
-      <w:pPr>
-        <w:spacing w:line="336" w:lineRule="auto" w:after="180"/>
-        <w:shd w:fill="F4F9FC"/>
-      </w:pPr>
-      <w:r>
-        <w:rPr>
-          <w:b w:val="0"/>
-        </w:rPr>
-        <w:t xml:space="preserve">3. We can decide the result without examining the changed </w:t>
-      </w:r>
-      <w:r>
-        <w:rPr>
-          <w:b/>
-        </w:rPr>
-        <w:t>input</w:t>
-      </w:r>
-      <w:r>
-        <w:rPr>
-          <w:b w:val="0"/>
-        </w:rPr>
-        <w:t xml:space="preserve"> or the procedure.</w:t>
-      </w:r>
-    </w:p>
-    <w:p>
-      <w:pPr>
-        <w:pStyle w:val="Heading3"/>
-      </w:pPr>
-      <w:r>
-        <w:t>My selected conclusion, deciding fact and explanation</w:t>
-      </w:r>
-    </w:p>
-    <w:p>
-      <w:r>
-        <w:t>________________________________________________________________</w:t>
-      </w:r>
-    </w:p>
-    <w:p>
-      <w:r>
-        <w:t>________________________________________________________________</w:t>
-      </w:r>
-    </w:p>
-    <w:p>
-      <w:r>
-        <w:t>________________________________________________________________</w:t>
-      </w:r>
-    </w:p>
-    <w:p>
-      <w:r>
-        <w:t>________________________________________________________________</w:t>
-      </w:r>
-    </w:p>
-    <w:p>
-      <w:r>
-        <w:t>________________________________________________________________</w:t>
-      </w:r>
-    </w:p>
-    <w:p>
-      <w:pPr>
-        <w:pStyle w:val="Heading3"/>
-      </w:pPr>
-      <w:r>
-        <w:t>Hint · try first</w:t>
-      </w:r>
-    </w:p>
-    <w:p>
-      <w:pPr>
-        <w:spacing w:line="336" w:lineRule="auto" w:after="180"/>
-        <w:shd w:fill="F1F6F8"/>
-      </w:pPr>
-      <w:r>
-        <w:rPr>
-          <w:b w:val="0"/>
-        </w:rPr>
-        <w:t>Hint if needed: Use the changed condition and the deciding step in the pictorial trace. The answer must say what follows from those facts.</w:t>
-      </w:r>
-    </w:p>
-    <w:p>
-      <w:pPr>
-        <w:pStyle w:val="Heading3"/>
-      </w:pPr>
-      <w:r>
-        <w:t>Feedback · compare after trying</w:t>
-      </w:r>
-    </w:p>
-    <w:p>
-      <w:pPr>
-        <w:spacing w:line="336" w:lineRule="auto" w:after="180"/>
-        <w:shd w:fill="F1F6FC"/>
-      </w:pPr>
-      <w:r>
-        <w:rPr>
-          <w:b w:val="0"/>
-        </w:rPr>
-        <w:t>After your attempt, compare with the supported explanation: New w=2.6, b=1.8, y=7, squared loss 4: no improvement. The larger update jumps to an equally distant point on the opposite side of the target.</w:t>
-      </w:r>
-    </w:p>
-    <w:p>
-      <w:pPr>
-        <w:pStyle w:val="Heading3"/>
-      </w:pPr>
-      <w:r>
-        <w:t>Repair a missing building block</w:t>
-      </w:r>
-    </w:p>
-    <w:p>
-      <w:pPr>
-        <w:spacing w:line="336" w:lineRule="auto" w:after="180"/>
-      </w:pPr>
-      <w:r>
-        <w:rPr>
-          <w:b w:val="0"/>
-        </w:rPr>
-        <w:t>Review Gradients with a numerical check (ai-5/10). Goal: Estimate one partial derivative while other parameters stay fixed. Short practice: Why should the numerical checks perturb one coordinate at a time?</w:t>
-      </w:r>
-    </w:p>
-    <w:p>
-      <w:pPr>
-        <w:spacing w:line="336" w:lineRule="auto" w:after="180"/>
-      </w:pPr>
-      <w:r>
-        <w:rPr>
-          <w:b w:val="0"/>
-        </w:rPr>
-        <w:t xml:space="preserve">Point to the relevant step in the picture, then write the changed result and the rule or </w:t>
-      </w:r>
-      <w:r>
-        <w:rPr>
-          <w:b/>
-        </w:rPr>
-        <w:t>evidence</w:t>
-      </w:r>
-      <w:r>
-        <w:rPr>
-          <w:b w:val="0"/>
-        </w:rPr>
-        <w:t xml:space="preserve"> that supports it.. Return to this week and explain what you changed.</w:t>
-      </w:r>
-    </w:p>
-    <w:p>
-      <w:pPr>
-        <w:spacing w:line="336" w:lineRule="auto" w:after="180"/>
-      </w:pPr>
-      <w:r>
-        <w:rPr>
-          <w:b w:val="0"/>
-        </w:rPr>
-        <w:t>Review Loss functions (ai-5/8). Goal: Calculate per-example squared error and mean squared error. Short practice: Why must the report name the chosen loss?</w:t>
-      </w:r>
-    </w:p>
-    <w:p>
-      <w:pPr>
-        <w:spacing w:line="336" w:lineRule="auto" w:after="180"/>
-      </w:pPr>
-      <w:r>
-        <w:rPr>
-          <w:b w:val="0"/>
-        </w:rPr>
-        <w:t xml:space="preserve">Point to the relevant step in the picture, then write the changed result and the rule or </w:t>
-      </w:r>
-      <w:r>
-        <w:rPr>
-          <w:b/>
-        </w:rPr>
-        <w:t>evidence</w:t>
-      </w:r>
-      <w:r>
-        <w:rPr>
-          <w:b w:val="0"/>
-        </w:rPr>
-        <w:t xml:space="preserve"> that supports it.. Return to this week and explain what you changed.</w:t>
-      </w:r>
-    </w:p>
-    <w:p>
-      <w:pPr>
-        <w:spacing w:line="336" w:lineRule="auto" w:after="180"/>
-      </w:pPr>
-      <w:r>
-        <w:rPr>
-          <w:b w:val="0"/>
-        </w:rPr>
-        <w:t xml:space="preserve">Review Composing layers (ai-5/5). Goal: Trace how one layer supplies the next layer </w:t>
-      </w:r>
-      <w:r>
-        <w:rPr>
-          <w:b/>
-        </w:rPr>
-        <w:t>input</w:t>
-      </w:r>
-      <w:r>
-        <w:rPr>
-          <w:b w:val="0"/>
-        </w:rPr>
-        <w:t xml:space="preserve">s. Short practice: What intermediate value explains the changed </w:t>
-      </w:r>
-      <w:r>
-        <w:rPr>
-          <w:b/>
-        </w:rPr>
-        <w:t>output</w:t>
-      </w:r>
-      <w:r>
-        <w:rPr>
-          <w:b w:val="0"/>
-        </w:rPr>
-        <w:t>?</w:t>
-      </w:r>
-    </w:p>
-    <w:p>
-      <w:pPr>
-        <w:spacing w:line="336" w:lineRule="auto" w:after="180"/>
-      </w:pPr>
-      <w:r>
-        <w:rPr>
-          <w:b w:val="0"/>
-        </w:rPr>
-        <w:t xml:space="preserve">Point to the relevant step in the picture, then write the changed result and the rule or </w:t>
-      </w:r>
-      <w:r>
-        <w:rPr>
-          <w:b/>
-        </w:rPr>
-        <w:t>evidence</w:t>
-      </w:r>
-      <w:r>
-        <w:rPr>
-          <w:b w:val="0"/>
-        </w:rPr>
-        <w:t xml:space="preserve"> that supports it.. Return to this week and explain what you changed.</w:t>
-      </w:r>
-    </w:p>
-    <w:p>
-      <w:pPr>
-        <w:pStyle w:val="Heading3"/>
-      </w:pPr>
-      <w:r>
-        <w:t>Predict, run and debug</w:t>
-      </w:r>
-    </w:p>
-    <w:p>
-      <w:pPr>
-        <w:spacing w:line="336" w:lineRule="auto" w:after="180"/>
-      </w:pPr>
-      <w:r>
-        <w:rPr>
-          <w:b w:val="0"/>
-        </w:rPr>
-        <w:t xml:space="preserve">The browser lab lets you edit the supported Python examples already included in this lesson. Predict first, run, inspect the actual </w:t>
-      </w:r>
-      <w:r>
-        <w:rPr>
-          <w:b/>
-        </w:rPr>
-        <w:t>output</w:t>
-      </w:r>
-      <w:r>
-        <w:rPr>
-          <w:b w:val="0"/>
-        </w:rPr>
-        <w:t xml:space="preserve"> or error, change one </w:t>
-      </w:r>
-      <w:r>
-        <w:rPr>
-          <w:b/>
-        </w:rPr>
-        <w:t>input</w:t>
-      </w:r>
-      <w:r>
-        <w:rPr>
-          <w:b w:val="0"/>
-        </w:rPr>
-        <w:t>, then run again.</w:t>
-      </w:r>
-    </w:p>
-    <w:p>
-      <w:pPr>
-        <w:spacing w:line="336" w:lineRule="auto" w:after="180"/>
-      </w:pPr>
-      <w:r>
-        <w:rPr>
-          <w:b w:val="0"/>
-        </w:rPr>
-        <w:t xml:space="preserve">Keep code, </w:t>
-      </w:r>
-      <w:r>
-        <w:rPr>
-          <w:b/>
-        </w:rPr>
-        <w:t>prediction</w:t>
-      </w:r>
-      <w:r>
-        <w:rPr>
-          <w:b w:val="0"/>
-        </w:rPr>
-        <w:t>s, actual results and a reasoned revision together. On paper, label your result as a trace rather than an execution.</w:t>
-      </w:r>
-    </w:p>
-    <w:p>
-      <w:pPr>
-        <w:pStyle w:val="Heading3"/>
-      </w:pPr>
-      <w:r>
         <w:t>Keep your completed work</w:t>
       </w:r>
     </w:p>
     <w:p>
       <w:pPr>
-        <w:spacing w:line="336" w:lineRule="auto" w:after="180"/>
-      </w:pPr>
-      <w:r>
-        <w:rPr>
-          <w:b w:val="0"/>
-        </w:rPr>
-        <w:t xml:space="preserve">Use Download completed work in the hosted lesson to export your answers, reflections, practice feedback and code-run </w:t>
-      </w:r>
-      <w:r>
-        <w:rPr>
-          <w:b/>
-        </w:rPr>
-        <w:t>evidence</w:t>
-      </w:r>
-      <w:r>
-        <w:rPr>
-          <w:b w:val="0"/>
-        </w:rPr>
-        <w:t>. Open the HTML copy to read or print it.</w:t>
-      </w:r>
-    </w:p>
-    <w:p>
-      <w:pPr>
-        <w:spacing w:line="336" w:lineRule="auto" w:after="180"/>
-      </w:pPr>
-      <w:r>
-        <w:rPr>
-          <w:b w:val="0"/>
-        </w:rPr>
-        <w:t>Drafts stay in this browser when storage is available; clear drafts on a shared device.</w:t>
-      </w:r>
-    </w:p>
-    <w:p>
-      <w:pPr>
         <w:pStyle w:val="Heading1"/>
       </w:pPr>
       <w:r>
-        <w:t>18. Visual concept journey</w:t>
-      </w:r>
-    </w:p>
-    <w:p>
-      <w:r>
-        <w:t>Explain each Updating parameters graphic using its labels, deciding evidence and relevant limitation.</w:t>
-      </w:r>
-    </w:p>
-    <w:p>
-      <w:pPr>
-        <w:pStyle w:val="Heading3"/>
+        <w:t>18. Reference · Six-picture concept journey</w:t>
+      </w:r>
+    </w:p>
+    <w:p>
+      <w:r>
+        <w:t>Choose the picture that supports the current explanation.</w:t>
+      </w:r>
+    </w:p>
+    <w:p>
+      <w:pPr>
+        <w:pStyle w:val="Heading2"/>
       </w:pPr>
       <w:r>
         <w:t>01. Updating parameters: the case</w:t>
@@ -4393,7 +5298,7 @@
         <w:drawing>
           <wp:inline xmlns:a="http://schemas.openxmlformats.org/drawingml/2006/main" xmlns:pic="http://schemas.openxmlformats.org/drawingml/2006/picture">
             <wp:extent cx="5486400" cy="2990088"/>
-            <wp:docPr id="3" name="Picture 3" descr="Use one explicit gradient update and then recompute the loss. Supplied facts: Model y=2w+b, target 5. Start w=1, b=1; learning rate 0.05. Initial y=3, error y−target=−2, squared loss 4. All inputs and outcomes in this worked example are invented classroom data; no real model run is claimed."/>
+            <wp:docPr id="5" name="Picture 5" descr="Use one explicit gradient update and then recompute the loss. Supplied facts: Model y=2w+b, target 5. Start w=1, b=1; learning rate 0.05. Initial y=3, error y−target=−2, squared loss 4. All inputs and outcomes in this worked example are invented classroom data; no real model run is claimed."/>
             <wp:cNvGraphicFramePr>
               <a:graphicFrameLocks noChangeAspect="1"/>
             </wp:cNvGraphicFramePr>
@@ -4405,7 +5310,7 @@
                     <pic:cNvPicPr/>
                   </pic:nvPicPr>
                   <pic:blipFill>
-                    <a:blip r:embed="rId11"/>
+                    <a:blip r:embed="rId13"/>
                     <a:stretch>
                       <a:fillRect/>
                     </a:stretch>
@@ -4473,7 +5378,6 @@
     <w:p>
       <w:pPr>
         <w:spacing w:line="336" w:lineRule="auto" w:after="180"/>
-        <w:shd w:fill="F5F1FB"/>
       </w:pPr>
       <w:r>
         <w:rPr>
@@ -4484,7 +5388,7 @@
     </w:p>
     <w:p>
       <w:pPr>
-        <w:pStyle w:val="Heading3"/>
+        <w:pStyle w:val="Heading2"/>
       </w:pPr>
       <w:r>
         <w:t>02. Follow the deciding steps</w:t>
@@ -4495,7 +5399,7 @@
         <w:drawing>
           <wp:inline xmlns:a="http://schemas.openxmlformats.org/drawingml/2006/main" xmlns:pic="http://schemas.openxmlformats.org/drawingml/2006/picture">
             <wp:extent cx="5486400" cy="3182112"/>
-            <wp:docPr id="4" name="Picture 4" descr="Compute gradient: Gradient for [w, b]=[2×(-2)×2, 2×(-2)]=[-8,-4]. → Update simultaneously: New w=1-0.05×(-8)=1.4; new b=1.2. → Check new loss: New y=4, residual -1, loss 1: lower than 4."/>
+            <wp:docPr id="6" name="Picture 6" descr="Compute gradient: Gradient for [w, b]=[2×(-2)×2, 2×(-2)]=[-8,-4]. → Update simultaneously: New w=1-0.05×(-8)=1.4; new b=1.2. → Check new loss: New y=4, residual -1, loss 1: lower than 4."/>
             <wp:cNvGraphicFramePr>
               <a:graphicFrameLocks noChangeAspect="1"/>
             </wp:cNvGraphicFramePr>
@@ -4507,7 +5411,7 @@
                     <pic:cNvPicPr/>
                   </pic:nvPicPr>
                   <pic:blipFill>
-                    <a:blip r:embed="rId12"/>
+                    <a:blip r:embed="rId9"/>
                     <a:stretch>
                       <a:fillRect/>
                     </a:stretch>
@@ -4540,7 +5444,6 @@
     <w:p>
       <w:pPr>
         <w:spacing w:line="336" w:lineRule="auto" w:after="180"/>
-        <w:shd w:fill="F5F1FB"/>
       </w:pPr>
       <w:r>
         <w:rPr>
@@ -4563,7 +5466,7 @@
     </w:p>
     <w:p>
       <w:pPr>
-        <w:pStyle w:val="Heading3"/>
+        <w:pStyle w:val="Heading2"/>
       </w:pPr>
       <w:r>
         <w:t>03. Loss before and after rate 0.05 update</w:t>
@@ -4574,7 +5477,7 @@
         <w:drawing>
           <wp:inline xmlns:a="http://schemas.openxmlformats.org/drawingml/2006/main" xmlns:pic="http://schemas.openxmlformats.org/drawingml/2006/picture">
             <wp:extent cx="5486400" cy="2834640"/>
-            <wp:docPr id="5" name="Picture 5" descr="Loss before and after rate 0.05 update. Units: squared error. before: 4. after: 1."/>
+            <wp:docPr id="7" name="Picture 7" descr="Loss before and after rate 0.05 update. Units: squared error. before: 4. after: 1."/>
             <wp:cNvGraphicFramePr>
               <a:graphicFrameLocks noChangeAspect="1"/>
             </wp:cNvGraphicFramePr>
@@ -4586,7 +5489,7 @@
                     <pic:cNvPicPr/>
                   </pic:nvPicPr>
                   <pic:blipFill>
-                    <a:blip r:embed="rId13"/>
+                    <a:blip r:embed="rId14"/>
                     <a:stretch>
                       <a:fillRect/>
                     </a:stretch>
@@ -4619,7 +5522,6 @@
     <w:p>
       <w:pPr>
         <w:spacing w:line="336" w:lineRule="auto" w:after="180"/>
-        <w:shd w:fill="F5F1FB"/>
       </w:pPr>
       <w:r>
         <w:rPr>
@@ -4630,7 +5532,7 @@
     </w:p>
     <w:p>
       <w:pPr>
-        <w:pStyle w:val="Heading3"/>
+        <w:pStyle w:val="Heading2"/>
       </w:pPr>
       <w:r>
         <w:t>04. Change one thing. Trace what follows.</w:t>
@@ -4641,7 +5543,7 @@
         <w:drawing>
           <wp:inline xmlns:a="http://schemas.openxmlformats.org/drawingml/2006/main" xmlns:pic="http://schemas.openxmlformats.org/drawingml/2006/picture">
             <wp:extent cx="5486400" cy="3026664"/>
-            <wp:docPr id="6" name="Picture 6" descr="Original case: New y=4, residual -1, loss 1: lower than 4. Changed condition: Set learning rate 0.2 from the same starting point. Expected result: New w=2.6, b=1.8, y=7, squared loss 4: no improvement. Reason: The larger update jumps to an equally distant point on the opposite side of the target."/>
+            <wp:docPr id="8" name="Picture 8" descr="Original case: New y=4, residual -1, loss 1: lower than 4. Changed condition: Set learning rate 0.2 from the same starting point. Expected result: New w=2.6, b=1.8, y=7, squared loss 4: no improvement. Reason: The larger update jumps to an equally distant point on the opposite side of the target."/>
             <wp:cNvGraphicFramePr>
               <a:graphicFrameLocks noChangeAspect="1"/>
             </wp:cNvGraphicFramePr>
@@ -4653,7 +5555,7 @@
                     <pic:cNvPicPr/>
                   </pic:nvPicPr>
                   <pic:blipFill>
-                    <a:blip r:embed="rId14"/>
+                    <a:blip r:embed="rId10"/>
                     <a:stretch>
                       <a:fillRect/>
                     </a:stretch>
@@ -4709,7 +5611,6 @@
     <w:p>
       <w:pPr>
         <w:spacing w:line="336" w:lineRule="auto" w:after="180"/>
-        <w:shd w:fill="F5F1FB"/>
       </w:pPr>
       <w:r>
         <w:rPr>
@@ -4720,7 +5621,7 @@
     </w:p>
     <w:p>
       <w:pPr>
-        <w:pStyle w:val="Heading3"/>
+        <w:pStyle w:val="Heading2"/>
       </w:pPr>
       <w:r>
         <w:t>05. Connect the explanation to its limit</w:t>
@@ -4731,7 +5632,7 @@
         <w:drawing>
           <wp:inline xmlns:a="http://schemas.openxmlformats.org/drawingml/2006/main" xmlns:pic="http://schemas.openxmlformats.org/drawingml/2006/picture">
             <wp:extent cx="5486400" cy="2834640"/>
-            <wp:docPr id="7" name="Picture 7" descr="Gradient descent subtracts learning rate times gradient. A negative gradient makes this subtraction increase the parameter. Compute both gradients at the original [w,b] before updating either one. The small step brings the prediction closer to five, reducing squared error. A larger step can cross the target and undo that gain, so the new prediction and loss must be recalculated. Limit: One successful toy update is not evidence of convergence for a real network or generalisation to unseen data."/>
+            <wp:docPr id="9" name="Picture 9" descr="Gradient descent subtracts learning rate times gradient. A negative gradient makes this subtraction increase the parameter. Compute both gradients at the original [w,b] before updating either one. The small step brings the prediction closer to five, reducing squared error. A larger step can cross the target and undo that gain, so the new prediction and loss must be recalculated. Limit: One successful toy update is not evidence of convergence for a real network or generalisation to unseen data."/>
             <wp:cNvGraphicFramePr>
               <a:graphicFrameLocks noChangeAspect="1"/>
             </wp:cNvGraphicFramePr>
@@ -4852,7 +5753,6 @@
     <w:p>
       <w:pPr>
         <w:spacing w:line="336" w:lineRule="auto" w:after="180"/>
-        <w:shd w:fill="F5F1FB"/>
       </w:pPr>
       <w:r>
         <w:rPr>
@@ -4863,7 +5763,7 @@
     </w:p>
     <w:p>
       <w:pPr>
-        <w:pStyle w:val="Heading3"/>
+        <w:pStyle w:val="Heading2"/>
       </w:pPr>
       <w:r>
         <w:t>06. Make the idea visible in your project</w:t>
@@ -4874,7 +5774,7 @@
         <w:drawing>
           <wp:inline xmlns:a="http://schemas.openxmlformats.org/drawingml/2006/main" xmlns:pic="http://schemas.openxmlformats.org/drawingml/2006/picture">
             <wp:extent cx="5486400" cy="3681984"/>
-            <wp:docPr id="8" name="Picture 8" descr="For your Image-pattern Network Investigation, save the input, procedure, observed result and limitation of this check. Label this worked example as practice; use a different, previously unreviewed case when checking independent understanding. Draw your input, deciding step, result and limit. Supported question: Why must new loss be recomputed rather than assumed smaller? Point to the relevant step in the picture, then write the changed result and the rule or evidence that supports it."/>
+            <wp:docPr id="10" name="Picture 10" descr="For your Image-pattern Network Investigation, save the input, procedure, observed result and limitation of this check. Label this worked example as practice; use a different, previously unreviewed case when checking independent understanding. Draw your input, deciding step, result and limit. Supported question: Why must new loss be recomputed rather than assumed smaller? Point to the relevant step in the picture, then write the changed result and the rule or evidence that supports it."/>
             <wp:cNvGraphicFramePr>
               <a:graphicFrameLocks noChangeAspect="1"/>
             </wp:cNvGraphicFramePr>
@@ -4977,7 +5877,6 @@
     <w:p>
       <w:pPr>
         <w:spacing w:line="336" w:lineRule="auto" w:after="180"/>
-        <w:shd w:fill="F5F1FB"/>
       </w:pPr>
       <w:r>
         <w:rPr>
@@ -4996,6 +5895,62 @@
           <w:b w:val="0"/>
         </w:rPr>
         <w:t>.</w:t>
+      </w:r>
+    </w:p>
+    <w:p>
+      <w:pPr>
+        <w:pStyle w:val="Heading2"/>
+      </w:pPr>
+      <w:r>
+        <w:t>Earlier wording, alternatives and picture transcripts · reference / check after trying</w:t>
+      </w:r>
+    </w:p>
+    <w:p>
+      <w:pPr>
+        <w:pStyle w:val="Heading3"/>
+      </w:pPr>
+      <w:r>
+        <w:t>01. Updating parameters: the case</w:t>
+      </w:r>
+    </w:p>
+    <w:p>
+      <w:pPr>
+        <w:pStyle w:val="Heading3"/>
+      </w:pPr>
+      <w:r>
+        <w:t>02. Follow the deciding steps</w:t>
+      </w:r>
+    </w:p>
+    <w:p>
+      <w:pPr>
+        <w:pStyle w:val="Heading3"/>
+      </w:pPr>
+      <w:r>
+        <w:t>03. Loss before and after rate 0.05 update</w:t>
+      </w:r>
+    </w:p>
+    <w:p>
+      <w:pPr>
+        <w:pStyle w:val="Heading3"/>
+      </w:pPr>
+      <w:r>
+        <w:t>04. Change one thing. Trace what follows.</w:t>
+      </w:r>
+    </w:p>
+    <w:p>
+      <w:pPr>
+        <w:pStyle w:val="Heading3"/>
+      </w:pPr>
+      <w:r>
+        <w:t>05. Connect the explanation to its limit</w:t>
+      </w:r>
+    </w:p>
+    <w:p>
+      <w:pPr>
+        <w:pStyle w:val="Heading3"/>
+      </w:pPr>
+      <w:r>
+        <w:t>06. Make the idea visible in your project</w:t>
       </w:r>
     </w:p>
     <w:sectPr>
